--- a/Lab-Manjaro/08-Rnw/salida/ahorro_interpretacion_representacion_n2_v2_1.docx
+++ b/Lab-Manjaro/08-Rnw/salida/ahorro_interpretacion_representacion_n2_v2_1.docx
@@ -137,7 +137,7 @@
         <w:br/>
       </w:r>
       <w:r>
-        <w:t xml:space="preserve">Diego quiere ahorrar $125.000 cada mes durante 3 meses. Como ayuda para su proyecto, sus padres le han propuesto dos opciones, pero solo puede elegir una de ellas.</w:t>
+        <w:t xml:space="preserve">Carlos quiere ahorrar $200.000 cada mes durante 3 meses. Como ayuda para su proyecto, sus padres le han propuesto dos opciones, pero solo puede elegir una de ellas.</w:t>
       </w:r>
     </w:p>
     <w:p>
@@ -152,13 +152,13 @@
           <w:b/>
           <w:bCs/>
         </w:rPr>
-        <w:t xml:space="preserve">Opcion 1 (tio):</w:t>
-      </w:r>
-      <w:r>
-        <w:t xml:space="preserve"> </w:t>
-      </w:r>
-      <w:r>
-        <w:t xml:space="preserve">Al finalizar cada mes, su tio le regala un porcentaje del dinero que tenga acumulado.</w:t>
+        <w:t xml:space="preserve">Opcion 1 (hermano):</w:t>
+      </w:r>
+      <w:r>
+        <w:t xml:space="preserve"> </w:t>
+      </w:r>
+      <w:r>
+        <w:t xml:space="preserve">Al finalizar cada mes, su hermano le regala un porcentaje del dinero que tenga acumulado.</w:t>
       </w:r>
     </w:p>
     <w:tbl>
@@ -236,7 +236,7 @@
               <w:jc w:val="center"/>
             </w:pPr>
             <w:r>
-              <w:t xml:space="preserve">$125.000</w:t>
+              <w:t xml:space="preserve">$200.000</w:t>
             </w:r>
           </w:p>
         </w:tc>
@@ -260,7 +260,7 @@
               <w:jc w:val="center"/>
             </w:pPr>
             <w:r>
-              <w:t xml:space="preserve">11%</w:t>
+              <w:t xml:space="preserve">9%</w:t>
             </w:r>
           </w:p>
         </w:tc>
@@ -274,7 +274,7 @@
               <w:jc w:val="center"/>
             </w:pPr>
             <w:r>
-              <w:t xml:space="preserve">$250.000</w:t>
+              <w:t xml:space="preserve">$400.000</w:t>
             </w:r>
           </w:p>
         </w:tc>
@@ -298,7 +298,7 @@
               <w:jc w:val="center"/>
             </w:pPr>
             <w:r>
-              <w:t xml:space="preserve">11%</w:t>
+              <w:t xml:space="preserve">9%</w:t>
             </w:r>
           </w:p>
         </w:tc>
@@ -312,7 +312,7 @@
               <w:jc w:val="center"/>
             </w:pPr>
             <w:r>
-              <w:t xml:space="preserve">$375.000</w:t>
+              <w:t xml:space="preserve">$600.000</w:t>
             </w:r>
           </w:p>
         </w:tc>
@@ -336,7 +336,7 @@
               <w:jc w:val="center"/>
             </w:pPr>
             <w:r>
-              <w:t xml:space="preserve">11%</w:t>
+              <w:t xml:space="preserve">9%</w:t>
             </w:r>
           </w:p>
         </w:tc>
@@ -438,7 +438,7 @@
               <w:jc w:val="center"/>
             </w:pPr>
             <w:r>
-              <w:t xml:space="preserve">$125.000</w:t>
+              <w:t xml:space="preserve">$200.000</w:t>
             </w:r>
           </w:p>
         </w:tc>
@@ -476,7 +476,7 @@
               <w:jc w:val="center"/>
             </w:pPr>
             <w:r>
-              <w:t xml:space="preserve">$250.000</w:t>
+              <w:t xml:space="preserve">$400.000</w:t>
             </w:r>
           </w:p>
         </w:tc>
@@ -500,7 +500,7 @@
               <w:jc w:val="center"/>
             </w:pPr>
             <w:r>
-              <w:t xml:space="preserve">4%</w:t>
+              <w:t xml:space="preserve">3%</w:t>
             </w:r>
           </w:p>
         </w:tc>
@@ -514,7 +514,7 @@
               <w:jc w:val="center"/>
             </w:pPr>
             <w:r>
-              <w:t xml:space="preserve">$375.000</w:t>
+              <w:t xml:space="preserve">$600.000</w:t>
             </w:r>
           </w:p>
         </w:tc>
@@ -538,7 +538,7 @@
               <w:jc w:val="center"/>
             </w:pPr>
             <w:r>
-              <w:t xml:space="preserve">22%</w:t>
+              <w:t xml:space="preserve">20%</w:t>
             </w:r>
           </w:p>
         </w:tc>
@@ -552,7 +552,7 @@
         </w:numPr>
       </w:pPr>
       <w:r>
-        <w:t xml:space="preserve">Diego decide elegir la opcion en la que le regalen la mayor cantidad de dinero y elige la ayuda del tio. ¿Es correcta la eleccion de Diego?</w:t>
+        <w:t xml:space="preserve">Carlos decide elegir la opcion en la que le regalen la mayor cantidad de dinero y elige la ayuda del hermano. ¿Es correcta la eleccion de Carlos?</w:t>
       </w:r>
     </w:p>
     <w:p>
@@ -563,7 +563,7 @@
         </w:numPr>
       </w:pPr>
       <w:r>
-        <w:t xml:space="preserve">Si, porque la ayuda total del tio es de $ 82.500 mientras que del abuelo es de $ 96.250 .</w:t>
+        <w:t xml:space="preserve">No, porque la ayuda total del abuelo es de $ 138.000 mientras que del hermano es de $ 108.000 .</w:t>
       </w:r>
     </w:p>
     <w:p>
@@ -574,7 +574,7 @@
         </w:numPr>
       </w:pPr>
       <w:r>
-        <w:t xml:space="preserve">No, porque la ayuda total del abuelo es de $ 96.250 mientras que del tio es de $ 82.500 .</w:t>
+        <w:t xml:space="preserve">Si, porque con la ayuda del hermano recibe el 9 % del total ahorrado y con la ayuda del abuelo recibe el 8.7 %.</w:t>
       </w:r>
     </w:p>
     <w:p>
@@ -585,7 +585,7 @@
         </w:numPr>
       </w:pPr>
       <w:r>
-        <w:t xml:space="preserve">Si, porque con la ayuda del tio recibe el 11 % del total ahorrado y con la ayuda del abuelo recibe el 9.7 %.</w:t>
+        <w:t xml:space="preserve">No, porque con la ayuda del hermano el porcentaje del primer mes es del 9 % y con la ayuda del abuelo es del 3 %.</w:t>
       </w:r>
     </w:p>
     <w:p>
@@ -596,7 +596,7 @@
         </w:numPr>
       </w:pPr>
       <w:r>
-        <w:t xml:space="preserve">No, porque con la ayuda del tio el porcentaje del primer mes es del 11 % y con la ayuda del abuelo es del 3 %.</w:t>
+        <w:t xml:space="preserve">Si, porque la ayuda total del hermano es de $ 108.000 mientras que del abuelo es de $ 138.000 .</w:t>
       </w:r>
     </w:p>
     <w:p>
@@ -617,7 +617,7 @@
         <w:br/>
       </w:r>
       <w:r>
-        <w:t xml:space="preserve">Para resolver este problema, debemos calcular la ayuda total que recibiria Diego con cada opcion.</w:t>
+        <w:t xml:space="preserve">Para resolver este problema, debemos calcular la ayuda total que recibiria Carlos con cada opcion.</w:t>
       </w:r>
     </w:p>
     <w:p>
@@ -632,18 +632,18 @@
           <w:b/>
           <w:bCs/>
         </w:rPr>
-        <w:t xml:space="preserve">Opcion 1 (tio):</w:t>
-      </w:r>
-    </w:p>
-    <w:p>
-      <w:pPr>
-        <w:numPr>
-          <w:ilvl w:val="0"/>
-          <w:numId w:val="1000"/>
-        </w:numPr>
-      </w:pPr>
-      <w:r>
-        <w:t xml:space="preserve">Mes 1: $125.000</w:t>
+        <w:t xml:space="preserve">Opcion 1 (hermano):</w:t>
+      </w:r>
+    </w:p>
+    <w:p>
+      <w:pPr>
+        <w:numPr>
+          <w:ilvl w:val="0"/>
+          <w:numId w:val="1000"/>
+        </w:numPr>
+      </w:pPr>
+      <w:r>
+        <w:t xml:space="preserve">Mes 1: $200.000</w:t>
       </w:r>
       <w:r>
         <w:t xml:space="preserve"> </w:t>
@@ -660,18 +660,18 @@
         <w:t xml:space="preserve"> </w:t>
       </w:r>
       <w:r>
-        <w:t xml:space="preserve">11% = $13.750</w:t>
-      </w:r>
-    </w:p>
-    <w:p>
-      <w:pPr>
-        <w:numPr>
-          <w:ilvl w:val="0"/>
-          <w:numId w:val="1000"/>
-        </w:numPr>
-      </w:pPr>
-      <w:r>
-        <w:t xml:space="preserve">Mes 2: $250.000</w:t>
+        <w:t xml:space="preserve">9% = $18.000</w:t>
+      </w:r>
+    </w:p>
+    <w:p>
+      <w:pPr>
+        <w:numPr>
+          <w:ilvl w:val="0"/>
+          <w:numId w:val="1000"/>
+        </w:numPr>
+      </w:pPr>
+      <w:r>
+        <w:t xml:space="preserve">Mes 2: $400.000</w:t>
       </w:r>
       <w:r>
         <w:t xml:space="preserve"> </w:t>
@@ -688,18 +688,18 @@
         <w:t xml:space="preserve"> </w:t>
       </w:r>
       <w:r>
-        <w:t xml:space="preserve">11% = $27.500</w:t>
-      </w:r>
-    </w:p>
-    <w:p>
-      <w:pPr>
-        <w:numPr>
-          <w:ilvl w:val="0"/>
-          <w:numId w:val="1000"/>
-        </w:numPr>
-      </w:pPr>
-      <w:r>
-        <w:t xml:space="preserve">Mes 3: $375.000</w:t>
+        <w:t xml:space="preserve">9% = $36.000</w:t>
+      </w:r>
+    </w:p>
+    <w:p>
+      <w:pPr>
+        <w:numPr>
+          <w:ilvl w:val="0"/>
+          <w:numId w:val="1000"/>
+        </w:numPr>
+      </w:pPr>
+      <w:r>
+        <w:t xml:space="preserve">Mes 3: $600.000</w:t>
       </w:r>
       <w:r>
         <w:t xml:space="preserve"> </w:t>
@@ -716,18 +716,18 @@
         <w:t xml:space="preserve"> </w:t>
       </w:r>
       <w:r>
-        <w:t xml:space="preserve">11% = $41.250</w:t>
-      </w:r>
-    </w:p>
-    <w:p>
-      <w:pPr>
-        <w:numPr>
-          <w:ilvl w:val="0"/>
-          <w:numId w:val="1000"/>
-        </w:numPr>
-      </w:pPr>
-      <w:r>
-        <w:t xml:space="preserve">Total tio: $82.500</w:t>
+        <w:t xml:space="preserve">9% = $54.000</w:t>
+      </w:r>
+    </w:p>
+    <w:p>
+      <w:pPr>
+        <w:numPr>
+          <w:ilvl w:val="0"/>
+          <w:numId w:val="1000"/>
+        </w:numPr>
+      </w:pPr>
+      <w:r>
+        <w:t xml:space="preserve">Total hermano: $108.000</w:t>
       </w:r>
     </w:p>
     <w:p>
@@ -753,7 +753,7 @@
         </w:numPr>
       </w:pPr>
       <w:r>
-        <w:t xml:space="preserve">Mes 1: $125.000</w:t>
+        <w:t xml:space="preserve">Mes 1: $200.000</w:t>
       </w:r>
       <w:r>
         <w:t xml:space="preserve"> </w:t>
@@ -770,18 +770,18 @@
         <w:t xml:space="preserve"> </w:t>
       </w:r>
       <w:r>
-        <w:t xml:space="preserve">3% = $3.750</w:t>
-      </w:r>
-    </w:p>
-    <w:p>
-      <w:pPr>
-        <w:numPr>
-          <w:ilvl w:val="0"/>
-          <w:numId w:val="1000"/>
-        </w:numPr>
-      </w:pPr>
-      <w:r>
-        <w:t xml:space="preserve">Mes 2: $250.000</w:t>
+        <w:t xml:space="preserve">3% = $6.000</w:t>
+      </w:r>
+    </w:p>
+    <w:p>
+      <w:pPr>
+        <w:numPr>
+          <w:ilvl w:val="0"/>
+          <w:numId w:val="1000"/>
+        </w:numPr>
+      </w:pPr>
+      <w:r>
+        <w:t xml:space="preserve">Mes 2: $400.000</w:t>
       </w:r>
       <w:r>
         <w:t xml:space="preserve"> </w:t>
@@ -798,18 +798,18 @@
         <w:t xml:space="preserve"> </w:t>
       </w:r>
       <w:r>
-        <w:t xml:space="preserve">4% = $10.000</w:t>
-      </w:r>
-    </w:p>
-    <w:p>
-      <w:pPr>
-        <w:numPr>
-          <w:ilvl w:val="0"/>
-          <w:numId w:val="1000"/>
-        </w:numPr>
-      </w:pPr>
-      <w:r>
-        <w:t xml:space="preserve">Mes 3: $375.000</w:t>
+        <w:t xml:space="preserve">3% = $12.000</w:t>
+      </w:r>
+    </w:p>
+    <w:p>
+      <w:pPr>
+        <w:numPr>
+          <w:ilvl w:val="0"/>
+          <w:numId w:val="1000"/>
+        </w:numPr>
+      </w:pPr>
+      <w:r>
+        <w:t xml:space="preserve">Mes 3: $600.000</w:t>
       </w:r>
       <w:r>
         <w:t xml:space="preserve"> </w:t>
@@ -826,29 +826,29 @@
         <w:t xml:space="preserve"> </w:t>
       </w:r>
       <w:r>
-        <w:t xml:space="preserve">22% = $82.500</w:t>
-      </w:r>
-    </w:p>
-    <w:p>
-      <w:pPr>
-        <w:numPr>
-          <w:ilvl w:val="0"/>
-          <w:numId w:val="1000"/>
-        </w:numPr>
-      </w:pPr>
-      <w:r>
-        <w:t xml:space="preserve">Total abuelo: $96.250</w:t>
-      </w:r>
-    </w:p>
-    <w:p>
-      <w:pPr>
-        <w:numPr>
-          <w:ilvl w:val="0"/>
-          <w:numId w:val="1000"/>
-        </w:numPr>
-      </w:pPr>
-      <w:r>
-        <w:t xml:space="preserve">Por lo tanto, el abuelo ofrece mas ayuda ($96.250 vs $82.500), por lo que la eleccion de Diego fue incorrecta.</w:t>
+        <w:t xml:space="preserve">20% = $120.000</w:t>
+      </w:r>
+    </w:p>
+    <w:p>
+      <w:pPr>
+        <w:numPr>
+          <w:ilvl w:val="0"/>
+          <w:numId w:val="1000"/>
+        </w:numPr>
+      </w:pPr>
+      <w:r>
+        <w:t xml:space="preserve">Total abuelo: $138.000</w:t>
+      </w:r>
+    </w:p>
+    <w:p>
+      <w:pPr>
+        <w:numPr>
+          <w:ilvl w:val="0"/>
+          <w:numId w:val="1000"/>
+        </w:numPr>
+      </w:pPr>
+      <w:r>
+        <w:t xml:space="preserve">Por lo tanto, el abuelo ofrece mas ayuda ($138.000 vs $108.000), por lo que la eleccion de Carlos fue incorrecta.</w:t>
       </w:r>
     </w:p>
     <w:p>
@@ -859,7 +859,7 @@
         </w:numPr>
       </w:pPr>
       <w:r>
-        <w:t xml:space="preserve">Incorrecto. Al calcular los totales: abuelo = $ 96.250 y tio = $ 82.500 . el abuelo ofrece mas ayuda, por lo que la eleccion fue incorrecta.</w:t>
+        <w:t xml:space="preserve">Correcto. Al calcular los totales: abuelo = $ 138.000 y hermano = $ 108.000 . el abuelo ofrece mas ayuda, por lo que la eleccion fue incorrecta.</w:t>
       </w:r>
     </w:p>
     <w:p>
@@ -870,7 +870,7 @@
         </w:numPr>
       </w:pPr>
       <w:r>
-        <w:t xml:space="preserve">Correcto. Al calcular los totales: abuelo = $ 96.250 y tio = $ 82.500 . el abuelo ofrece mas ayuda, por lo que la eleccion fue incorrecta.</w:t>
+        <w:t xml:space="preserve">Incorrecto. Aunque los porcentajes pueden parecer similares, lo importante son los totales absolutos: $ 138.000 vs $ 108.000 .</w:t>
       </w:r>
     </w:p>
     <w:p>
@@ -881,7 +881,7 @@
         </w:numPr>
       </w:pPr>
       <w:r>
-        <w:t xml:space="preserve">Incorrecto. Aunque los porcentajes pueden parecer similares, lo importante son los totales absolutos: $ 96.250 vs $ 82.500 .</w:t>
+        <w:t xml:space="preserve">Incorrecto. Aunque algunos porcentajes individuales pueden variar, el total acumulado del abuelo ($ 138.000 ) es mayor.</w:t>
       </w:r>
     </w:p>
     <w:p>
@@ -892,7 +892,7 @@
         </w:numPr>
       </w:pPr>
       <w:r>
-        <w:t xml:space="preserve">Incorrecto. Aunque algunos porcentajes individuales pueden variar, el total acumulado del abuelo ($ 96.250 ) es mayor.</w:t>
+        <w:t xml:space="preserve">Incorrecto. Al calcular los totales: abuelo = $ 138.000 y hermano = $ 108.000 . el abuelo ofrece mas ayuda, por lo que la eleccion fue incorrecta.</w:t>
       </w:r>
     </w:p>
     <w:p>
@@ -913,7 +913,7 @@
         <w:br/>
       </w:r>
       <w:r>
-        <w:t xml:space="preserve">Diego quiere ahorrar $125.000 cada mes durante 3 meses. Como ayuda para su proyecto, sus padres le han propuesto dos opciones, pero solo puede elegir una de ellas.</w:t>
+        <w:t xml:space="preserve">Sofia quiere ahorrar $150.000 cada mes durante 3 meses. Como ayuda para su proyecto, sus padres le han propuesto dos opciones, pero solo puede elegir una de ellas.</w:t>
       </w:r>
     </w:p>
     <w:p>
@@ -928,13 +928,13 @@
           <w:b/>
           <w:bCs/>
         </w:rPr>
-        <w:t xml:space="preserve">Opcion 1 (hermano):</w:t>
-      </w:r>
-      <w:r>
-        <w:t xml:space="preserve"> </w:t>
-      </w:r>
-      <w:r>
-        <w:t xml:space="preserve">Al finalizar cada mes, su hermano le regala un porcentaje del dinero que tenga acumulado.</w:t>
+        <w:t xml:space="preserve">Opcion 1 (abuelo):</w:t>
+      </w:r>
+      <w:r>
+        <w:t xml:space="preserve"> </w:t>
+      </w:r>
+      <w:r>
+        <w:t xml:space="preserve">Al finalizar cada mes, su abuelo le regala un porcentaje del dinero que tenga acumulado.</w:t>
       </w:r>
     </w:p>
     <w:tbl>
@@ -1012,7 +1012,7 @@
               <w:jc w:val="center"/>
             </w:pPr>
             <w:r>
-              <w:t xml:space="preserve">$125.000</w:t>
+              <w:t xml:space="preserve">$150.000</w:t>
             </w:r>
           </w:p>
         </w:tc>
@@ -1036,7 +1036,7 @@
               <w:jc w:val="center"/>
             </w:pPr>
             <w:r>
-              <w:t xml:space="preserve">12%</w:t>
+              <w:t xml:space="preserve">16%</w:t>
             </w:r>
           </w:p>
         </w:tc>
@@ -1050,7 +1050,7 @@
               <w:jc w:val="center"/>
             </w:pPr>
             <w:r>
-              <w:t xml:space="preserve">$250.000</w:t>
+              <w:t xml:space="preserve">$300.000</w:t>
             </w:r>
           </w:p>
         </w:tc>
@@ -1074,7 +1074,7 @@
               <w:jc w:val="center"/>
             </w:pPr>
             <w:r>
-              <w:t xml:space="preserve">12%</w:t>
+              <w:t xml:space="preserve">16%</w:t>
             </w:r>
           </w:p>
         </w:tc>
@@ -1088,7 +1088,7 @@
               <w:jc w:val="center"/>
             </w:pPr>
             <w:r>
-              <w:t xml:space="preserve">$375.000</w:t>
+              <w:t xml:space="preserve">$450.000</w:t>
             </w:r>
           </w:p>
         </w:tc>
@@ -1112,7 +1112,7 @@
               <w:jc w:val="center"/>
             </w:pPr>
             <w:r>
-              <w:t xml:space="preserve">12%</w:t>
+              <w:t xml:space="preserve">16%</w:t>
             </w:r>
           </w:p>
         </w:tc>
@@ -1130,13 +1130,13 @@
           <w:b/>
           <w:bCs/>
         </w:rPr>
-        <w:t xml:space="preserve">Opcion 2 (abuelo):</w:t>
-      </w:r>
-      <w:r>
-        <w:t xml:space="preserve"> </w:t>
-      </w:r>
-      <w:r>
-        <w:t xml:space="preserve">Al finalizar cada mes, su abuelo le regala un porcentaje del dinero que tenga acumulado.</w:t>
+        <w:t xml:space="preserve">Opcion 2 (hermano):</w:t>
+      </w:r>
+      <w:r>
+        <w:t xml:space="preserve"> </w:t>
+      </w:r>
+      <w:r>
+        <w:t xml:space="preserve">Al finalizar cada mes, su hermano le regala un porcentaje del dinero que tenga acumulado.</w:t>
       </w:r>
     </w:p>
     <w:tbl>
@@ -1214,7 +1214,7 @@
               <w:jc w:val="center"/>
             </w:pPr>
             <w:r>
-              <w:t xml:space="preserve">$125.000</w:t>
+              <w:t xml:space="preserve">$150.000</w:t>
             </w:r>
           </w:p>
         </w:tc>
@@ -1238,7 +1238,7 @@
               <w:jc w:val="center"/>
             </w:pPr>
             <w:r>
-              <w:t xml:space="preserve">3%</w:t>
+              <w:t xml:space="preserve">5%</w:t>
             </w:r>
           </w:p>
         </w:tc>
@@ -1252,7 +1252,7 @@
               <w:jc w:val="center"/>
             </w:pPr>
             <w:r>
-              <w:t xml:space="preserve">$250.000</w:t>
+              <w:t xml:space="preserve">$300.000</w:t>
             </w:r>
           </w:p>
         </w:tc>
@@ -1276,7 +1276,7 @@
               <w:jc w:val="center"/>
             </w:pPr>
             <w:r>
-              <w:t xml:space="preserve">3%</w:t>
+              <w:t xml:space="preserve">7%</w:t>
             </w:r>
           </w:p>
         </w:tc>
@@ -1290,7 +1290,7 @@
               <w:jc w:val="center"/>
             </w:pPr>
             <w:r>
-              <w:t xml:space="preserve">$375.000</w:t>
+              <w:t xml:space="preserve">$450.000</w:t>
             </w:r>
           </w:p>
         </w:tc>
@@ -1328,7 +1328,7 @@
         </w:numPr>
       </w:pPr>
       <w:r>
-        <w:t xml:space="preserve">Diego decide elegir la opcion en la que le regalen la mayor cantidad de dinero y elige la ayuda del hermano. ¿Es correcta la eleccion de Diego?</w:t>
+        <w:t xml:space="preserve">Sofia decide elegir la opcion en la que le regalen la mayor cantidad de dinero y elige la ayuda del hermano. ¿Es correcta la eleccion de Sofia?</w:t>
       </w:r>
     </w:p>
     <w:p>
@@ -1339,7 +1339,7 @@
         </w:numPr>
       </w:pPr>
       <w:r>
-        <w:t xml:space="preserve">Si, porque con la ayuda del hermano recibe el 12 % del total ahorrado y con la ayuda del abuelo recibe el 7 %.</w:t>
+        <w:t xml:space="preserve">No, porque la ayuda total del abuelo es de $ 144.000 mientras que del hermano es de $ 96.000 .</w:t>
       </w:r>
     </w:p>
     <w:p>
@@ -1350,7 +1350,7 @@
         </w:numPr>
       </w:pPr>
       <w:r>
-        <w:t xml:space="preserve">Si, porque la ayuda total del hermano es de $ 90.000 mientras que del abuelo es de $ 67.500 .</w:t>
+        <w:t xml:space="preserve">Si, porque la ayuda total del hermano es de $ 96.000 mientras que del abuelo es de $ 144.000 .</w:t>
       </w:r>
     </w:p>
     <w:p>
@@ -1361,7 +1361,7 @@
         </w:numPr>
       </w:pPr>
       <w:r>
-        <w:t xml:space="preserve">No, porque la ayuda total del abuelo es de $ 67.500 mientras que del hermano es de $ 90.000 .</w:t>
+        <w:t xml:space="preserve">No, porque con la ayuda del hermano el porcentaje del primer mes es del 5 % y con la ayuda del abuelo es del 16 %.</w:t>
       </w:r>
     </w:p>
     <w:p>
@@ -1372,7 +1372,7 @@
         </w:numPr>
       </w:pPr>
       <w:r>
-        <w:t xml:space="preserve">No, porque con la ayuda del hermano el porcentaje del primer mes es del 12 % y con la ayuda del abuelo es del 3 %.</w:t>
+        <w:t xml:space="preserve">Si, porque con la ayuda del hermano recibe el 9 % del total ahorrado y con la ayuda del abuelo recibe el 16 %.</w:t>
       </w:r>
     </w:p>
     <w:p>
@@ -1393,7 +1393,7 @@
         <w:br/>
       </w:r>
       <w:r>
-        <w:t xml:space="preserve">Para resolver este problema, debemos calcular la ayuda total que recibiria Diego con cada opcion.</w:t>
+        <w:t xml:space="preserve">Para resolver este problema, debemos calcular la ayuda total que recibiria Sofia con cada opcion.</w:t>
       </w:r>
     </w:p>
     <w:p>
@@ -1408,18 +1408,18 @@
           <w:b/>
           <w:bCs/>
         </w:rPr>
-        <w:t xml:space="preserve">Opcion 1 (hermano):</w:t>
-      </w:r>
-    </w:p>
-    <w:p>
-      <w:pPr>
-        <w:numPr>
-          <w:ilvl w:val="0"/>
-          <w:numId w:val="1000"/>
-        </w:numPr>
-      </w:pPr>
-      <w:r>
-        <w:t xml:space="preserve">Mes 1: $125.000</w:t>
+        <w:t xml:space="preserve">Opcion 1 (abuelo):</w:t>
+      </w:r>
+    </w:p>
+    <w:p>
+      <w:pPr>
+        <w:numPr>
+          <w:ilvl w:val="0"/>
+          <w:numId w:val="1000"/>
+        </w:numPr>
+      </w:pPr>
+      <w:r>
+        <w:t xml:space="preserve">Mes 1: $150.000</w:t>
       </w:r>
       <w:r>
         <w:t xml:space="preserve"> </w:t>
@@ -1436,18 +1436,18 @@
         <w:t xml:space="preserve"> </w:t>
       </w:r>
       <w:r>
-        <w:t xml:space="preserve">12% = $15.000</w:t>
-      </w:r>
-    </w:p>
-    <w:p>
-      <w:pPr>
-        <w:numPr>
-          <w:ilvl w:val="0"/>
-          <w:numId w:val="1000"/>
-        </w:numPr>
-      </w:pPr>
-      <w:r>
-        <w:t xml:space="preserve">Mes 2: $250.000</w:t>
+        <w:t xml:space="preserve">16% = $24.000</w:t>
+      </w:r>
+    </w:p>
+    <w:p>
+      <w:pPr>
+        <w:numPr>
+          <w:ilvl w:val="0"/>
+          <w:numId w:val="1000"/>
+        </w:numPr>
+      </w:pPr>
+      <w:r>
+        <w:t xml:space="preserve">Mes 2: $300.000</w:t>
       </w:r>
       <w:r>
         <w:t xml:space="preserve"> </w:t>
@@ -1464,18 +1464,18 @@
         <w:t xml:space="preserve"> </w:t>
       </w:r>
       <w:r>
-        <w:t xml:space="preserve">12% = $30.000</w:t>
-      </w:r>
-    </w:p>
-    <w:p>
-      <w:pPr>
-        <w:numPr>
-          <w:ilvl w:val="0"/>
-          <w:numId w:val="1000"/>
-        </w:numPr>
-      </w:pPr>
-      <w:r>
-        <w:t xml:space="preserve">Mes 3: $375.000</w:t>
+        <w:t xml:space="preserve">16% = $48.000</w:t>
+      </w:r>
+    </w:p>
+    <w:p>
+      <w:pPr>
+        <w:numPr>
+          <w:ilvl w:val="0"/>
+          <w:numId w:val="1000"/>
+        </w:numPr>
+      </w:pPr>
+      <w:r>
+        <w:t xml:space="preserve">Mes 3: $450.000</w:t>
       </w:r>
       <w:r>
         <w:t xml:space="preserve"> </w:t>
@@ -1492,18 +1492,18 @@
         <w:t xml:space="preserve"> </w:t>
       </w:r>
       <w:r>
-        <w:t xml:space="preserve">12% = $45.000</w:t>
-      </w:r>
-    </w:p>
-    <w:p>
-      <w:pPr>
-        <w:numPr>
-          <w:ilvl w:val="0"/>
-          <w:numId w:val="1000"/>
-        </w:numPr>
-      </w:pPr>
-      <w:r>
-        <w:t xml:space="preserve">Total hermano: $90.000</w:t>
+        <w:t xml:space="preserve">16% = $72.000</w:t>
+      </w:r>
+    </w:p>
+    <w:p>
+      <w:pPr>
+        <w:numPr>
+          <w:ilvl w:val="0"/>
+          <w:numId w:val="1000"/>
+        </w:numPr>
+      </w:pPr>
+      <w:r>
+        <w:t xml:space="preserve">Total abuelo: $144.000</w:t>
       </w:r>
     </w:p>
     <w:p>
@@ -1518,18 +1518,18 @@
           <w:b/>
           <w:bCs/>
         </w:rPr>
-        <w:t xml:space="preserve">Opcion 2 (abuelo):</w:t>
-      </w:r>
-    </w:p>
-    <w:p>
-      <w:pPr>
-        <w:numPr>
-          <w:ilvl w:val="0"/>
-          <w:numId w:val="1000"/>
-        </w:numPr>
-      </w:pPr>
-      <w:r>
-        <w:t xml:space="preserve">Mes 1: $125.000</w:t>
+        <w:t xml:space="preserve">Opcion 2 (hermano):</w:t>
+      </w:r>
+    </w:p>
+    <w:p>
+      <w:pPr>
+        <w:numPr>
+          <w:ilvl w:val="0"/>
+          <w:numId w:val="1000"/>
+        </w:numPr>
+      </w:pPr>
+      <w:r>
+        <w:t xml:space="preserve">Mes 1: $150.000</w:t>
       </w:r>
       <w:r>
         <w:t xml:space="preserve"> </w:t>
@@ -1546,18 +1546,18 @@
         <w:t xml:space="preserve"> </w:t>
       </w:r>
       <w:r>
-        <w:t xml:space="preserve">3% = $3.750</w:t>
-      </w:r>
-    </w:p>
-    <w:p>
-      <w:pPr>
-        <w:numPr>
-          <w:ilvl w:val="0"/>
-          <w:numId w:val="1000"/>
-        </w:numPr>
-      </w:pPr>
-      <w:r>
-        <w:t xml:space="preserve">Mes 2: $250.000</w:t>
+        <w:t xml:space="preserve">5% = $7.500</w:t>
+      </w:r>
+    </w:p>
+    <w:p>
+      <w:pPr>
+        <w:numPr>
+          <w:ilvl w:val="0"/>
+          <w:numId w:val="1000"/>
+        </w:numPr>
+      </w:pPr>
+      <w:r>
+        <w:t xml:space="preserve">Mes 2: $300.000</w:t>
       </w:r>
       <w:r>
         <w:t xml:space="preserve"> </w:t>
@@ -1574,18 +1574,18 @@
         <w:t xml:space="preserve"> </w:t>
       </w:r>
       <w:r>
-        <w:t xml:space="preserve">3% = $7.500</w:t>
-      </w:r>
-    </w:p>
-    <w:p>
-      <w:pPr>
-        <w:numPr>
-          <w:ilvl w:val="0"/>
-          <w:numId w:val="1000"/>
-        </w:numPr>
-      </w:pPr>
-      <w:r>
-        <w:t xml:space="preserve">Mes 3: $375.000</w:t>
+        <w:t xml:space="preserve">7% = $21.000</w:t>
+      </w:r>
+    </w:p>
+    <w:p>
+      <w:pPr>
+        <w:numPr>
+          <w:ilvl w:val="0"/>
+          <w:numId w:val="1000"/>
+        </w:numPr>
+      </w:pPr>
+      <w:r>
+        <w:t xml:space="preserve">Mes 3: $450.000</w:t>
       </w:r>
       <w:r>
         <w:t xml:space="preserve"> </w:t>
@@ -1602,29 +1602,29 @@
         <w:t xml:space="preserve"> </w:t>
       </w:r>
       <w:r>
-        <w:t xml:space="preserve">15% = $56.250</w:t>
-      </w:r>
-    </w:p>
-    <w:p>
-      <w:pPr>
-        <w:numPr>
-          <w:ilvl w:val="0"/>
-          <w:numId w:val="1000"/>
-        </w:numPr>
-      </w:pPr>
-      <w:r>
-        <w:t xml:space="preserve">Total abuelo: $67.500</w:t>
-      </w:r>
-    </w:p>
-    <w:p>
-      <w:pPr>
-        <w:numPr>
-          <w:ilvl w:val="0"/>
-          <w:numId w:val="1000"/>
-        </w:numPr>
-      </w:pPr>
-      <w:r>
-        <w:t xml:space="preserve">Por lo tanto, el hermano ofrece mas ayuda ($90.000 vs $67.500), por lo que la eleccion de Diego fue correcta.</w:t>
+        <w:t xml:space="preserve">15% = $67.500</w:t>
+      </w:r>
+    </w:p>
+    <w:p>
+      <w:pPr>
+        <w:numPr>
+          <w:ilvl w:val="0"/>
+          <w:numId w:val="1000"/>
+        </w:numPr>
+      </w:pPr>
+      <w:r>
+        <w:t xml:space="preserve">Total hermano: $96.000</w:t>
+      </w:r>
+    </w:p>
+    <w:p>
+      <w:pPr>
+        <w:numPr>
+          <w:ilvl w:val="0"/>
+          <w:numId w:val="1000"/>
+        </w:numPr>
+      </w:pPr>
+      <w:r>
+        <w:t xml:space="preserve">Por lo tanto, el abuelo ofrece mas ayuda ($144.000 vs $96.000), por lo que la eleccion de Sofia fue incorrecta.</w:t>
       </w:r>
     </w:p>
     <w:p>
@@ -1635,7 +1635,7 @@
         </w:numPr>
       </w:pPr>
       <w:r>
-        <w:t xml:space="preserve">Incorrecto. Aunque los porcentajes pueden parecer similares, lo importante son los totales absolutos: $ 90.000 vs $ 67.500 .</w:t>
+        <w:t xml:space="preserve">Correcto. Al calcular los totales: abuelo = $ 144.000 y hermano = $ 96.000 . el abuelo ofrece mas ayuda, por lo que la eleccion fue incorrecta.</w:t>
       </w:r>
     </w:p>
     <w:p>
@@ -1646,7 +1646,7 @@
         </w:numPr>
       </w:pPr>
       <w:r>
-        <w:t xml:space="preserve">Correcto. Al calcular los totales: hermano = $ 90.000 y abuelo = $ 67.500 . el hermano ofrece mas ayuda, por lo que la eleccion fue correcta.</w:t>
+        <w:t xml:space="preserve">Incorrecto. Al calcular los totales: abuelo = $ 144.000 y hermano = $ 96.000 . el abuelo ofrece mas ayuda, por lo que la eleccion fue incorrecta.</w:t>
       </w:r>
     </w:p>
     <w:p>
@@ -1657,7 +1657,7 @@
         </w:numPr>
       </w:pPr>
       <w:r>
-        <w:t xml:space="preserve">Incorrecto. Al calcular los totales: hermano = $ 90.000 y abuelo = $ 67.500 . el hermano ofrece mas ayuda, por lo que la eleccion fue correcta.</w:t>
+        <w:t xml:space="preserve">Incorrecto. Aunque algunos porcentajes individuales pueden variar, el total acumulado del abuelo ($ 144.000 ) es mayor.</w:t>
       </w:r>
     </w:p>
     <w:p>
@@ -1668,7 +1668,7 @@
         </w:numPr>
       </w:pPr>
       <w:r>
-        <w:t xml:space="preserve">Incorrecto. Aunque algunos porcentajes individuales pueden variar, el total acumulado del hermano ($ 90.000 ) es mayor.</w:t>
+        <w:t xml:space="preserve">Incorrecto. Aunque los porcentajes pueden parecer similares, lo importante son los totales absolutos: $ 144.000 vs $ 96.000 .</w:t>
       </w:r>
     </w:p>
     <w:p>
@@ -1689,7 +1689,7 @@
         <w:br/>
       </w:r>
       <w:r>
-        <w:t xml:space="preserve">Andres quiere ahorrar $150.000 cada mes durante 3 meses. Como ayuda para su proyecto, sus padres le han propuesto dos opciones, pero solo puede elegir una de ellas.</w:t>
+        <w:t xml:space="preserve">Andres quiere ahorrar $175.000 cada mes durante 3 meses. Como ayuda para su proyecto, sus padres le han propuesto dos opciones, pero solo puede elegir una de ellas.</w:t>
       </w:r>
     </w:p>
     <w:p>
@@ -1704,13 +1704,13 @@
           <w:b/>
           <w:bCs/>
         </w:rPr>
-        <w:t xml:space="preserve">Opcion 1 (hermano):</w:t>
-      </w:r>
-      <w:r>
-        <w:t xml:space="preserve"> </w:t>
-      </w:r>
-      <w:r>
-        <w:t xml:space="preserve">Al finalizar cada mes, su hermano le regala un porcentaje del dinero que tenga acumulado.</w:t>
+        <w:t xml:space="preserve">Opcion 1 (abuelo):</w:t>
+      </w:r>
+      <w:r>
+        <w:t xml:space="preserve"> </w:t>
+      </w:r>
+      <w:r>
+        <w:t xml:space="preserve">Al finalizar cada mes, su abuelo le regala un porcentaje del dinero que tenga acumulado.</w:t>
       </w:r>
     </w:p>
     <w:tbl>
@@ -1788,7 +1788,7 @@
               <w:jc w:val="center"/>
             </w:pPr>
             <w:r>
-              <w:t xml:space="preserve">$150.000</w:t>
+              <w:t xml:space="preserve">$175.000</w:t>
             </w:r>
           </w:p>
         </w:tc>
@@ -1812,7 +1812,7 @@
               <w:jc w:val="center"/>
             </w:pPr>
             <w:r>
-              <w:t xml:space="preserve">8%</w:t>
+              <w:t xml:space="preserve">11%</w:t>
             </w:r>
           </w:p>
         </w:tc>
@@ -1826,7 +1826,7 @@
               <w:jc w:val="center"/>
             </w:pPr>
             <w:r>
-              <w:t xml:space="preserve">$300.000</w:t>
+              <w:t xml:space="preserve">$350.000</w:t>
             </w:r>
           </w:p>
         </w:tc>
@@ -1850,7 +1850,7 @@
               <w:jc w:val="center"/>
             </w:pPr>
             <w:r>
-              <w:t xml:space="preserve">8%</w:t>
+              <w:t xml:space="preserve">11%</w:t>
             </w:r>
           </w:p>
         </w:tc>
@@ -1864,7 +1864,7 @@
               <w:jc w:val="center"/>
             </w:pPr>
             <w:r>
-              <w:t xml:space="preserve">$450.000</w:t>
+              <w:t xml:space="preserve">$525.000</w:t>
             </w:r>
           </w:p>
         </w:tc>
@@ -1888,7 +1888,7 @@
               <w:jc w:val="center"/>
             </w:pPr>
             <w:r>
-              <w:t xml:space="preserve">8%</w:t>
+              <w:t xml:space="preserve">11%</w:t>
             </w:r>
           </w:p>
         </w:tc>
@@ -1906,13 +1906,13 @@
           <w:b/>
           <w:bCs/>
         </w:rPr>
-        <w:t xml:space="preserve">Opcion 2 (abuelo):</w:t>
-      </w:r>
-      <w:r>
-        <w:t xml:space="preserve"> </w:t>
-      </w:r>
-      <w:r>
-        <w:t xml:space="preserve">Al finalizar cada mes, su abuelo le regala un porcentaje del dinero que tenga acumulado.</w:t>
+        <w:t xml:space="preserve">Opcion 2 (abuela):</w:t>
+      </w:r>
+      <w:r>
+        <w:t xml:space="preserve"> </w:t>
+      </w:r>
+      <w:r>
+        <w:t xml:space="preserve">Al finalizar cada mes, su abuela le regala un porcentaje del dinero que tenga acumulado.</w:t>
       </w:r>
     </w:p>
     <w:tbl>
@@ -1990,7 +1990,7 @@
               <w:jc w:val="center"/>
             </w:pPr>
             <w:r>
-              <w:t xml:space="preserve">$150.000</w:t>
+              <w:t xml:space="preserve">$175.000</w:t>
             </w:r>
           </w:p>
         </w:tc>
@@ -2014,7 +2014,7 @@
               <w:jc w:val="center"/>
             </w:pPr>
             <w:r>
-              <w:t xml:space="preserve">5%</w:t>
+              <w:t xml:space="preserve">4%</w:t>
             </w:r>
           </w:p>
         </w:tc>
@@ -2028,7 +2028,7 @@
               <w:jc w:val="center"/>
             </w:pPr>
             <w:r>
-              <w:t xml:space="preserve">$300.000</w:t>
+              <w:t xml:space="preserve">$350.000</w:t>
             </w:r>
           </w:p>
         </w:tc>
@@ -2052,7 +2052,7 @@
               <w:jc w:val="center"/>
             </w:pPr>
             <w:r>
-              <w:t xml:space="preserve">6%</w:t>
+              <w:t xml:space="preserve">3%</w:t>
             </w:r>
           </w:p>
         </w:tc>
@@ -2066,7 +2066,7 @@
               <w:jc w:val="center"/>
             </w:pPr>
             <w:r>
-              <w:t xml:space="preserve">$450.000</w:t>
+              <w:t xml:space="preserve">$525.000</w:t>
             </w:r>
           </w:p>
         </w:tc>
@@ -2090,7 +2090,7 @@
               <w:jc w:val="center"/>
             </w:pPr>
             <w:r>
-              <w:t xml:space="preserve">18%</w:t>
+              <w:t xml:space="preserve">16%</w:t>
             </w:r>
           </w:p>
         </w:tc>
@@ -2104,7 +2104,7 @@
         </w:numPr>
       </w:pPr>
       <w:r>
-        <w:t xml:space="preserve">Andres decide elegir la opcion en la que le regalen la mayor cantidad de dinero y elige la ayuda del hermano. ¿Es correcta la eleccion de Andres?</w:t>
+        <w:t xml:space="preserve">Andres decide elegir la opcion en la que le regalen la mayor cantidad de dinero y elige la ayuda de la abuela. ¿Es correcta la eleccion de Andres?</w:t>
       </w:r>
     </w:p>
     <w:p>
@@ -2115,7 +2115,7 @@
         </w:numPr>
       </w:pPr>
       <w:r>
-        <w:t xml:space="preserve">Si, porque con la ayuda del hermano recibe el 8 % del total ahorrado y con la ayuda del abuelo recibe el 9.7 %.</w:t>
+        <w:t xml:space="preserve">Si, porque con la ayuda de la abuela recibe el 7.7 % del total ahorrado y con la ayuda del abuelo recibe el 11 %.</w:t>
       </w:r>
     </w:p>
     <w:p>
@@ -2126,7 +2126,7 @@
         </w:numPr>
       </w:pPr>
       <w:r>
-        <w:t xml:space="preserve">Si, porque la ayuda total del hermano es de $ 72.000 mientras que del abuelo es de $ 106.500 .</w:t>
+        <w:t xml:space="preserve">Si, porque la ayuda total de la abuela es de $ 101.500 mientras que del abuelo es de $ 115.500 .</w:t>
       </w:r>
     </w:p>
     <w:p>
@@ -2137,7 +2137,7 @@
         </w:numPr>
       </w:pPr>
       <w:r>
-        <w:t xml:space="preserve">No, porque la ayuda total del abuelo es de $ 106.500 mientras que del hermano es de $ 72.000 .</w:t>
+        <w:t xml:space="preserve">No, porque la ayuda total del abuelo es de $ 115.500 mientras que de la abuela es de $ 101.500 .</w:t>
       </w:r>
     </w:p>
     <w:p>
@@ -2148,7 +2148,7 @@
         </w:numPr>
       </w:pPr>
       <w:r>
-        <w:t xml:space="preserve">No, porque con la ayuda del hermano el porcentaje del primer mes es del 8 % y con la ayuda del abuelo es del 5 %.</w:t>
+        <w:t xml:space="preserve">No, porque con la ayuda de la abuela el porcentaje del primer mes es del 4 % y con la ayuda del abuelo es del 11 %.</w:t>
       </w:r>
     </w:p>
     <w:p>
@@ -2184,18 +2184,18 @@
           <w:b/>
           <w:bCs/>
         </w:rPr>
-        <w:t xml:space="preserve">Opcion 1 (hermano):</w:t>
-      </w:r>
-    </w:p>
-    <w:p>
-      <w:pPr>
-        <w:numPr>
-          <w:ilvl w:val="0"/>
-          <w:numId w:val="1000"/>
-        </w:numPr>
-      </w:pPr>
-      <w:r>
-        <w:t xml:space="preserve">Mes 1: $150.000</w:t>
+        <w:t xml:space="preserve">Opcion 1 (abuelo):</w:t>
+      </w:r>
+    </w:p>
+    <w:p>
+      <w:pPr>
+        <w:numPr>
+          <w:ilvl w:val="0"/>
+          <w:numId w:val="1000"/>
+        </w:numPr>
+      </w:pPr>
+      <w:r>
+        <w:t xml:space="preserve">Mes 1: $175.000</w:t>
       </w:r>
       <w:r>
         <w:t xml:space="preserve"> </w:t>
@@ -2212,18 +2212,18 @@
         <w:t xml:space="preserve"> </w:t>
       </w:r>
       <w:r>
-        <w:t xml:space="preserve">8% = $12.000</w:t>
-      </w:r>
-    </w:p>
-    <w:p>
-      <w:pPr>
-        <w:numPr>
-          <w:ilvl w:val="0"/>
-          <w:numId w:val="1000"/>
-        </w:numPr>
-      </w:pPr>
-      <w:r>
-        <w:t xml:space="preserve">Mes 2: $300.000</w:t>
+        <w:t xml:space="preserve">11% = $19.250</w:t>
+      </w:r>
+    </w:p>
+    <w:p>
+      <w:pPr>
+        <w:numPr>
+          <w:ilvl w:val="0"/>
+          <w:numId w:val="1000"/>
+        </w:numPr>
+      </w:pPr>
+      <w:r>
+        <w:t xml:space="preserve">Mes 2: $350.000</w:t>
       </w:r>
       <w:r>
         <w:t xml:space="preserve"> </w:t>
@@ -2240,18 +2240,18 @@
         <w:t xml:space="preserve"> </w:t>
       </w:r>
       <w:r>
-        <w:t xml:space="preserve">8% = $24.000</w:t>
-      </w:r>
-    </w:p>
-    <w:p>
-      <w:pPr>
-        <w:numPr>
-          <w:ilvl w:val="0"/>
-          <w:numId w:val="1000"/>
-        </w:numPr>
-      </w:pPr>
-      <w:r>
-        <w:t xml:space="preserve">Mes 3: $450.000</w:t>
+        <w:t xml:space="preserve">11% = $38.500</w:t>
+      </w:r>
+    </w:p>
+    <w:p>
+      <w:pPr>
+        <w:numPr>
+          <w:ilvl w:val="0"/>
+          <w:numId w:val="1000"/>
+        </w:numPr>
+      </w:pPr>
+      <w:r>
+        <w:t xml:space="preserve">Mes 3: $525.000</w:t>
       </w:r>
       <w:r>
         <w:t xml:space="preserve"> </w:t>
@@ -2268,18 +2268,18 @@
         <w:t xml:space="preserve"> </w:t>
       </w:r>
       <w:r>
-        <w:t xml:space="preserve">8% = $36.000</w:t>
-      </w:r>
-    </w:p>
-    <w:p>
-      <w:pPr>
-        <w:numPr>
-          <w:ilvl w:val="0"/>
-          <w:numId w:val="1000"/>
-        </w:numPr>
-      </w:pPr>
-      <w:r>
-        <w:t xml:space="preserve">Total hermano: $72.000</w:t>
+        <w:t xml:space="preserve">11% = $57.750</w:t>
+      </w:r>
+    </w:p>
+    <w:p>
+      <w:pPr>
+        <w:numPr>
+          <w:ilvl w:val="0"/>
+          <w:numId w:val="1000"/>
+        </w:numPr>
+      </w:pPr>
+      <w:r>
+        <w:t xml:space="preserve">Total abuelo: $115.500</w:t>
       </w:r>
     </w:p>
     <w:p>
@@ -2294,18 +2294,18 @@
           <w:b/>
           <w:bCs/>
         </w:rPr>
-        <w:t xml:space="preserve">Opcion 2 (abuelo):</w:t>
-      </w:r>
-    </w:p>
-    <w:p>
-      <w:pPr>
-        <w:numPr>
-          <w:ilvl w:val="0"/>
-          <w:numId w:val="1000"/>
-        </w:numPr>
-      </w:pPr>
-      <w:r>
-        <w:t xml:space="preserve">Mes 1: $150.000</w:t>
+        <w:t xml:space="preserve">Opcion 2 (abuela):</w:t>
+      </w:r>
+    </w:p>
+    <w:p>
+      <w:pPr>
+        <w:numPr>
+          <w:ilvl w:val="0"/>
+          <w:numId w:val="1000"/>
+        </w:numPr>
+      </w:pPr>
+      <w:r>
+        <w:t xml:space="preserve">Mes 1: $175.000</w:t>
       </w:r>
       <w:r>
         <w:t xml:space="preserve"> </w:t>
@@ -2322,18 +2322,18 @@
         <w:t xml:space="preserve"> </w:t>
       </w:r>
       <w:r>
-        <w:t xml:space="preserve">5% = $7.500</w:t>
-      </w:r>
-    </w:p>
-    <w:p>
-      <w:pPr>
-        <w:numPr>
-          <w:ilvl w:val="0"/>
-          <w:numId w:val="1000"/>
-        </w:numPr>
-      </w:pPr>
-      <w:r>
-        <w:t xml:space="preserve">Mes 2: $300.000</w:t>
+        <w:t xml:space="preserve">4% = $7.000</w:t>
+      </w:r>
+    </w:p>
+    <w:p>
+      <w:pPr>
+        <w:numPr>
+          <w:ilvl w:val="0"/>
+          <w:numId w:val="1000"/>
+        </w:numPr>
+      </w:pPr>
+      <w:r>
+        <w:t xml:space="preserve">Mes 2: $350.000</w:t>
       </w:r>
       <w:r>
         <w:t xml:space="preserve"> </w:t>
@@ -2350,18 +2350,18 @@
         <w:t xml:space="preserve"> </w:t>
       </w:r>
       <w:r>
-        <w:t xml:space="preserve">6% = $18.000</w:t>
-      </w:r>
-    </w:p>
-    <w:p>
-      <w:pPr>
-        <w:numPr>
-          <w:ilvl w:val="0"/>
-          <w:numId w:val="1000"/>
-        </w:numPr>
-      </w:pPr>
-      <w:r>
-        <w:t xml:space="preserve">Mes 3: $450.000</w:t>
+        <w:t xml:space="preserve">3% = $10.500</w:t>
+      </w:r>
+    </w:p>
+    <w:p>
+      <w:pPr>
+        <w:numPr>
+          <w:ilvl w:val="0"/>
+          <w:numId w:val="1000"/>
+        </w:numPr>
+      </w:pPr>
+      <w:r>
+        <w:t xml:space="preserve">Mes 3: $525.000</w:t>
       </w:r>
       <w:r>
         <w:t xml:space="preserve"> </w:t>
@@ -2378,29 +2378,29 @@
         <w:t xml:space="preserve"> </w:t>
       </w:r>
       <w:r>
-        <w:t xml:space="preserve">18% = $81.000</w:t>
-      </w:r>
-    </w:p>
-    <w:p>
-      <w:pPr>
-        <w:numPr>
-          <w:ilvl w:val="0"/>
-          <w:numId w:val="1000"/>
-        </w:numPr>
-      </w:pPr>
-      <w:r>
-        <w:t xml:space="preserve">Total abuelo: $106.500</w:t>
-      </w:r>
-    </w:p>
-    <w:p>
-      <w:pPr>
-        <w:numPr>
-          <w:ilvl w:val="0"/>
-          <w:numId w:val="1000"/>
-        </w:numPr>
-      </w:pPr>
-      <w:r>
-        <w:t xml:space="preserve">Por lo tanto, el abuelo ofrece mas ayuda ($106.500 vs $72.000), por lo que la eleccion de Andres fue incorrecta.</w:t>
+        <w:t xml:space="preserve">16% = $84.000</w:t>
+      </w:r>
+    </w:p>
+    <w:p>
+      <w:pPr>
+        <w:numPr>
+          <w:ilvl w:val="0"/>
+          <w:numId w:val="1000"/>
+        </w:numPr>
+      </w:pPr>
+      <w:r>
+        <w:t xml:space="preserve">Total abuela: $101.500</w:t>
+      </w:r>
+    </w:p>
+    <w:p>
+      <w:pPr>
+        <w:numPr>
+          <w:ilvl w:val="0"/>
+          <w:numId w:val="1000"/>
+        </w:numPr>
+      </w:pPr>
+      <w:r>
+        <w:t xml:space="preserve">Por lo tanto, el abuelo ofrece mas ayuda ($115.500 vs $101.500), por lo que la eleccion de Andres fue incorrecta.</w:t>
       </w:r>
     </w:p>
     <w:p>
@@ -2411,7 +2411,7 @@
         </w:numPr>
       </w:pPr>
       <w:r>
-        <w:t xml:space="preserve">Incorrecto. Aunque los porcentajes pueden parecer similares, lo importante son los totales absolutos: $ 106.500 vs $ 72.000 .</w:t>
+        <w:t xml:space="preserve">Incorrecto. Aunque los porcentajes pueden parecer similares, lo importante son los totales absolutos: $ 115.500 vs $ 101.500 .</w:t>
       </w:r>
     </w:p>
     <w:p>
@@ -2422,7 +2422,7 @@
         </w:numPr>
       </w:pPr>
       <w:r>
-        <w:t xml:space="preserve">Incorrecto. Al calcular los totales: abuelo = $ 106.500 y hermano = $ 72.000 . el abuelo ofrece mas ayuda, por lo que la eleccion fue incorrecta.</w:t>
+        <w:t xml:space="preserve">Incorrecto. Al calcular los totales: abuelo = $ 115.500 y abuela = $ 101.500 . el abuelo ofrece mas ayuda, por lo que la eleccion fue incorrecta.</w:t>
       </w:r>
     </w:p>
     <w:p>
@@ -2433,7 +2433,7 @@
         </w:numPr>
       </w:pPr>
       <w:r>
-        <w:t xml:space="preserve">Correcto. Al calcular los totales: abuelo = $ 106.500 y hermano = $ 72.000 . el abuelo ofrece mas ayuda, por lo que la eleccion fue incorrecta.</w:t>
+        <w:t xml:space="preserve">Correcto. Al calcular los totales: abuelo = $ 115.500 y abuela = $ 101.500 . el abuelo ofrece mas ayuda, por lo que la eleccion fue incorrecta.</w:t>
       </w:r>
     </w:p>
     <w:p>
@@ -2444,7 +2444,7 @@
         </w:numPr>
       </w:pPr>
       <w:r>
-        <w:t xml:space="preserve">Incorrecto. Aunque algunos porcentajes individuales pueden variar, el total acumulado del abuelo ($ 106.500 ) es mayor.</w:t>
+        <w:t xml:space="preserve">Incorrecto. Aunque algunos porcentajes individuales pueden variar, el total acumulado del abuelo ($ 115.500 ) es mayor.</w:t>
       </w:r>
     </w:p>
     <w:p>
@@ -2480,13 +2480,13 @@
           <w:b/>
           <w:bCs/>
         </w:rPr>
-        <w:t xml:space="preserve">Opcion 1 (hermano):</w:t>
-      </w:r>
-      <w:r>
-        <w:t xml:space="preserve"> </w:t>
-      </w:r>
-      <w:r>
-        <w:t xml:space="preserve">Al finalizar cada mes, su hermano le regala un porcentaje del dinero que tenga acumulado.</w:t>
+        <w:t xml:space="preserve">Opcion 1 (abuela):</w:t>
+      </w:r>
+      <w:r>
+        <w:t xml:space="preserve"> </w:t>
+      </w:r>
+      <w:r>
+        <w:t xml:space="preserve">Al finalizar cada mes, su abuela le regala un porcentaje del dinero que tenga acumulado.</w:t>
       </w:r>
     </w:p>
     <w:tbl>
@@ -2588,7 +2588,7 @@
               <w:jc w:val="center"/>
             </w:pPr>
             <w:r>
-              <w:t xml:space="preserve">9%</w:t>
+              <w:t xml:space="preserve">16%</w:t>
             </w:r>
           </w:p>
         </w:tc>
@@ -2626,7 +2626,7 @@
               <w:jc w:val="center"/>
             </w:pPr>
             <w:r>
-              <w:t xml:space="preserve">9%</w:t>
+              <w:t xml:space="preserve">16%</w:t>
             </w:r>
           </w:p>
         </w:tc>
@@ -2664,7 +2664,7 @@
               <w:jc w:val="center"/>
             </w:pPr>
             <w:r>
-              <w:t xml:space="preserve">9%</w:t>
+              <w:t xml:space="preserve">16%</w:t>
             </w:r>
           </w:p>
         </w:tc>
@@ -2682,13 +2682,13 @@
           <w:b/>
           <w:bCs/>
         </w:rPr>
-        <w:t xml:space="preserve">Opcion 2 (tio):</w:t>
-      </w:r>
-      <w:r>
-        <w:t xml:space="preserve"> </w:t>
-      </w:r>
-      <w:r>
-        <w:t xml:space="preserve">Al finalizar cada mes, su tio le regala un porcentaje del dinero que tenga acumulado.</w:t>
+        <w:t xml:space="preserve">Opcion 2 (hermano):</w:t>
+      </w:r>
+      <w:r>
+        <w:t xml:space="preserve"> </w:t>
+      </w:r>
+      <w:r>
+        <w:t xml:space="preserve">Al finalizar cada mes, su hermano le regala un porcentaje del dinero que tenga acumulado.</w:t>
       </w:r>
     </w:p>
     <w:tbl>
@@ -2790,7 +2790,7 @@
               <w:jc w:val="center"/>
             </w:pPr>
             <w:r>
-              <w:t xml:space="preserve">4%</w:t>
+              <w:t xml:space="preserve">3%</w:t>
             </w:r>
           </w:p>
         </w:tc>
@@ -2828,7 +2828,7 @@
               <w:jc w:val="center"/>
             </w:pPr>
             <w:r>
-              <w:t xml:space="preserve">6%</w:t>
+              <w:t xml:space="preserve">8%</w:t>
             </w:r>
           </w:p>
         </w:tc>
@@ -2866,7 +2866,7 @@
               <w:jc w:val="center"/>
             </w:pPr>
             <w:r>
-              <w:t xml:space="preserve">24%</w:t>
+              <w:t xml:space="preserve">9%</w:t>
             </w:r>
           </w:p>
         </w:tc>
@@ -2880,7 +2880,7 @@
         </w:numPr>
       </w:pPr>
       <w:r>
-        <w:t xml:space="preserve">Andres decide elegir la opcion en la que le regalen la mayor cantidad de dinero y elige la ayuda del tio. ¿Es correcta la eleccion de Andres?</w:t>
+        <w:t xml:space="preserve">Andres decide elegir la opcion en la que le regalen la mayor cantidad de dinero y elige la ayuda del hermano. ¿Es correcta la eleccion de Andres?</w:t>
       </w:r>
     </w:p>
     <w:p>
@@ -2891,7 +2891,7 @@
         </w:numPr>
       </w:pPr>
       <w:r>
-        <w:t xml:space="preserve">No, porque con la ayuda del tio el porcentaje del primer mes es del 4 % y con la ayuda del hermano es del 9 %.</w:t>
+        <w:t xml:space="preserve">No, porque la ayuda total de la abuela es de $ 168.000 mientras que del hermano es de $ 80.500 .</w:t>
       </w:r>
     </w:p>
     <w:p>
@@ -2902,7 +2902,7 @@
         </w:numPr>
       </w:pPr>
       <w:r>
-        <w:t xml:space="preserve">No, porque la ayuda total del hermano es de $ 94.500 mientras que del tio es de $ 154.000 .</w:t>
+        <w:t xml:space="preserve">Si, porque con la ayuda del hermano recibe el 6.7 % del total ahorrado y con la ayuda de la abuela recibe el 16 %.</w:t>
       </w:r>
     </w:p>
     <w:p>
@@ -2913,7 +2913,7 @@
         </w:numPr>
       </w:pPr>
       <w:r>
-        <w:t xml:space="preserve">Si, porque con la ayuda del tio recibe el 11.3 % del total ahorrado y con la ayuda del hermano recibe el 9 %.</w:t>
+        <w:t xml:space="preserve">No, porque con la ayuda del hermano el porcentaje del primer mes es del 3 % y con la ayuda de la abuela es del 16 %.</w:t>
       </w:r>
     </w:p>
     <w:p>
@@ -2924,7 +2924,7 @@
         </w:numPr>
       </w:pPr>
       <w:r>
-        <w:t xml:space="preserve">Si, porque la ayuda total del tio es de $ 154.000 mientras que del hermano es de $ 94.500 .</w:t>
+        <w:t xml:space="preserve">Si, porque la ayuda total del hermano es de $ 80.500 mientras que de la abuela es de $ 168.000 .</w:t>
       </w:r>
     </w:p>
     <w:p>
@@ -2960,7 +2960,7 @@
           <w:b/>
           <w:bCs/>
         </w:rPr>
-        <w:t xml:space="preserve">Opcion 1 (hermano):</w:t>
+        <w:t xml:space="preserve">Opcion 1 (abuela):</w:t>
       </w:r>
     </w:p>
     <w:p>
@@ -2988,7 +2988,7 @@
         <w:t xml:space="preserve"> </w:t>
       </w:r>
       <w:r>
-        <w:t xml:space="preserve">9% = $15.750</w:t>
+        <w:t xml:space="preserve">16% = $28.000</w:t>
       </w:r>
     </w:p>
     <w:p>
@@ -3016,7 +3016,7 @@
         <w:t xml:space="preserve"> </w:t>
       </w:r>
       <w:r>
-        <w:t xml:space="preserve">9% = $31.500</w:t>
+        <w:t xml:space="preserve">16% = $56.000</w:t>
       </w:r>
     </w:p>
     <w:p>
@@ -3044,18 +3044,18 @@
         <w:t xml:space="preserve"> </w:t>
       </w:r>
       <w:r>
-        <w:t xml:space="preserve">9% = $47.250</w:t>
-      </w:r>
-    </w:p>
-    <w:p>
-      <w:pPr>
-        <w:numPr>
-          <w:ilvl w:val="0"/>
-          <w:numId w:val="1000"/>
-        </w:numPr>
-      </w:pPr>
-      <w:r>
-        <w:t xml:space="preserve">Total hermano: $94.500</w:t>
+        <w:t xml:space="preserve">16% = $84.000</w:t>
+      </w:r>
+    </w:p>
+    <w:p>
+      <w:pPr>
+        <w:numPr>
+          <w:ilvl w:val="0"/>
+          <w:numId w:val="1000"/>
+        </w:numPr>
+      </w:pPr>
+      <w:r>
+        <w:t xml:space="preserve">Total abuela: $168.000</w:t>
       </w:r>
     </w:p>
     <w:p>
@@ -3070,7 +3070,7 @@
           <w:b/>
           <w:bCs/>
         </w:rPr>
-        <w:t xml:space="preserve">Opcion 2 (tio):</w:t>
+        <w:t xml:space="preserve">Opcion 2 (hermano):</w:t>
       </w:r>
     </w:p>
     <w:p>
@@ -3098,7 +3098,7 @@
         <w:t xml:space="preserve"> </w:t>
       </w:r>
       <w:r>
-        <w:t xml:space="preserve">4% = $7.000</w:t>
+        <w:t xml:space="preserve">3% = $5.250</w:t>
       </w:r>
     </w:p>
     <w:p>
@@ -3126,7 +3126,7 @@
         <w:t xml:space="preserve"> </w:t>
       </w:r>
       <w:r>
-        <w:t xml:space="preserve">6% = $21.000</w:t>
+        <w:t xml:space="preserve">8% = $28.000</w:t>
       </w:r>
     </w:p>
     <w:p>
@@ -3154,29 +3154,29 @@
         <w:t xml:space="preserve"> </w:t>
       </w:r>
       <w:r>
-        <w:t xml:space="preserve">24% = $126.000</w:t>
-      </w:r>
-    </w:p>
-    <w:p>
-      <w:pPr>
-        <w:numPr>
-          <w:ilvl w:val="0"/>
-          <w:numId w:val="1000"/>
-        </w:numPr>
-      </w:pPr>
-      <w:r>
-        <w:t xml:space="preserve">Total tio: $154.000</w:t>
-      </w:r>
-    </w:p>
-    <w:p>
-      <w:pPr>
-        <w:numPr>
-          <w:ilvl w:val="0"/>
-          <w:numId w:val="1000"/>
-        </w:numPr>
-      </w:pPr>
-      <w:r>
-        <w:t xml:space="preserve">Por lo tanto, el tio ofrece mas ayuda ($154.000 vs $94.500), por lo que la eleccion de Andres fue correcta.</w:t>
+        <w:t xml:space="preserve">9% = $47.250</w:t>
+      </w:r>
+    </w:p>
+    <w:p>
+      <w:pPr>
+        <w:numPr>
+          <w:ilvl w:val="0"/>
+          <w:numId w:val="1000"/>
+        </w:numPr>
+      </w:pPr>
+      <w:r>
+        <w:t xml:space="preserve">Total hermano: $80.500</w:t>
+      </w:r>
+    </w:p>
+    <w:p>
+      <w:pPr>
+        <w:numPr>
+          <w:ilvl w:val="0"/>
+          <w:numId w:val="1000"/>
+        </w:numPr>
+      </w:pPr>
+      <w:r>
+        <w:t xml:space="preserve">Por lo tanto, la abuela ofrece mas ayuda ($168.000 vs $80.500), por lo que la eleccion de Andres fue incorrecta.</w:t>
       </w:r>
     </w:p>
     <w:p>
@@ -3187,7 +3187,7 @@
         </w:numPr>
       </w:pPr>
       <w:r>
-        <w:t xml:space="preserve">Incorrecto. Aunque algunos porcentajes individuales pueden variar, el total acumulado del tio ($ 154.000 ) es mayor.</w:t>
+        <w:t xml:space="preserve">Correcto. Al calcular los totales: abuela = $ 168.000 y hermano = $ 80.500 . la abuela ofrece mas ayuda, por lo que la eleccion fue incorrecta.</w:t>
       </w:r>
     </w:p>
     <w:p>
@@ -3198,7 +3198,7 @@
         </w:numPr>
       </w:pPr>
       <w:r>
-        <w:t xml:space="preserve">Incorrecto. Al calcular los totales: tio = $ 154.000 y hermano = $ 94.500 . el tio ofrece mas ayuda, por lo que la eleccion fue correcta.</w:t>
+        <w:t xml:space="preserve">Incorrecto. Aunque los porcentajes pueden parecer similares, lo importante son los totales absolutos: $ 168.000 vs $ 80.500 .</w:t>
       </w:r>
     </w:p>
     <w:p>
@@ -3209,7 +3209,7 @@
         </w:numPr>
       </w:pPr>
       <w:r>
-        <w:t xml:space="preserve">Incorrecto. Aunque los porcentajes pueden parecer similares, lo importante son los totales absolutos: $ 154.000 vs $ 94.500 .</w:t>
+        <w:t xml:space="preserve">Incorrecto. Aunque algunos porcentajes individuales pueden variar, el total acumulado de la abuela ($ 168.000 ) es mayor.</w:t>
       </w:r>
     </w:p>
     <w:p>
@@ -3220,7 +3220,7 @@
         </w:numPr>
       </w:pPr>
       <w:r>
-        <w:t xml:space="preserve">Correcto. Al calcular los totales: tio = $ 154.000 y hermano = $ 94.500 . el tio ofrece mas ayuda, por lo que la eleccion fue correcta.</w:t>
+        <w:t xml:space="preserve">Incorrecto. Al calcular los totales: abuela = $ 168.000 y hermano = $ 80.500 . la abuela ofrece mas ayuda, por lo que la eleccion fue incorrecta.</w:t>
       </w:r>
     </w:p>
     <w:p>
@@ -3241,7 +3241,7 @@
         <w:br/>
       </w:r>
       <w:r>
-        <w:t xml:space="preserve">Ana quiere ahorrar $175.000 cada mes durante 3 meses. Como ayuda para su proyecto, sus padres le han propuesto dos opciones, pero solo puede elegir una de ellas.</w:t>
+        <w:t xml:space="preserve">Ana quiere ahorrar $150.000 cada mes durante 3 meses. Como ayuda para su proyecto, sus padres le han propuesto dos opciones, pero solo puede elegir una de ellas.</w:t>
       </w:r>
     </w:p>
     <w:p>
@@ -3256,13 +3256,13 @@
           <w:b/>
           <w:bCs/>
         </w:rPr>
-        <w:t xml:space="preserve">Opcion 1 (abuelo):</w:t>
-      </w:r>
-      <w:r>
-        <w:t xml:space="preserve"> </w:t>
-      </w:r>
-      <w:r>
-        <w:t xml:space="preserve">Al finalizar cada mes, su abuelo le regala un porcentaje del dinero que tenga acumulado.</w:t>
+        <w:t xml:space="preserve">Opcion 1 (tia):</w:t>
+      </w:r>
+      <w:r>
+        <w:t xml:space="preserve"> </w:t>
+      </w:r>
+      <w:r>
+        <w:t xml:space="preserve">Al finalizar cada mes, su tia le regala un porcentaje del dinero que tenga acumulado.</w:t>
       </w:r>
     </w:p>
     <w:tbl>
@@ -3340,7 +3340,7 @@
               <w:jc w:val="center"/>
             </w:pPr>
             <w:r>
-              <w:t xml:space="preserve">$175.000</w:t>
+              <w:t xml:space="preserve">$150.000</w:t>
             </w:r>
           </w:p>
         </w:tc>
@@ -3364,7 +3364,7 @@
               <w:jc w:val="center"/>
             </w:pPr>
             <w:r>
-              <w:t xml:space="preserve">8%</w:t>
+              <w:t xml:space="preserve">11%</w:t>
             </w:r>
           </w:p>
         </w:tc>
@@ -3378,7 +3378,7 @@
               <w:jc w:val="center"/>
             </w:pPr>
             <w:r>
-              <w:t xml:space="preserve">$350.000</w:t>
+              <w:t xml:space="preserve">$300.000</w:t>
             </w:r>
           </w:p>
         </w:tc>
@@ -3402,7 +3402,7 @@
               <w:jc w:val="center"/>
             </w:pPr>
             <w:r>
-              <w:t xml:space="preserve">8%</w:t>
+              <w:t xml:space="preserve">11%</w:t>
             </w:r>
           </w:p>
         </w:tc>
@@ -3416,7 +3416,7 @@
               <w:jc w:val="center"/>
             </w:pPr>
             <w:r>
-              <w:t xml:space="preserve">$525.000</w:t>
+              <w:t xml:space="preserve">$450.000</w:t>
             </w:r>
           </w:p>
         </w:tc>
@@ -3440,7 +3440,7 @@
               <w:jc w:val="center"/>
             </w:pPr>
             <w:r>
-              <w:t xml:space="preserve">8%</w:t>
+              <w:t xml:space="preserve">11%</w:t>
             </w:r>
           </w:p>
         </w:tc>
@@ -3458,13 +3458,13 @@
           <w:b/>
           <w:bCs/>
         </w:rPr>
-        <w:t xml:space="preserve">Opcion 2 (hermano):</w:t>
-      </w:r>
-      <w:r>
-        <w:t xml:space="preserve"> </w:t>
-      </w:r>
-      <w:r>
-        <w:t xml:space="preserve">Al finalizar cada mes, su hermano le regala un porcentaje del dinero que tenga acumulado.</w:t>
+        <w:t xml:space="preserve">Opcion 2 (abuelo):</w:t>
+      </w:r>
+      <w:r>
+        <w:t xml:space="preserve"> </w:t>
+      </w:r>
+      <w:r>
+        <w:t xml:space="preserve">Al finalizar cada mes, su abuelo le regala un porcentaje del dinero que tenga acumulado.</w:t>
       </w:r>
     </w:p>
     <w:tbl>
@@ -3542,7 +3542,7 @@
               <w:jc w:val="center"/>
             </w:pPr>
             <w:r>
-              <w:t xml:space="preserve">$175.000</w:t>
+              <w:t xml:space="preserve">$150.000</w:t>
             </w:r>
           </w:p>
         </w:tc>
@@ -3566,7 +3566,7 @@
               <w:jc w:val="center"/>
             </w:pPr>
             <w:r>
-              <w:t xml:space="preserve">4%</w:t>
+              <w:t xml:space="preserve">3%</w:t>
             </w:r>
           </w:p>
         </w:tc>
@@ -3580,7 +3580,7 @@
               <w:jc w:val="center"/>
             </w:pPr>
             <w:r>
-              <w:t xml:space="preserve">$350.000</w:t>
+              <w:t xml:space="preserve">$300.000</w:t>
             </w:r>
           </w:p>
         </w:tc>
@@ -3604,7 +3604,7 @@
               <w:jc w:val="center"/>
             </w:pPr>
             <w:r>
-              <w:t xml:space="preserve">3%</w:t>
+              <w:t xml:space="preserve">6%</w:t>
             </w:r>
           </w:p>
         </w:tc>
@@ -3618,7 +3618,7 @@
               <w:jc w:val="center"/>
             </w:pPr>
             <w:r>
-              <w:t xml:space="preserve">$525.000</w:t>
+              <w:t xml:space="preserve">$450.000</w:t>
             </w:r>
           </w:p>
         </w:tc>
@@ -3642,7 +3642,7 @@
               <w:jc w:val="center"/>
             </w:pPr>
             <w:r>
-              <w:t xml:space="preserve">25%</w:t>
+              <w:t xml:space="preserve">20%</w:t>
             </w:r>
           </w:p>
         </w:tc>
@@ -3656,7 +3656,7 @@
         </w:numPr>
       </w:pPr>
       <w:r>
-        <w:t xml:space="preserve">Ana decide elegir la opcion en la que le regalen la mayor cantidad de dinero y elige la ayuda del abuelo. ¿Es correcta la eleccion de Ana?</w:t>
+        <w:t xml:space="preserve">Ana decide elegir la opcion en la que le regalen la mayor cantidad de dinero y elige la ayuda de la tia. ¿Es correcta la eleccion de Ana?</w:t>
       </w:r>
     </w:p>
     <w:p>
@@ -3667,7 +3667,7 @@
         </w:numPr>
       </w:pPr>
       <w:r>
-        <w:t xml:space="preserve">No, porque con la ayuda del abuelo el porcentaje del primer mes es del 8 % y con la ayuda del hermano es del 4 %.</w:t>
+        <w:t xml:space="preserve">Si, porque la ayuda total de la tia es de $ 99.000 mientras que del abuelo es de $ 112.500 .</w:t>
       </w:r>
     </w:p>
     <w:p>
@@ -3678,7 +3678,7 @@
         </w:numPr>
       </w:pPr>
       <w:r>
-        <w:t xml:space="preserve">Si, porque con la ayuda del abuelo recibe el 8 % del total ahorrado y con la ayuda del hermano recibe el 10.7 %.</w:t>
+        <w:t xml:space="preserve">No, porque la ayuda total del abuelo es de $ 112.500 mientras que de la tia es de $ 99.000 .</w:t>
       </w:r>
     </w:p>
     <w:p>
@@ -3689,7 +3689,7 @@
         </w:numPr>
       </w:pPr>
       <w:r>
-        <w:t xml:space="preserve">Si, porque la ayuda total del abuelo es de $ 84.000 mientras que del hermano es de $ 148.750 .</w:t>
+        <w:t xml:space="preserve">No, porque con la ayuda de la tia el porcentaje del primer mes es del 11 % y con la ayuda del abuelo es del 3 %.</w:t>
       </w:r>
     </w:p>
     <w:p>
@@ -3700,7 +3700,7 @@
         </w:numPr>
       </w:pPr>
       <w:r>
-        <w:t xml:space="preserve">No, porque la ayuda total del hermano es de $ 148.750 mientras que del abuelo es de $ 84.000 .</w:t>
+        <w:t xml:space="preserve">Si, porque con la ayuda de la tia recibe el 11 % del total ahorrado y con la ayuda del abuelo recibe el 9.7 %.</w:t>
       </w:r>
     </w:p>
     <w:p>
@@ -3736,18 +3736,18 @@
           <w:b/>
           <w:bCs/>
         </w:rPr>
-        <w:t xml:space="preserve">Opcion 1 (abuelo):</w:t>
-      </w:r>
-    </w:p>
-    <w:p>
-      <w:pPr>
-        <w:numPr>
-          <w:ilvl w:val="0"/>
-          <w:numId w:val="1000"/>
-        </w:numPr>
-      </w:pPr>
-      <w:r>
-        <w:t xml:space="preserve">Mes 1: $175.000</w:t>
+        <w:t xml:space="preserve">Opcion 1 (tia):</w:t>
+      </w:r>
+    </w:p>
+    <w:p>
+      <w:pPr>
+        <w:numPr>
+          <w:ilvl w:val="0"/>
+          <w:numId w:val="1000"/>
+        </w:numPr>
+      </w:pPr>
+      <w:r>
+        <w:t xml:space="preserve">Mes 1: $150.000</w:t>
       </w:r>
       <w:r>
         <w:t xml:space="preserve"> </w:t>
@@ -3764,18 +3764,18 @@
         <w:t xml:space="preserve"> </w:t>
       </w:r>
       <w:r>
-        <w:t xml:space="preserve">8% = $14.000</w:t>
-      </w:r>
-    </w:p>
-    <w:p>
-      <w:pPr>
-        <w:numPr>
-          <w:ilvl w:val="0"/>
-          <w:numId w:val="1000"/>
-        </w:numPr>
-      </w:pPr>
-      <w:r>
-        <w:t xml:space="preserve">Mes 2: $350.000</w:t>
+        <w:t xml:space="preserve">11% = $16.500</w:t>
+      </w:r>
+    </w:p>
+    <w:p>
+      <w:pPr>
+        <w:numPr>
+          <w:ilvl w:val="0"/>
+          <w:numId w:val="1000"/>
+        </w:numPr>
+      </w:pPr>
+      <w:r>
+        <w:t xml:space="preserve">Mes 2: $300.000</w:t>
       </w:r>
       <w:r>
         <w:t xml:space="preserve"> </w:t>
@@ -3792,18 +3792,18 @@
         <w:t xml:space="preserve"> </w:t>
       </w:r>
       <w:r>
-        <w:t xml:space="preserve">8% = $28.000</w:t>
-      </w:r>
-    </w:p>
-    <w:p>
-      <w:pPr>
-        <w:numPr>
-          <w:ilvl w:val="0"/>
-          <w:numId w:val="1000"/>
-        </w:numPr>
-      </w:pPr>
-      <w:r>
-        <w:t xml:space="preserve">Mes 3: $525.000</w:t>
+        <w:t xml:space="preserve">11% = $33.000</w:t>
+      </w:r>
+    </w:p>
+    <w:p>
+      <w:pPr>
+        <w:numPr>
+          <w:ilvl w:val="0"/>
+          <w:numId w:val="1000"/>
+        </w:numPr>
+      </w:pPr>
+      <w:r>
+        <w:t xml:space="preserve">Mes 3: $450.000</w:t>
       </w:r>
       <w:r>
         <w:t xml:space="preserve"> </w:t>
@@ -3820,18 +3820,18 @@
         <w:t xml:space="preserve"> </w:t>
       </w:r>
       <w:r>
-        <w:t xml:space="preserve">8% = $42.000</w:t>
-      </w:r>
-    </w:p>
-    <w:p>
-      <w:pPr>
-        <w:numPr>
-          <w:ilvl w:val="0"/>
-          <w:numId w:val="1000"/>
-        </w:numPr>
-      </w:pPr>
-      <w:r>
-        <w:t xml:space="preserve">Total abuelo: $84.000</w:t>
+        <w:t xml:space="preserve">11% = $49.500</w:t>
+      </w:r>
+    </w:p>
+    <w:p>
+      <w:pPr>
+        <w:numPr>
+          <w:ilvl w:val="0"/>
+          <w:numId w:val="1000"/>
+        </w:numPr>
+      </w:pPr>
+      <w:r>
+        <w:t xml:space="preserve">Total tia: $99.000</w:t>
       </w:r>
     </w:p>
     <w:p>
@@ -3846,18 +3846,18 @@
           <w:b/>
           <w:bCs/>
         </w:rPr>
-        <w:t xml:space="preserve">Opcion 2 (hermano):</w:t>
-      </w:r>
-    </w:p>
-    <w:p>
-      <w:pPr>
-        <w:numPr>
-          <w:ilvl w:val="0"/>
-          <w:numId w:val="1000"/>
-        </w:numPr>
-      </w:pPr>
-      <w:r>
-        <w:t xml:space="preserve">Mes 1: $175.000</w:t>
+        <w:t xml:space="preserve">Opcion 2 (abuelo):</w:t>
+      </w:r>
+    </w:p>
+    <w:p>
+      <w:pPr>
+        <w:numPr>
+          <w:ilvl w:val="0"/>
+          <w:numId w:val="1000"/>
+        </w:numPr>
+      </w:pPr>
+      <w:r>
+        <w:t xml:space="preserve">Mes 1: $150.000</w:t>
       </w:r>
       <w:r>
         <w:t xml:space="preserve"> </w:t>
@@ -3874,18 +3874,18 @@
         <w:t xml:space="preserve"> </w:t>
       </w:r>
       <w:r>
-        <w:t xml:space="preserve">4% = $7.000</w:t>
-      </w:r>
-    </w:p>
-    <w:p>
-      <w:pPr>
-        <w:numPr>
-          <w:ilvl w:val="0"/>
-          <w:numId w:val="1000"/>
-        </w:numPr>
-      </w:pPr>
-      <w:r>
-        <w:t xml:space="preserve">Mes 2: $350.000</w:t>
+        <w:t xml:space="preserve">3% = $4.500</w:t>
+      </w:r>
+    </w:p>
+    <w:p>
+      <w:pPr>
+        <w:numPr>
+          <w:ilvl w:val="0"/>
+          <w:numId w:val="1000"/>
+        </w:numPr>
+      </w:pPr>
+      <w:r>
+        <w:t xml:space="preserve">Mes 2: $300.000</w:t>
       </w:r>
       <w:r>
         <w:t xml:space="preserve"> </w:t>
@@ -3902,18 +3902,18 @@
         <w:t xml:space="preserve"> </w:t>
       </w:r>
       <w:r>
-        <w:t xml:space="preserve">3% = $10.500</w:t>
-      </w:r>
-    </w:p>
-    <w:p>
-      <w:pPr>
-        <w:numPr>
-          <w:ilvl w:val="0"/>
-          <w:numId w:val="1000"/>
-        </w:numPr>
-      </w:pPr>
-      <w:r>
-        <w:t xml:space="preserve">Mes 3: $525.000</w:t>
+        <w:t xml:space="preserve">6% = $18.000</w:t>
+      </w:r>
+    </w:p>
+    <w:p>
+      <w:pPr>
+        <w:numPr>
+          <w:ilvl w:val="0"/>
+          <w:numId w:val="1000"/>
+        </w:numPr>
+      </w:pPr>
+      <w:r>
+        <w:t xml:space="preserve">Mes 3: $450.000</w:t>
       </w:r>
       <w:r>
         <w:t xml:space="preserve"> </w:t>
@@ -3930,29 +3930,29 @@
         <w:t xml:space="preserve"> </w:t>
       </w:r>
       <w:r>
-        <w:t xml:space="preserve">25% = $131.250</w:t>
-      </w:r>
-    </w:p>
-    <w:p>
-      <w:pPr>
-        <w:numPr>
-          <w:ilvl w:val="0"/>
-          <w:numId w:val="1000"/>
-        </w:numPr>
-      </w:pPr>
-      <w:r>
-        <w:t xml:space="preserve">Total hermano: $148.750</w:t>
-      </w:r>
-    </w:p>
-    <w:p>
-      <w:pPr>
-        <w:numPr>
-          <w:ilvl w:val="0"/>
-          <w:numId w:val="1000"/>
-        </w:numPr>
-      </w:pPr>
-      <w:r>
-        <w:t xml:space="preserve">Por lo tanto, el hermano ofrece mas ayuda ($148.750 vs $84.000), por lo que la eleccion de Ana fue incorrecta.</w:t>
+        <w:t xml:space="preserve">20% = $90.000</w:t>
+      </w:r>
+    </w:p>
+    <w:p>
+      <w:pPr>
+        <w:numPr>
+          <w:ilvl w:val="0"/>
+          <w:numId w:val="1000"/>
+        </w:numPr>
+      </w:pPr>
+      <w:r>
+        <w:t xml:space="preserve">Total abuelo: $112.500</w:t>
+      </w:r>
+    </w:p>
+    <w:p>
+      <w:pPr>
+        <w:numPr>
+          <w:ilvl w:val="0"/>
+          <w:numId w:val="1000"/>
+        </w:numPr>
+      </w:pPr>
+      <w:r>
+        <w:t xml:space="preserve">Por lo tanto, el abuelo ofrece mas ayuda ($112.500 vs $99.000), por lo que la eleccion de Ana fue incorrecta.</w:t>
       </w:r>
     </w:p>
     <w:p>
@@ -3963,7 +3963,7 @@
         </w:numPr>
       </w:pPr>
       <w:r>
-        <w:t xml:space="preserve">Incorrecto. Aunque algunos porcentajes individuales pueden variar, el total acumulado del hermano ($ 148.750 ) es mayor.</w:t>
+        <w:t xml:space="preserve">Incorrecto. Al calcular los totales: abuelo = $ 112.500 y tia = $ 99.000 . el abuelo ofrece mas ayuda, por lo que la eleccion fue incorrecta.</w:t>
       </w:r>
     </w:p>
     <w:p>
@@ -3974,7 +3974,7 @@
         </w:numPr>
       </w:pPr>
       <w:r>
-        <w:t xml:space="preserve">Incorrecto. Aunque los porcentajes pueden parecer similares, lo importante son los totales absolutos: $ 148.750 vs $ 84.000 .</w:t>
+        <w:t xml:space="preserve">Correcto. Al calcular los totales: abuelo = $ 112.500 y tia = $ 99.000 . el abuelo ofrece mas ayuda, por lo que la eleccion fue incorrecta.</w:t>
       </w:r>
     </w:p>
     <w:p>
@@ -3985,7 +3985,7 @@
         </w:numPr>
       </w:pPr>
       <w:r>
-        <w:t xml:space="preserve">Incorrecto. Al calcular los totales: hermano = $ 148.750 y abuelo = $ 84.000 . el hermano ofrece mas ayuda, por lo que la eleccion fue incorrecta.</w:t>
+        <w:t xml:space="preserve">Incorrecto. Aunque algunos porcentajes individuales pueden variar, el total acumulado del abuelo ($ 112.500 ) es mayor.</w:t>
       </w:r>
     </w:p>
     <w:p>
@@ -3996,7 +3996,7 @@
         </w:numPr>
       </w:pPr>
       <w:r>
-        <w:t xml:space="preserve">Correcto. Al calcular los totales: hermano = $ 148.750 y abuelo = $ 84.000 . el hermano ofrece mas ayuda, por lo que la eleccion fue incorrecta.</w:t>
+        <w:t xml:space="preserve">Incorrecto. Aunque los porcentajes pueden parecer similares, lo importante son los totales absolutos: $ 112.500 vs $ 99.000 .</w:t>
       </w:r>
     </w:p>
     <w:bookmarkEnd w:id="20"/>

--- a/Lab-Manjaro/08-Rnw/salida/ahorro_interpretacion_representacion_n2_v2_1.docx
+++ b/Lab-Manjaro/08-Rnw/salida/ahorro_interpretacion_representacion_n2_v2_1.docx
@@ -137,7 +137,7 @@
         <w:br/>
       </w:r>
       <w:r>
-        <w:t xml:space="preserve">Carlos quiere ahorrar $200.000 cada mes durante 3 meses. Como ayuda para su proyecto, sus padres le han propuesto dos opciones, pero solo puede elegir una de ellas.</w:t>
+        <w:t xml:space="preserve">Sofia quiere ahorrar $250.000 cada mes durante 3 meses. Como ayuda para su proyecto, sus padres le han propuesto dos opciones, pero solo puede elegir una de ellas.</w:t>
       </w:r>
     </w:p>
     <w:p>
@@ -152,13 +152,13 @@
           <w:b/>
           <w:bCs/>
         </w:rPr>
-        <w:t xml:space="preserve">Opcion 1 (hermano):</w:t>
-      </w:r>
-      <w:r>
-        <w:t xml:space="preserve"> </w:t>
-      </w:r>
-      <w:r>
-        <w:t xml:space="preserve">Al finalizar cada mes, su hermano le regala un porcentaje del dinero que tenga acumulado.</w:t>
+        <w:t xml:space="preserve">Opcion 1 (prima):</w:t>
+      </w:r>
+      <w:r>
+        <w:t xml:space="preserve"> </w:t>
+      </w:r>
+      <w:r>
+        <w:t xml:space="preserve">Al finalizar cada mes, su prima le regala un porcentaje del dinero que tenga acumulado.</w:t>
       </w:r>
     </w:p>
     <w:tbl>
@@ -236,7 +236,7 @@
               <w:jc w:val="center"/>
             </w:pPr>
             <w:r>
-              <w:t xml:space="preserve">$200.000</w:t>
+              <w:t xml:space="preserve">$250.000</w:t>
             </w:r>
           </w:p>
         </w:tc>
@@ -260,7 +260,7 @@
               <w:jc w:val="center"/>
             </w:pPr>
             <w:r>
-              <w:t xml:space="preserve">9%</w:t>
+              <w:t xml:space="preserve">13%</w:t>
             </w:r>
           </w:p>
         </w:tc>
@@ -274,7 +274,7 @@
               <w:jc w:val="center"/>
             </w:pPr>
             <w:r>
-              <w:t xml:space="preserve">$400.000</w:t>
+              <w:t xml:space="preserve">$500.000</w:t>
             </w:r>
           </w:p>
         </w:tc>
@@ -298,7 +298,7 @@
               <w:jc w:val="center"/>
             </w:pPr>
             <w:r>
-              <w:t xml:space="preserve">9%</w:t>
+              <w:t xml:space="preserve">13%</w:t>
             </w:r>
           </w:p>
         </w:tc>
@@ -312,7 +312,7 @@
               <w:jc w:val="center"/>
             </w:pPr>
             <w:r>
-              <w:t xml:space="preserve">$600.000</w:t>
+              <w:t xml:space="preserve">$750.000</w:t>
             </w:r>
           </w:p>
         </w:tc>
@@ -336,7 +336,7 @@
               <w:jc w:val="center"/>
             </w:pPr>
             <w:r>
-              <w:t xml:space="preserve">9%</w:t>
+              <w:t xml:space="preserve">13%</w:t>
             </w:r>
           </w:p>
         </w:tc>
@@ -354,13 +354,13 @@
           <w:b/>
           <w:bCs/>
         </w:rPr>
-        <w:t xml:space="preserve">Opcion 2 (abuelo):</w:t>
-      </w:r>
-      <w:r>
-        <w:t xml:space="preserve"> </w:t>
-      </w:r>
-      <w:r>
-        <w:t xml:space="preserve">Al finalizar cada mes, su abuelo le regala un porcentaje del dinero que tenga acumulado.</w:t>
+        <w:t xml:space="preserve">Opcion 2 (tia):</w:t>
+      </w:r>
+      <w:r>
+        <w:t xml:space="preserve"> </w:t>
+      </w:r>
+      <w:r>
+        <w:t xml:space="preserve">Al finalizar cada mes, su tia le regala un porcentaje del dinero que tenga acumulado.</w:t>
       </w:r>
     </w:p>
     <w:tbl>
@@ -438,7 +438,7 @@
               <w:jc w:val="center"/>
             </w:pPr>
             <w:r>
-              <w:t xml:space="preserve">$200.000</w:t>
+              <w:t xml:space="preserve">$250.000</w:t>
             </w:r>
           </w:p>
         </w:tc>
@@ -462,7 +462,7 @@
               <w:jc w:val="center"/>
             </w:pPr>
             <w:r>
-              <w:t xml:space="preserve">3%</w:t>
+              <w:t xml:space="preserve">2%</w:t>
             </w:r>
           </w:p>
         </w:tc>
@@ -476,7 +476,7 @@
               <w:jc w:val="center"/>
             </w:pPr>
             <w:r>
-              <w:t xml:space="preserve">$400.000</w:t>
+              <w:t xml:space="preserve">$500.000</w:t>
             </w:r>
           </w:p>
         </w:tc>
@@ -500,7 +500,7 @@
               <w:jc w:val="center"/>
             </w:pPr>
             <w:r>
-              <w:t xml:space="preserve">3%</w:t>
+              <w:t xml:space="preserve">8%</w:t>
             </w:r>
           </w:p>
         </w:tc>
@@ -514,7 +514,7 @@
               <w:jc w:val="center"/>
             </w:pPr>
             <w:r>
-              <w:t xml:space="preserve">$600.000</w:t>
+              <w:t xml:space="preserve">$750.000</w:t>
             </w:r>
           </w:p>
         </w:tc>
@@ -538,7 +538,7 @@
               <w:jc w:val="center"/>
             </w:pPr>
             <w:r>
-              <w:t xml:space="preserve">20%</w:t>
+              <w:t xml:space="preserve">13%</w:t>
             </w:r>
           </w:p>
         </w:tc>
@@ -552,7 +552,7 @@
         </w:numPr>
       </w:pPr>
       <w:r>
-        <w:t xml:space="preserve">Carlos decide elegir la opcion en la que le regalen la mayor cantidad de dinero y elige la ayuda del hermano. ¿Es correcta la eleccion de Carlos?</w:t>
+        <w:t xml:space="preserve">Sofia decide elegir la opcion en la que le regalen la mayor cantidad de dinero y elige la ayuda de la prima. ¿Es correcta la eleccion de Sofia?</w:t>
       </w:r>
     </w:p>
     <w:p>
@@ -563,7 +563,7 @@
         </w:numPr>
       </w:pPr>
       <w:r>
-        <w:t xml:space="preserve">No, porque la ayuda total del abuelo es de $ 138.000 mientras que del hermano es de $ 108.000 .</w:t>
+        <w:t xml:space="preserve">Si, porque con la ayuda de la prima recibe el 13 % del total ahorrado y con la ayuda de la tia recibe el 7.7 %.</w:t>
       </w:r>
     </w:p>
     <w:p>
@@ -574,7 +574,7 @@
         </w:numPr>
       </w:pPr>
       <w:r>
-        <w:t xml:space="preserve">Si, porque con la ayuda del hermano recibe el 9 % del total ahorrado y con la ayuda del abuelo recibe el 8.7 %.</w:t>
+        <w:t xml:space="preserve">No, porque con la ayuda de la prima el porcentaje del primer mes es del 13 % y con la ayuda de la tia es del 2 %.</w:t>
       </w:r>
     </w:p>
     <w:p>
@@ -585,7 +585,7 @@
         </w:numPr>
       </w:pPr>
       <w:r>
-        <w:t xml:space="preserve">No, porque con la ayuda del hermano el porcentaje del primer mes es del 9 % y con la ayuda del abuelo es del 3 %.</w:t>
+        <w:t xml:space="preserve">No, porque la ayuda total de la tia es de $ 142.500 mientras que de la prima es de $ 195.000 .</w:t>
       </w:r>
     </w:p>
     <w:p>
@@ -596,7 +596,7 @@
         </w:numPr>
       </w:pPr>
       <w:r>
-        <w:t xml:space="preserve">Si, porque la ayuda total del hermano es de $ 108.000 mientras que del abuelo es de $ 138.000 .</w:t>
+        <w:t xml:space="preserve">Si, porque la ayuda total de la prima es de $ 195.000 mientras que de la tia es de $ 142.500 .</w:t>
       </w:r>
     </w:p>
     <w:p>
@@ -617,7 +617,7 @@
         <w:br/>
       </w:r>
       <w:r>
-        <w:t xml:space="preserve">Para resolver este problema, debemos calcular la ayuda total que recibiria Carlos con cada opcion.</w:t>
+        <w:t xml:space="preserve">Para resolver este problema, debemos calcular la ayuda total que recibiria Sofia con cada opcion.</w:t>
       </w:r>
     </w:p>
     <w:p>
@@ -632,18 +632,18 @@
           <w:b/>
           <w:bCs/>
         </w:rPr>
-        <w:t xml:space="preserve">Opcion 1 (hermano):</w:t>
-      </w:r>
-    </w:p>
-    <w:p>
-      <w:pPr>
-        <w:numPr>
-          <w:ilvl w:val="0"/>
-          <w:numId w:val="1000"/>
-        </w:numPr>
-      </w:pPr>
-      <w:r>
-        <w:t xml:space="preserve">Mes 1: $200.000</w:t>
+        <w:t xml:space="preserve">Opcion 1 (prima):</w:t>
+      </w:r>
+    </w:p>
+    <w:p>
+      <w:pPr>
+        <w:numPr>
+          <w:ilvl w:val="0"/>
+          <w:numId w:val="1000"/>
+        </w:numPr>
+      </w:pPr>
+      <w:r>
+        <w:t xml:space="preserve">Mes 1: $250.000</w:t>
       </w:r>
       <w:r>
         <w:t xml:space="preserve"> </w:t>
@@ -660,18 +660,18 @@
         <w:t xml:space="preserve"> </w:t>
       </w:r>
       <w:r>
-        <w:t xml:space="preserve">9% = $18.000</w:t>
-      </w:r>
-    </w:p>
-    <w:p>
-      <w:pPr>
-        <w:numPr>
-          <w:ilvl w:val="0"/>
-          <w:numId w:val="1000"/>
-        </w:numPr>
-      </w:pPr>
-      <w:r>
-        <w:t xml:space="preserve">Mes 2: $400.000</w:t>
+        <w:t xml:space="preserve">13% = $32.500</w:t>
+      </w:r>
+    </w:p>
+    <w:p>
+      <w:pPr>
+        <w:numPr>
+          <w:ilvl w:val="0"/>
+          <w:numId w:val="1000"/>
+        </w:numPr>
+      </w:pPr>
+      <w:r>
+        <w:t xml:space="preserve">Mes 2: $500.000</w:t>
       </w:r>
       <w:r>
         <w:t xml:space="preserve"> </w:t>
@@ -688,18 +688,18 @@
         <w:t xml:space="preserve"> </w:t>
       </w:r>
       <w:r>
-        <w:t xml:space="preserve">9% = $36.000</w:t>
-      </w:r>
-    </w:p>
-    <w:p>
-      <w:pPr>
-        <w:numPr>
-          <w:ilvl w:val="0"/>
-          <w:numId w:val="1000"/>
-        </w:numPr>
-      </w:pPr>
-      <w:r>
-        <w:t xml:space="preserve">Mes 3: $600.000</w:t>
+        <w:t xml:space="preserve">13% = $65.000</w:t>
+      </w:r>
+    </w:p>
+    <w:p>
+      <w:pPr>
+        <w:numPr>
+          <w:ilvl w:val="0"/>
+          <w:numId w:val="1000"/>
+        </w:numPr>
+      </w:pPr>
+      <w:r>
+        <w:t xml:space="preserve">Mes 3: $750.000</w:t>
       </w:r>
       <w:r>
         <w:t xml:space="preserve"> </w:t>
@@ -716,18 +716,18 @@
         <w:t xml:space="preserve"> </w:t>
       </w:r>
       <w:r>
-        <w:t xml:space="preserve">9% = $54.000</w:t>
-      </w:r>
-    </w:p>
-    <w:p>
-      <w:pPr>
-        <w:numPr>
-          <w:ilvl w:val="0"/>
-          <w:numId w:val="1000"/>
-        </w:numPr>
-      </w:pPr>
-      <w:r>
-        <w:t xml:space="preserve">Total hermano: $108.000</w:t>
+        <w:t xml:space="preserve">13% = $97.500</w:t>
+      </w:r>
+    </w:p>
+    <w:p>
+      <w:pPr>
+        <w:numPr>
+          <w:ilvl w:val="0"/>
+          <w:numId w:val="1000"/>
+        </w:numPr>
+      </w:pPr>
+      <w:r>
+        <w:t xml:space="preserve">Total prima: $195.000</w:t>
       </w:r>
     </w:p>
     <w:p>
@@ -742,18 +742,18 @@
           <w:b/>
           <w:bCs/>
         </w:rPr>
-        <w:t xml:space="preserve">Opcion 2 (abuelo):</w:t>
-      </w:r>
-    </w:p>
-    <w:p>
-      <w:pPr>
-        <w:numPr>
-          <w:ilvl w:val="0"/>
-          <w:numId w:val="1000"/>
-        </w:numPr>
-      </w:pPr>
-      <w:r>
-        <w:t xml:space="preserve">Mes 1: $200.000</w:t>
+        <w:t xml:space="preserve">Opcion 2 (tia):</w:t>
+      </w:r>
+    </w:p>
+    <w:p>
+      <w:pPr>
+        <w:numPr>
+          <w:ilvl w:val="0"/>
+          <w:numId w:val="1000"/>
+        </w:numPr>
+      </w:pPr>
+      <w:r>
+        <w:t xml:space="preserve">Mes 1: $250.000</w:t>
       </w:r>
       <w:r>
         <w:t xml:space="preserve"> </w:t>
@@ -770,18 +770,18 @@
         <w:t xml:space="preserve"> </w:t>
       </w:r>
       <w:r>
-        <w:t xml:space="preserve">3% = $6.000</w:t>
-      </w:r>
-    </w:p>
-    <w:p>
-      <w:pPr>
-        <w:numPr>
-          <w:ilvl w:val="0"/>
-          <w:numId w:val="1000"/>
-        </w:numPr>
-      </w:pPr>
-      <w:r>
-        <w:t xml:space="preserve">Mes 2: $400.000</w:t>
+        <w:t xml:space="preserve">2% = $5.000</w:t>
+      </w:r>
+    </w:p>
+    <w:p>
+      <w:pPr>
+        <w:numPr>
+          <w:ilvl w:val="0"/>
+          <w:numId w:val="1000"/>
+        </w:numPr>
+      </w:pPr>
+      <w:r>
+        <w:t xml:space="preserve">Mes 2: $500.000</w:t>
       </w:r>
       <w:r>
         <w:t xml:space="preserve"> </w:t>
@@ -798,18 +798,18 @@
         <w:t xml:space="preserve"> </w:t>
       </w:r>
       <w:r>
-        <w:t xml:space="preserve">3% = $12.000</w:t>
-      </w:r>
-    </w:p>
-    <w:p>
-      <w:pPr>
-        <w:numPr>
-          <w:ilvl w:val="0"/>
-          <w:numId w:val="1000"/>
-        </w:numPr>
-      </w:pPr>
-      <w:r>
-        <w:t xml:space="preserve">Mes 3: $600.000</w:t>
+        <w:t xml:space="preserve">8% = $40.000</w:t>
+      </w:r>
+    </w:p>
+    <w:p>
+      <w:pPr>
+        <w:numPr>
+          <w:ilvl w:val="0"/>
+          <w:numId w:val="1000"/>
+        </w:numPr>
+      </w:pPr>
+      <w:r>
+        <w:t xml:space="preserve">Mes 3: $750.000</w:t>
       </w:r>
       <w:r>
         <w:t xml:space="preserve"> </w:t>
@@ -826,29 +826,29 @@
         <w:t xml:space="preserve"> </w:t>
       </w:r>
       <w:r>
-        <w:t xml:space="preserve">20% = $120.000</w:t>
-      </w:r>
-    </w:p>
-    <w:p>
-      <w:pPr>
-        <w:numPr>
-          <w:ilvl w:val="0"/>
-          <w:numId w:val="1000"/>
-        </w:numPr>
-      </w:pPr>
-      <w:r>
-        <w:t xml:space="preserve">Total abuelo: $138.000</w:t>
-      </w:r>
-    </w:p>
-    <w:p>
-      <w:pPr>
-        <w:numPr>
-          <w:ilvl w:val="0"/>
-          <w:numId w:val="1000"/>
-        </w:numPr>
-      </w:pPr>
-      <w:r>
-        <w:t xml:space="preserve">Por lo tanto, el abuelo ofrece mas ayuda ($138.000 vs $108.000), por lo que la eleccion de Carlos fue incorrecta.</w:t>
+        <w:t xml:space="preserve">13% = $97.500</w:t>
+      </w:r>
+    </w:p>
+    <w:p>
+      <w:pPr>
+        <w:numPr>
+          <w:ilvl w:val="0"/>
+          <w:numId w:val="1000"/>
+        </w:numPr>
+      </w:pPr>
+      <w:r>
+        <w:t xml:space="preserve">Total tia: $142.500</w:t>
+      </w:r>
+    </w:p>
+    <w:p>
+      <w:pPr>
+        <w:numPr>
+          <w:ilvl w:val="0"/>
+          <w:numId w:val="1000"/>
+        </w:numPr>
+      </w:pPr>
+      <w:r>
+        <w:t xml:space="preserve">Por lo tanto, la prima ofrece mas ayuda ($195.000 vs $142.500), por lo que la eleccion de Sofia fue correcta.</w:t>
       </w:r>
     </w:p>
     <w:p>
@@ -859,7 +859,7 @@
         </w:numPr>
       </w:pPr>
       <w:r>
-        <w:t xml:space="preserve">Correcto. Al calcular los totales: abuelo = $ 138.000 y hermano = $ 108.000 . el abuelo ofrece mas ayuda, por lo que la eleccion fue incorrecta.</w:t>
+        <w:t xml:space="preserve">Incorrecto. Aunque los porcentajes pueden parecer similares, lo importante son los totales absolutos: $ 195.000 vs $ 142.500 .</w:t>
       </w:r>
     </w:p>
     <w:p>
@@ -870,7 +870,7 @@
         </w:numPr>
       </w:pPr>
       <w:r>
-        <w:t xml:space="preserve">Incorrecto. Aunque los porcentajes pueden parecer similares, lo importante son los totales absolutos: $ 138.000 vs $ 108.000 .</w:t>
+        <w:t xml:space="preserve">Incorrecto. Aunque algunos porcentajes individuales pueden variar, el total acumulado de la prima ($ 195.000 ) es mayor.</w:t>
       </w:r>
     </w:p>
     <w:p>
@@ -881,7 +881,7 @@
         </w:numPr>
       </w:pPr>
       <w:r>
-        <w:t xml:space="preserve">Incorrecto. Aunque algunos porcentajes individuales pueden variar, el total acumulado del abuelo ($ 138.000 ) es mayor.</w:t>
+        <w:t xml:space="preserve">Incorrecto. Al calcular los totales: prima = $ 195.000 y tia = $ 142.500 . la prima ofrece mas ayuda, por lo que la eleccion fue correcta.</w:t>
       </w:r>
     </w:p>
     <w:p>
@@ -892,7 +892,7 @@
         </w:numPr>
       </w:pPr>
       <w:r>
-        <w:t xml:space="preserve">Incorrecto. Al calcular los totales: abuelo = $ 138.000 y hermano = $ 108.000 . el abuelo ofrece mas ayuda, por lo que la eleccion fue incorrecta.</w:t>
+        <w:t xml:space="preserve">Correcto. Al calcular los totales: prima = $ 195.000 y tia = $ 142.500 . la prima ofrece mas ayuda, por lo que la eleccion fue correcta.</w:t>
       </w:r>
     </w:p>
     <w:p>
@@ -913,7 +913,7 @@
         <w:br/>
       </w:r>
       <w:r>
-        <w:t xml:space="preserve">Sofia quiere ahorrar $150.000 cada mes durante 3 meses. Como ayuda para su proyecto, sus padres le han propuesto dos opciones, pero solo puede elegir una de ellas.</w:t>
+        <w:t xml:space="preserve">Pablo quiere ahorrar $200.000 cada mes durante 3 meses. Como ayuda para su proyecto, sus padres le han propuesto dos opciones, pero solo puede elegir una de ellas.</w:t>
       </w:r>
     </w:p>
     <w:p>
@@ -928,13 +928,13 @@
           <w:b/>
           <w:bCs/>
         </w:rPr>
-        <w:t xml:space="preserve">Opcion 1 (abuelo):</w:t>
-      </w:r>
-      <w:r>
-        <w:t xml:space="preserve"> </w:t>
-      </w:r>
-      <w:r>
-        <w:t xml:space="preserve">Al finalizar cada mes, su abuelo le regala un porcentaje del dinero que tenga acumulado.</w:t>
+        <w:t xml:space="preserve">Opcion 1 (prima):</w:t>
+      </w:r>
+      <w:r>
+        <w:t xml:space="preserve"> </w:t>
+      </w:r>
+      <w:r>
+        <w:t xml:space="preserve">Al finalizar cada mes, su prima le regala un porcentaje del dinero que tenga acumulado.</w:t>
       </w:r>
     </w:p>
     <w:tbl>
@@ -1012,7 +1012,7 @@
               <w:jc w:val="center"/>
             </w:pPr>
             <w:r>
-              <w:t xml:space="preserve">$150.000</w:t>
+              <w:t xml:space="preserve">$200.000</w:t>
             </w:r>
           </w:p>
         </w:tc>
@@ -1036,7 +1036,7 @@
               <w:jc w:val="center"/>
             </w:pPr>
             <w:r>
-              <w:t xml:space="preserve">16%</w:t>
+              <w:t xml:space="preserve">9%</w:t>
             </w:r>
           </w:p>
         </w:tc>
@@ -1050,7 +1050,7 @@
               <w:jc w:val="center"/>
             </w:pPr>
             <w:r>
-              <w:t xml:space="preserve">$300.000</w:t>
+              <w:t xml:space="preserve">$400.000</w:t>
             </w:r>
           </w:p>
         </w:tc>
@@ -1074,7 +1074,7 @@
               <w:jc w:val="center"/>
             </w:pPr>
             <w:r>
-              <w:t xml:space="preserve">16%</w:t>
+              <w:t xml:space="preserve">9%</w:t>
             </w:r>
           </w:p>
         </w:tc>
@@ -1088,7 +1088,7 @@
               <w:jc w:val="center"/>
             </w:pPr>
             <w:r>
-              <w:t xml:space="preserve">$450.000</w:t>
+              <w:t xml:space="preserve">$600.000</w:t>
             </w:r>
           </w:p>
         </w:tc>
@@ -1112,7 +1112,7 @@
               <w:jc w:val="center"/>
             </w:pPr>
             <w:r>
-              <w:t xml:space="preserve">16%</w:t>
+              <w:t xml:space="preserve">9%</w:t>
             </w:r>
           </w:p>
         </w:tc>
@@ -1130,13 +1130,13 @@
           <w:b/>
           <w:bCs/>
         </w:rPr>
-        <w:t xml:space="preserve">Opcion 2 (hermano):</w:t>
-      </w:r>
-      <w:r>
-        <w:t xml:space="preserve"> </w:t>
-      </w:r>
-      <w:r>
-        <w:t xml:space="preserve">Al finalizar cada mes, su hermano le regala un porcentaje del dinero que tenga acumulado.</w:t>
+        <w:t xml:space="preserve">Opcion 2 (tio):</w:t>
+      </w:r>
+      <w:r>
+        <w:t xml:space="preserve"> </w:t>
+      </w:r>
+      <w:r>
+        <w:t xml:space="preserve">Al finalizar cada mes, su tio le regala un porcentaje del dinero que tenga acumulado.</w:t>
       </w:r>
     </w:p>
     <w:tbl>
@@ -1214,7 +1214,7 @@
               <w:jc w:val="center"/>
             </w:pPr>
             <w:r>
-              <w:t xml:space="preserve">$150.000</w:t>
+              <w:t xml:space="preserve">$200.000</w:t>
             </w:r>
           </w:p>
         </w:tc>
@@ -1238,7 +1238,7 @@
               <w:jc w:val="center"/>
             </w:pPr>
             <w:r>
-              <w:t xml:space="preserve">5%</w:t>
+              <w:t xml:space="preserve">4%</w:t>
             </w:r>
           </w:p>
         </w:tc>
@@ -1252,7 +1252,7 @@
               <w:jc w:val="center"/>
             </w:pPr>
             <w:r>
-              <w:t xml:space="preserve">$300.000</w:t>
+              <w:t xml:space="preserve">$400.000</w:t>
             </w:r>
           </w:p>
         </w:tc>
@@ -1276,7 +1276,7 @@
               <w:jc w:val="center"/>
             </w:pPr>
             <w:r>
-              <w:t xml:space="preserve">7%</w:t>
+              <w:t xml:space="preserve">5%</w:t>
             </w:r>
           </w:p>
         </w:tc>
@@ -1290,7 +1290,7 @@
               <w:jc w:val="center"/>
             </w:pPr>
             <w:r>
-              <w:t xml:space="preserve">$450.000</w:t>
+              <w:t xml:space="preserve">$600.000</w:t>
             </w:r>
           </w:p>
         </w:tc>
@@ -1314,7 +1314,7 @@
               <w:jc w:val="center"/>
             </w:pPr>
             <w:r>
-              <w:t xml:space="preserve">15%</w:t>
+              <w:t xml:space="preserve">22%</w:t>
             </w:r>
           </w:p>
         </w:tc>
@@ -1328,7 +1328,7 @@
         </w:numPr>
       </w:pPr>
       <w:r>
-        <w:t xml:space="preserve">Sofia decide elegir la opcion en la que le regalen la mayor cantidad de dinero y elige la ayuda del hermano. ¿Es correcta la eleccion de Sofia?</w:t>
+        <w:t xml:space="preserve">Pablo decide elegir la opcion en la que le regalen la mayor cantidad de dinero y elige la ayuda de la prima. ¿Es correcta la eleccion de Pablo?</w:t>
       </w:r>
     </w:p>
     <w:p>
@@ -1339,7 +1339,7 @@
         </w:numPr>
       </w:pPr>
       <w:r>
-        <w:t xml:space="preserve">No, porque la ayuda total del abuelo es de $ 144.000 mientras que del hermano es de $ 96.000 .</w:t>
+        <w:t xml:space="preserve">Si, porque con la ayuda de la prima recibe el 9 % del total ahorrado y con la ayuda del tio recibe el 10.3 %.</w:t>
       </w:r>
     </w:p>
     <w:p>
@@ -1350,7 +1350,7 @@
         </w:numPr>
       </w:pPr>
       <w:r>
-        <w:t xml:space="preserve">Si, porque la ayuda total del hermano es de $ 96.000 mientras que del abuelo es de $ 144.000 .</w:t>
+        <w:t xml:space="preserve">No, porque la ayuda total del tio es de $ 160.000 mientras que de la prima es de $ 108.000 .</w:t>
       </w:r>
     </w:p>
     <w:p>
@@ -1361,7 +1361,7 @@
         </w:numPr>
       </w:pPr>
       <w:r>
-        <w:t xml:space="preserve">No, porque con la ayuda del hermano el porcentaje del primer mes es del 5 % y con la ayuda del abuelo es del 16 %.</w:t>
+        <w:t xml:space="preserve">Si, porque la ayuda total de la prima es de $ 108.000 mientras que del tio es de $ 160.000 .</w:t>
       </w:r>
     </w:p>
     <w:p>
@@ -1372,7 +1372,7 @@
         </w:numPr>
       </w:pPr>
       <w:r>
-        <w:t xml:space="preserve">Si, porque con la ayuda del hermano recibe el 9 % del total ahorrado y con la ayuda del abuelo recibe el 16 %.</w:t>
+        <w:t xml:space="preserve">No, porque con la ayuda de la prima el porcentaje del primer mes es del 9 % y con la ayuda del tio es del 4 %.</w:t>
       </w:r>
     </w:p>
     <w:p>
@@ -1393,7 +1393,7 @@
         <w:br/>
       </w:r>
       <w:r>
-        <w:t xml:space="preserve">Para resolver este problema, debemos calcular la ayuda total que recibiria Sofia con cada opcion.</w:t>
+        <w:t xml:space="preserve">Para resolver este problema, debemos calcular la ayuda total que recibiria Pablo con cada opcion.</w:t>
       </w:r>
     </w:p>
     <w:p>
@@ -1408,18 +1408,18 @@
           <w:b/>
           <w:bCs/>
         </w:rPr>
-        <w:t xml:space="preserve">Opcion 1 (abuelo):</w:t>
-      </w:r>
-    </w:p>
-    <w:p>
-      <w:pPr>
-        <w:numPr>
-          <w:ilvl w:val="0"/>
-          <w:numId w:val="1000"/>
-        </w:numPr>
-      </w:pPr>
-      <w:r>
-        <w:t xml:space="preserve">Mes 1: $150.000</w:t>
+        <w:t xml:space="preserve">Opcion 1 (prima):</w:t>
+      </w:r>
+    </w:p>
+    <w:p>
+      <w:pPr>
+        <w:numPr>
+          <w:ilvl w:val="0"/>
+          <w:numId w:val="1000"/>
+        </w:numPr>
+      </w:pPr>
+      <w:r>
+        <w:t xml:space="preserve">Mes 1: $200.000</w:t>
       </w:r>
       <w:r>
         <w:t xml:space="preserve"> </w:t>
@@ -1436,18 +1436,18 @@
         <w:t xml:space="preserve"> </w:t>
       </w:r>
       <w:r>
-        <w:t xml:space="preserve">16% = $24.000</w:t>
-      </w:r>
-    </w:p>
-    <w:p>
-      <w:pPr>
-        <w:numPr>
-          <w:ilvl w:val="0"/>
-          <w:numId w:val="1000"/>
-        </w:numPr>
-      </w:pPr>
-      <w:r>
-        <w:t xml:space="preserve">Mes 2: $300.000</w:t>
+        <w:t xml:space="preserve">9% = $18.000</w:t>
+      </w:r>
+    </w:p>
+    <w:p>
+      <w:pPr>
+        <w:numPr>
+          <w:ilvl w:val="0"/>
+          <w:numId w:val="1000"/>
+        </w:numPr>
+      </w:pPr>
+      <w:r>
+        <w:t xml:space="preserve">Mes 2: $400.000</w:t>
       </w:r>
       <w:r>
         <w:t xml:space="preserve"> </w:t>
@@ -1464,18 +1464,18 @@
         <w:t xml:space="preserve"> </w:t>
       </w:r>
       <w:r>
-        <w:t xml:space="preserve">16% = $48.000</w:t>
-      </w:r>
-    </w:p>
-    <w:p>
-      <w:pPr>
-        <w:numPr>
-          <w:ilvl w:val="0"/>
-          <w:numId w:val="1000"/>
-        </w:numPr>
-      </w:pPr>
-      <w:r>
-        <w:t xml:space="preserve">Mes 3: $450.000</w:t>
+        <w:t xml:space="preserve">9% = $36.000</w:t>
+      </w:r>
+    </w:p>
+    <w:p>
+      <w:pPr>
+        <w:numPr>
+          <w:ilvl w:val="0"/>
+          <w:numId w:val="1000"/>
+        </w:numPr>
+      </w:pPr>
+      <w:r>
+        <w:t xml:space="preserve">Mes 3: $600.000</w:t>
       </w:r>
       <w:r>
         <w:t xml:space="preserve"> </w:t>
@@ -1492,18 +1492,18 @@
         <w:t xml:space="preserve"> </w:t>
       </w:r>
       <w:r>
-        <w:t xml:space="preserve">16% = $72.000</w:t>
-      </w:r>
-    </w:p>
-    <w:p>
-      <w:pPr>
-        <w:numPr>
-          <w:ilvl w:val="0"/>
-          <w:numId w:val="1000"/>
-        </w:numPr>
-      </w:pPr>
-      <w:r>
-        <w:t xml:space="preserve">Total abuelo: $144.000</w:t>
+        <w:t xml:space="preserve">9% = $54.000</w:t>
+      </w:r>
+    </w:p>
+    <w:p>
+      <w:pPr>
+        <w:numPr>
+          <w:ilvl w:val="0"/>
+          <w:numId w:val="1000"/>
+        </w:numPr>
+      </w:pPr>
+      <w:r>
+        <w:t xml:space="preserve">Total prima: $108.000</w:t>
       </w:r>
     </w:p>
     <w:p>
@@ -1518,18 +1518,18 @@
           <w:b/>
           <w:bCs/>
         </w:rPr>
-        <w:t xml:space="preserve">Opcion 2 (hermano):</w:t>
-      </w:r>
-    </w:p>
-    <w:p>
-      <w:pPr>
-        <w:numPr>
-          <w:ilvl w:val="0"/>
-          <w:numId w:val="1000"/>
-        </w:numPr>
-      </w:pPr>
-      <w:r>
-        <w:t xml:space="preserve">Mes 1: $150.000</w:t>
+        <w:t xml:space="preserve">Opcion 2 (tio):</w:t>
+      </w:r>
+    </w:p>
+    <w:p>
+      <w:pPr>
+        <w:numPr>
+          <w:ilvl w:val="0"/>
+          <w:numId w:val="1000"/>
+        </w:numPr>
+      </w:pPr>
+      <w:r>
+        <w:t xml:space="preserve">Mes 1: $200.000</w:t>
       </w:r>
       <w:r>
         <w:t xml:space="preserve"> </w:t>
@@ -1546,18 +1546,18 @@
         <w:t xml:space="preserve"> </w:t>
       </w:r>
       <w:r>
-        <w:t xml:space="preserve">5% = $7.500</w:t>
-      </w:r>
-    </w:p>
-    <w:p>
-      <w:pPr>
-        <w:numPr>
-          <w:ilvl w:val="0"/>
-          <w:numId w:val="1000"/>
-        </w:numPr>
-      </w:pPr>
-      <w:r>
-        <w:t xml:space="preserve">Mes 2: $300.000</w:t>
+        <w:t xml:space="preserve">4% = $8.000</w:t>
+      </w:r>
+    </w:p>
+    <w:p>
+      <w:pPr>
+        <w:numPr>
+          <w:ilvl w:val="0"/>
+          <w:numId w:val="1000"/>
+        </w:numPr>
+      </w:pPr>
+      <w:r>
+        <w:t xml:space="preserve">Mes 2: $400.000</w:t>
       </w:r>
       <w:r>
         <w:t xml:space="preserve"> </w:t>
@@ -1574,18 +1574,18 @@
         <w:t xml:space="preserve"> </w:t>
       </w:r>
       <w:r>
-        <w:t xml:space="preserve">7% = $21.000</w:t>
-      </w:r>
-    </w:p>
-    <w:p>
-      <w:pPr>
-        <w:numPr>
-          <w:ilvl w:val="0"/>
-          <w:numId w:val="1000"/>
-        </w:numPr>
-      </w:pPr>
-      <w:r>
-        <w:t xml:space="preserve">Mes 3: $450.000</w:t>
+        <w:t xml:space="preserve">5% = $20.000</w:t>
+      </w:r>
+    </w:p>
+    <w:p>
+      <w:pPr>
+        <w:numPr>
+          <w:ilvl w:val="0"/>
+          <w:numId w:val="1000"/>
+        </w:numPr>
+      </w:pPr>
+      <w:r>
+        <w:t xml:space="preserve">Mes 3: $600.000</w:t>
       </w:r>
       <w:r>
         <w:t xml:space="preserve"> </w:t>
@@ -1602,29 +1602,29 @@
         <w:t xml:space="preserve"> </w:t>
       </w:r>
       <w:r>
-        <w:t xml:space="preserve">15% = $67.500</w:t>
-      </w:r>
-    </w:p>
-    <w:p>
-      <w:pPr>
-        <w:numPr>
-          <w:ilvl w:val="0"/>
-          <w:numId w:val="1000"/>
-        </w:numPr>
-      </w:pPr>
-      <w:r>
-        <w:t xml:space="preserve">Total hermano: $96.000</w:t>
-      </w:r>
-    </w:p>
-    <w:p>
-      <w:pPr>
-        <w:numPr>
-          <w:ilvl w:val="0"/>
-          <w:numId w:val="1000"/>
-        </w:numPr>
-      </w:pPr>
-      <w:r>
-        <w:t xml:space="preserve">Por lo tanto, el abuelo ofrece mas ayuda ($144.000 vs $96.000), por lo que la eleccion de Sofia fue incorrecta.</w:t>
+        <w:t xml:space="preserve">22% = $132.000</w:t>
+      </w:r>
+    </w:p>
+    <w:p>
+      <w:pPr>
+        <w:numPr>
+          <w:ilvl w:val="0"/>
+          <w:numId w:val="1000"/>
+        </w:numPr>
+      </w:pPr>
+      <w:r>
+        <w:t xml:space="preserve">Total tio: $160.000</w:t>
+      </w:r>
+    </w:p>
+    <w:p>
+      <w:pPr>
+        <w:numPr>
+          <w:ilvl w:val="0"/>
+          <w:numId w:val="1000"/>
+        </w:numPr>
+      </w:pPr>
+      <w:r>
+        <w:t xml:space="preserve">Por lo tanto, el tio ofrece mas ayuda ($160.000 vs $108.000), por lo que la eleccion de Pablo fue incorrecta.</w:t>
       </w:r>
     </w:p>
     <w:p>
@@ -1635,7 +1635,7 @@
         </w:numPr>
       </w:pPr>
       <w:r>
-        <w:t xml:space="preserve">Correcto. Al calcular los totales: abuelo = $ 144.000 y hermano = $ 96.000 . el abuelo ofrece mas ayuda, por lo que la eleccion fue incorrecta.</w:t>
+        <w:t xml:space="preserve">Incorrecto. Aunque los porcentajes pueden parecer similares, lo importante son los totales absolutos: $ 160.000 vs $ 108.000 .</w:t>
       </w:r>
     </w:p>
     <w:p>
@@ -1646,7 +1646,7 @@
         </w:numPr>
       </w:pPr>
       <w:r>
-        <w:t xml:space="preserve">Incorrecto. Al calcular los totales: abuelo = $ 144.000 y hermano = $ 96.000 . el abuelo ofrece mas ayuda, por lo que la eleccion fue incorrecta.</w:t>
+        <w:t xml:space="preserve">Correcto. Al calcular los totales: tio = $ 160.000 y prima = $ 108.000 . el tio ofrece mas ayuda, por lo que la eleccion fue incorrecta.</w:t>
       </w:r>
     </w:p>
     <w:p>
@@ -1657,7 +1657,7 @@
         </w:numPr>
       </w:pPr>
       <w:r>
-        <w:t xml:space="preserve">Incorrecto. Aunque algunos porcentajes individuales pueden variar, el total acumulado del abuelo ($ 144.000 ) es mayor.</w:t>
+        <w:t xml:space="preserve">Incorrecto. Al calcular los totales: tio = $ 160.000 y prima = $ 108.000 . el tio ofrece mas ayuda, por lo que la eleccion fue incorrecta.</w:t>
       </w:r>
     </w:p>
     <w:p>
@@ -1668,7 +1668,7 @@
         </w:numPr>
       </w:pPr>
       <w:r>
-        <w:t xml:space="preserve">Incorrecto. Aunque los porcentajes pueden parecer similares, lo importante son los totales absolutos: $ 144.000 vs $ 96.000 .</w:t>
+        <w:t xml:space="preserve">Incorrecto. Aunque algunos porcentajes individuales pueden variar, el total acumulado del tio ($ 160.000 ) es mayor.</w:t>
       </w:r>
     </w:p>
     <w:p>
@@ -1689,7 +1689,7 @@
         <w:br/>
       </w:r>
       <w:r>
-        <w:t xml:space="preserve">Andres quiere ahorrar $175.000 cada mes durante 3 meses. Como ayuda para su proyecto, sus padres le han propuesto dos opciones, pero solo puede elegir una de ellas.</w:t>
+        <w:t xml:space="preserve">Miguel quiere ahorrar $225.000 cada mes durante 3 meses. Como ayuda para su proyecto, sus padres le han propuesto dos opciones, pero solo puede elegir una de ellas.</w:t>
       </w:r>
     </w:p>
     <w:p>
@@ -1704,13 +1704,13 @@
           <w:b/>
           <w:bCs/>
         </w:rPr>
-        <w:t xml:space="preserve">Opcion 1 (abuelo):</w:t>
-      </w:r>
-      <w:r>
-        <w:t xml:space="preserve"> </w:t>
-      </w:r>
-      <w:r>
-        <w:t xml:space="preserve">Al finalizar cada mes, su abuelo le regala un porcentaje del dinero que tenga acumulado.</w:t>
+        <w:t xml:space="preserve">Opcion 1 (tia):</w:t>
+      </w:r>
+      <w:r>
+        <w:t xml:space="preserve"> </w:t>
+      </w:r>
+      <w:r>
+        <w:t xml:space="preserve">Al finalizar cada mes, su tia le regala un porcentaje del dinero que tenga acumulado.</w:t>
       </w:r>
     </w:p>
     <w:tbl>
@@ -1788,7 +1788,7 @@
               <w:jc w:val="center"/>
             </w:pPr>
             <w:r>
-              <w:t xml:space="preserve">$175.000</w:t>
+              <w:t xml:space="preserve">$225.000</w:t>
             </w:r>
           </w:p>
         </w:tc>
@@ -1812,7 +1812,7 @@
               <w:jc w:val="center"/>
             </w:pPr>
             <w:r>
-              <w:t xml:space="preserve">11%</w:t>
+              <w:t xml:space="preserve">8%</w:t>
             </w:r>
           </w:p>
         </w:tc>
@@ -1826,7 +1826,7 @@
               <w:jc w:val="center"/>
             </w:pPr>
             <w:r>
-              <w:t xml:space="preserve">$350.000</w:t>
+              <w:t xml:space="preserve">$450.000</w:t>
             </w:r>
           </w:p>
         </w:tc>
@@ -1850,7 +1850,7 @@
               <w:jc w:val="center"/>
             </w:pPr>
             <w:r>
-              <w:t xml:space="preserve">11%</w:t>
+              <w:t xml:space="preserve">8%</w:t>
             </w:r>
           </w:p>
         </w:tc>
@@ -1864,7 +1864,7 @@
               <w:jc w:val="center"/>
             </w:pPr>
             <w:r>
-              <w:t xml:space="preserve">$525.000</w:t>
+              <w:t xml:space="preserve">$675.000</w:t>
             </w:r>
           </w:p>
         </w:tc>
@@ -1888,7 +1888,7 @@
               <w:jc w:val="center"/>
             </w:pPr>
             <w:r>
-              <w:t xml:space="preserve">11%</w:t>
+              <w:t xml:space="preserve">8%</w:t>
             </w:r>
           </w:p>
         </w:tc>
@@ -1906,13 +1906,13 @@
           <w:b/>
           <w:bCs/>
         </w:rPr>
-        <w:t xml:space="preserve">Opcion 2 (abuela):</w:t>
-      </w:r>
-      <w:r>
-        <w:t xml:space="preserve"> </w:t>
-      </w:r>
-      <w:r>
-        <w:t xml:space="preserve">Al finalizar cada mes, su abuela le regala un porcentaje del dinero que tenga acumulado.</w:t>
+        <w:t xml:space="preserve">Opcion 2 (hermana):</w:t>
+      </w:r>
+      <w:r>
+        <w:t xml:space="preserve"> </w:t>
+      </w:r>
+      <w:r>
+        <w:t xml:space="preserve">Al finalizar cada mes, su hermana le regala un porcentaje del dinero que tenga acumulado.</w:t>
       </w:r>
     </w:p>
     <w:tbl>
@@ -1990,7 +1990,7 @@
               <w:jc w:val="center"/>
             </w:pPr>
             <w:r>
-              <w:t xml:space="preserve">$175.000</w:t>
+              <w:t xml:space="preserve">$225.000</w:t>
             </w:r>
           </w:p>
         </w:tc>
@@ -2014,7 +2014,7 @@
               <w:jc w:val="center"/>
             </w:pPr>
             <w:r>
-              <w:t xml:space="preserve">4%</w:t>
+              <w:t xml:space="preserve">1%</w:t>
             </w:r>
           </w:p>
         </w:tc>
@@ -2028,7 +2028,7 @@
               <w:jc w:val="center"/>
             </w:pPr>
             <w:r>
-              <w:t xml:space="preserve">$350.000</w:t>
+              <w:t xml:space="preserve">$450.000</w:t>
             </w:r>
           </w:p>
         </w:tc>
@@ -2052,7 +2052,7 @@
               <w:jc w:val="center"/>
             </w:pPr>
             <w:r>
-              <w:t xml:space="preserve">3%</w:t>
+              <w:t xml:space="preserve">5%</w:t>
             </w:r>
           </w:p>
         </w:tc>
@@ -2066,7 +2066,7 @@
               <w:jc w:val="center"/>
             </w:pPr>
             <w:r>
-              <w:t xml:space="preserve">$525.000</w:t>
+              <w:t xml:space="preserve">$675.000</w:t>
             </w:r>
           </w:p>
         </w:tc>
@@ -2090,7 +2090,7 @@
               <w:jc w:val="center"/>
             </w:pPr>
             <w:r>
-              <w:t xml:space="preserve">16%</w:t>
+              <w:t xml:space="preserve">20%</w:t>
             </w:r>
           </w:p>
         </w:tc>
@@ -2104,7 +2104,7 @@
         </w:numPr>
       </w:pPr>
       <w:r>
-        <w:t xml:space="preserve">Andres decide elegir la opcion en la que le regalen la mayor cantidad de dinero y elige la ayuda de la abuela. ¿Es correcta la eleccion de Andres?</w:t>
+        <w:t xml:space="preserve">Miguel decide elegir la opcion en la que le regalen la mayor cantidad de dinero y elige la ayuda de la hermana. ¿Es correcta la eleccion de Miguel?</w:t>
       </w:r>
     </w:p>
     <w:p>
@@ -2115,7 +2115,7 @@
         </w:numPr>
       </w:pPr>
       <w:r>
-        <w:t xml:space="preserve">Si, porque con la ayuda de la abuela recibe el 7.7 % del total ahorrado y con la ayuda del abuelo recibe el 11 %.</w:t>
+        <w:t xml:space="preserve">No, porque la ayuda total de la tia es de $ 108.000 mientras que de la hermana es de $ 159.750 .</w:t>
       </w:r>
     </w:p>
     <w:p>
@@ -2126,7 +2126,7 @@
         </w:numPr>
       </w:pPr>
       <w:r>
-        <w:t xml:space="preserve">Si, porque la ayuda total de la abuela es de $ 101.500 mientras que del abuelo es de $ 115.500 .</w:t>
+        <w:t xml:space="preserve">Si, porque con la ayuda de la hermana recibe el 8.7 % del total ahorrado y con la ayuda de la tia recibe el 8 %.</w:t>
       </w:r>
     </w:p>
     <w:p>
@@ -2137,7 +2137,7 @@
         </w:numPr>
       </w:pPr>
       <w:r>
-        <w:t xml:space="preserve">No, porque la ayuda total del abuelo es de $ 115.500 mientras que de la abuela es de $ 101.500 .</w:t>
+        <w:t xml:space="preserve">No, porque con la ayuda de la hermana el porcentaje del primer mes es del 1 % y con la ayuda de la tia es del 8 %.</w:t>
       </w:r>
     </w:p>
     <w:p>
@@ -2148,7 +2148,7 @@
         </w:numPr>
       </w:pPr>
       <w:r>
-        <w:t xml:space="preserve">No, porque con la ayuda de la abuela el porcentaje del primer mes es del 4 % y con la ayuda del abuelo es del 11 %.</w:t>
+        <w:t xml:space="preserve">Si, porque la ayuda total de la hermana es de $ 159.750 mientras que de la tia es de $ 108.000 .</w:t>
       </w:r>
     </w:p>
     <w:p>
@@ -2169,7 +2169,7 @@
         <w:br/>
       </w:r>
       <w:r>
-        <w:t xml:space="preserve">Para resolver este problema, debemos calcular la ayuda total que recibiria Andres con cada opcion.</w:t>
+        <w:t xml:space="preserve">Para resolver este problema, debemos calcular la ayuda total que recibiria Miguel con cada opcion.</w:t>
       </w:r>
     </w:p>
     <w:p>
@@ -2184,18 +2184,18 @@
           <w:b/>
           <w:bCs/>
         </w:rPr>
-        <w:t xml:space="preserve">Opcion 1 (abuelo):</w:t>
-      </w:r>
-    </w:p>
-    <w:p>
-      <w:pPr>
-        <w:numPr>
-          <w:ilvl w:val="0"/>
-          <w:numId w:val="1000"/>
-        </w:numPr>
-      </w:pPr>
-      <w:r>
-        <w:t xml:space="preserve">Mes 1: $175.000</w:t>
+        <w:t xml:space="preserve">Opcion 1 (tia):</w:t>
+      </w:r>
+    </w:p>
+    <w:p>
+      <w:pPr>
+        <w:numPr>
+          <w:ilvl w:val="0"/>
+          <w:numId w:val="1000"/>
+        </w:numPr>
+      </w:pPr>
+      <w:r>
+        <w:t xml:space="preserve">Mes 1: $225.000</w:t>
       </w:r>
       <w:r>
         <w:t xml:space="preserve"> </w:t>
@@ -2212,18 +2212,18 @@
         <w:t xml:space="preserve"> </w:t>
       </w:r>
       <w:r>
-        <w:t xml:space="preserve">11% = $19.250</w:t>
-      </w:r>
-    </w:p>
-    <w:p>
-      <w:pPr>
-        <w:numPr>
-          <w:ilvl w:val="0"/>
-          <w:numId w:val="1000"/>
-        </w:numPr>
-      </w:pPr>
-      <w:r>
-        <w:t xml:space="preserve">Mes 2: $350.000</w:t>
+        <w:t xml:space="preserve">8% = $18.000</w:t>
+      </w:r>
+    </w:p>
+    <w:p>
+      <w:pPr>
+        <w:numPr>
+          <w:ilvl w:val="0"/>
+          <w:numId w:val="1000"/>
+        </w:numPr>
+      </w:pPr>
+      <w:r>
+        <w:t xml:space="preserve">Mes 2: $450.000</w:t>
       </w:r>
       <w:r>
         <w:t xml:space="preserve"> </w:t>
@@ -2240,18 +2240,18 @@
         <w:t xml:space="preserve"> </w:t>
       </w:r>
       <w:r>
-        <w:t xml:space="preserve">11% = $38.500</w:t>
-      </w:r>
-    </w:p>
-    <w:p>
-      <w:pPr>
-        <w:numPr>
-          <w:ilvl w:val="0"/>
-          <w:numId w:val="1000"/>
-        </w:numPr>
-      </w:pPr>
-      <w:r>
-        <w:t xml:space="preserve">Mes 3: $525.000</w:t>
+        <w:t xml:space="preserve">8% = $36.000</w:t>
+      </w:r>
+    </w:p>
+    <w:p>
+      <w:pPr>
+        <w:numPr>
+          <w:ilvl w:val="0"/>
+          <w:numId w:val="1000"/>
+        </w:numPr>
+      </w:pPr>
+      <w:r>
+        <w:t xml:space="preserve">Mes 3: $675.000</w:t>
       </w:r>
       <w:r>
         <w:t xml:space="preserve"> </w:t>
@@ -2268,18 +2268,18 @@
         <w:t xml:space="preserve"> </w:t>
       </w:r>
       <w:r>
-        <w:t xml:space="preserve">11% = $57.750</w:t>
-      </w:r>
-    </w:p>
-    <w:p>
-      <w:pPr>
-        <w:numPr>
-          <w:ilvl w:val="0"/>
-          <w:numId w:val="1000"/>
-        </w:numPr>
-      </w:pPr>
-      <w:r>
-        <w:t xml:space="preserve">Total abuelo: $115.500</w:t>
+        <w:t xml:space="preserve">8% = $54.000</w:t>
+      </w:r>
+    </w:p>
+    <w:p>
+      <w:pPr>
+        <w:numPr>
+          <w:ilvl w:val="0"/>
+          <w:numId w:val="1000"/>
+        </w:numPr>
+      </w:pPr>
+      <w:r>
+        <w:t xml:space="preserve">Total tia: $108.000</w:t>
       </w:r>
     </w:p>
     <w:p>
@@ -2294,18 +2294,18 @@
           <w:b/>
           <w:bCs/>
         </w:rPr>
-        <w:t xml:space="preserve">Opcion 2 (abuela):</w:t>
-      </w:r>
-    </w:p>
-    <w:p>
-      <w:pPr>
-        <w:numPr>
-          <w:ilvl w:val="0"/>
-          <w:numId w:val="1000"/>
-        </w:numPr>
-      </w:pPr>
-      <w:r>
-        <w:t xml:space="preserve">Mes 1: $175.000</w:t>
+        <w:t xml:space="preserve">Opcion 2 (hermana):</w:t>
+      </w:r>
+    </w:p>
+    <w:p>
+      <w:pPr>
+        <w:numPr>
+          <w:ilvl w:val="0"/>
+          <w:numId w:val="1000"/>
+        </w:numPr>
+      </w:pPr>
+      <w:r>
+        <w:t xml:space="preserve">Mes 1: $225.000</w:t>
       </w:r>
       <w:r>
         <w:t xml:space="preserve"> </w:t>
@@ -2322,18 +2322,18 @@
         <w:t xml:space="preserve"> </w:t>
       </w:r>
       <w:r>
-        <w:t xml:space="preserve">4% = $7.000</w:t>
-      </w:r>
-    </w:p>
-    <w:p>
-      <w:pPr>
-        <w:numPr>
-          <w:ilvl w:val="0"/>
-          <w:numId w:val="1000"/>
-        </w:numPr>
-      </w:pPr>
-      <w:r>
-        <w:t xml:space="preserve">Mes 2: $350.000</w:t>
+        <w:t xml:space="preserve">1% = $2.250</w:t>
+      </w:r>
+    </w:p>
+    <w:p>
+      <w:pPr>
+        <w:numPr>
+          <w:ilvl w:val="0"/>
+          <w:numId w:val="1000"/>
+        </w:numPr>
+      </w:pPr>
+      <w:r>
+        <w:t xml:space="preserve">Mes 2: $450.000</w:t>
       </w:r>
       <w:r>
         <w:t xml:space="preserve"> </w:t>
@@ -2350,18 +2350,18 @@
         <w:t xml:space="preserve"> </w:t>
       </w:r>
       <w:r>
-        <w:t xml:space="preserve">3% = $10.500</w:t>
-      </w:r>
-    </w:p>
-    <w:p>
-      <w:pPr>
-        <w:numPr>
-          <w:ilvl w:val="0"/>
-          <w:numId w:val="1000"/>
-        </w:numPr>
-      </w:pPr>
-      <w:r>
-        <w:t xml:space="preserve">Mes 3: $525.000</w:t>
+        <w:t xml:space="preserve">5% = $22.500</w:t>
+      </w:r>
+    </w:p>
+    <w:p>
+      <w:pPr>
+        <w:numPr>
+          <w:ilvl w:val="0"/>
+          <w:numId w:val="1000"/>
+        </w:numPr>
+      </w:pPr>
+      <w:r>
+        <w:t xml:space="preserve">Mes 3: $675.000</w:t>
       </w:r>
       <w:r>
         <w:t xml:space="preserve"> </w:t>
@@ -2378,29 +2378,29 @@
         <w:t xml:space="preserve"> </w:t>
       </w:r>
       <w:r>
-        <w:t xml:space="preserve">16% = $84.000</w:t>
-      </w:r>
-    </w:p>
-    <w:p>
-      <w:pPr>
-        <w:numPr>
-          <w:ilvl w:val="0"/>
-          <w:numId w:val="1000"/>
-        </w:numPr>
-      </w:pPr>
-      <w:r>
-        <w:t xml:space="preserve">Total abuela: $101.500</w:t>
-      </w:r>
-    </w:p>
-    <w:p>
-      <w:pPr>
-        <w:numPr>
-          <w:ilvl w:val="0"/>
-          <w:numId w:val="1000"/>
-        </w:numPr>
-      </w:pPr>
-      <w:r>
-        <w:t xml:space="preserve">Por lo tanto, el abuelo ofrece mas ayuda ($115.500 vs $101.500), por lo que la eleccion de Andres fue incorrecta.</w:t>
+        <w:t xml:space="preserve">20% = $135.000</w:t>
+      </w:r>
+    </w:p>
+    <w:p>
+      <w:pPr>
+        <w:numPr>
+          <w:ilvl w:val="0"/>
+          <w:numId w:val="1000"/>
+        </w:numPr>
+      </w:pPr>
+      <w:r>
+        <w:t xml:space="preserve">Total hermana: $159.750</w:t>
+      </w:r>
+    </w:p>
+    <w:p>
+      <w:pPr>
+        <w:numPr>
+          <w:ilvl w:val="0"/>
+          <w:numId w:val="1000"/>
+        </w:numPr>
+      </w:pPr>
+      <w:r>
+        <w:t xml:space="preserve">Por lo tanto, la hermana ofrece mas ayuda ($159.750 vs $108.000), por lo que la eleccion de Miguel fue correcta.</w:t>
       </w:r>
     </w:p>
     <w:p>
@@ -2411,7 +2411,7 @@
         </w:numPr>
       </w:pPr>
       <w:r>
-        <w:t xml:space="preserve">Incorrecto. Aunque los porcentajes pueden parecer similares, lo importante son los totales absolutos: $ 115.500 vs $ 101.500 .</w:t>
+        <w:t xml:space="preserve">Incorrecto. Al calcular los totales: hermana = $ 159.750 y tia = $ 108.000 . la hermana ofrece mas ayuda, por lo que la eleccion fue correcta.</w:t>
       </w:r>
     </w:p>
     <w:p>
@@ -2422,7 +2422,7 @@
         </w:numPr>
       </w:pPr>
       <w:r>
-        <w:t xml:space="preserve">Incorrecto. Al calcular los totales: abuelo = $ 115.500 y abuela = $ 101.500 . el abuelo ofrece mas ayuda, por lo que la eleccion fue incorrecta.</w:t>
+        <w:t xml:space="preserve">Incorrecto. Aunque los porcentajes pueden parecer similares, lo importante son los totales absolutos: $ 159.750 vs $ 108.000 .</w:t>
       </w:r>
     </w:p>
     <w:p>
@@ -2433,7 +2433,7 @@
         </w:numPr>
       </w:pPr>
       <w:r>
-        <w:t xml:space="preserve">Correcto. Al calcular los totales: abuelo = $ 115.500 y abuela = $ 101.500 . el abuelo ofrece mas ayuda, por lo que la eleccion fue incorrecta.</w:t>
+        <w:t xml:space="preserve">Incorrecto. Aunque algunos porcentajes individuales pueden variar, el total acumulado de la hermana ($ 159.750 ) es mayor.</w:t>
       </w:r>
     </w:p>
     <w:p>
@@ -2444,7 +2444,7 @@
         </w:numPr>
       </w:pPr>
       <w:r>
-        <w:t xml:space="preserve">Incorrecto. Aunque algunos porcentajes individuales pueden variar, el total acumulado del abuelo ($ 115.500 ) es mayor.</w:t>
+        <w:t xml:space="preserve">Correcto. Al calcular los totales: hermana = $ 159.750 y tia = $ 108.000 . la hermana ofrece mas ayuda, por lo que la eleccion fue correcta.</w:t>
       </w:r>
     </w:p>
     <w:p>
@@ -2465,7 +2465,7 @@
         <w:br/>
       </w:r>
       <w:r>
-        <w:t xml:space="preserve">Andres quiere ahorrar $175.000 cada mes durante 3 meses. Como ayuda para su proyecto, sus padres le han propuesto dos opciones, pero solo puede elegir una de ellas.</w:t>
+        <w:t xml:space="preserve">Pablo quiere ahorrar $250.000 cada mes durante 3 meses. Como ayuda para su proyecto, sus padres le han propuesto dos opciones, pero solo puede elegir una de ellas.</w:t>
       </w:r>
     </w:p>
     <w:p>
@@ -2480,13 +2480,13 @@
           <w:b/>
           <w:bCs/>
         </w:rPr>
-        <w:t xml:space="preserve">Opcion 1 (abuela):</w:t>
-      </w:r>
-      <w:r>
-        <w:t xml:space="preserve"> </w:t>
-      </w:r>
-      <w:r>
-        <w:t xml:space="preserve">Al finalizar cada mes, su abuela le regala un porcentaje del dinero que tenga acumulado.</w:t>
+        <w:t xml:space="preserve">Opcion 1 (tio):</w:t>
+      </w:r>
+      <w:r>
+        <w:t xml:space="preserve"> </w:t>
+      </w:r>
+      <w:r>
+        <w:t xml:space="preserve">Al finalizar cada mes, su tio le regala un porcentaje del dinero que tenga acumulado.</w:t>
       </w:r>
     </w:p>
     <w:tbl>
@@ -2564,7 +2564,7 @@
               <w:jc w:val="center"/>
             </w:pPr>
             <w:r>
-              <w:t xml:space="preserve">$175.000</w:t>
+              <w:t xml:space="preserve">$250.000</w:t>
             </w:r>
           </w:p>
         </w:tc>
@@ -2588,7 +2588,7 @@
               <w:jc w:val="center"/>
             </w:pPr>
             <w:r>
-              <w:t xml:space="preserve">16%</w:t>
+              <w:t xml:space="preserve">12%</w:t>
             </w:r>
           </w:p>
         </w:tc>
@@ -2602,7 +2602,7 @@
               <w:jc w:val="center"/>
             </w:pPr>
             <w:r>
-              <w:t xml:space="preserve">$350.000</w:t>
+              <w:t xml:space="preserve">$500.000</w:t>
             </w:r>
           </w:p>
         </w:tc>
@@ -2626,7 +2626,7 @@
               <w:jc w:val="center"/>
             </w:pPr>
             <w:r>
-              <w:t xml:space="preserve">16%</w:t>
+              <w:t xml:space="preserve">12%</w:t>
             </w:r>
           </w:p>
         </w:tc>
@@ -2640,7 +2640,7 @@
               <w:jc w:val="center"/>
             </w:pPr>
             <w:r>
-              <w:t xml:space="preserve">$525.000</w:t>
+              <w:t xml:space="preserve">$750.000</w:t>
             </w:r>
           </w:p>
         </w:tc>
@@ -2664,7 +2664,7 @@
               <w:jc w:val="center"/>
             </w:pPr>
             <w:r>
-              <w:t xml:space="preserve">16%</w:t>
+              <w:t xml:space="preserve">12%</w:t>
             </w:r>
           </w:p>
         </w:tc>
@@ -2682,13 +2682,13 @@
           <w:b/>
           <w:bCs/>
         </w:rPr>
-        <w:t xml:space="preserve">Opcion 2 (hermano):</w:t>
-      </w:r>
-      <w:r>
-        <w:t xml:space="preserve"> </w:t>
-      </w:r>
-      <w:r>
-        <w:t xml:space="preserve">Al finalizar cada mes, su hermano le regala un porcentaje del dinero que tenga acumulado.</w:t>
+        <w:t xml:space="preserve">Opcion 2 (tia):</w:t>
+      </w:r>
+      <w:r>
+        <w:t xml:space="preserve"> </w:t>
+      </w:r>
+      <w:r>
+        <w:t xml:space="preserve">Al finalizar cada mes, su tia le regala un porcentaje del dinero que tenga acumulado.</w:t>
       </w:r>
     </w:p>
     <w:tbl>
@@ -2766,7 +2766,7 @@
               <w:jc w:val="center"/>
             </w:pPr>
             <w:r>
-              <w:t xml:space="preserve">$175.000</w:t>
+              <w:t xml:space="preserve">$250.000</w:t>
             </w:r>
           </w:p>
         </w:tc>
@@ -2790,7 +2790,7 @@
               <w:jc w:val="center"/>
             </w:pPr>
             <w:r>
-              <w:t xml:space="preserve">3%</w:t>
+              <w:t xml:space="preserve">6%</w:t>
             </w:r>
           </w:p>
         </w:tc>
@@ -2804,7 +2804,7 @@
               <w:jc w:val="center"/>
             </w:pPr>
             <w:r>
-              <w:t xml:space="preserve">$350.000</w:t>
+              <w:t xml:space="preserve">$500.000</w:t>
             </w:r>
           </w:p>
         </w:tc>
@@ -2828,7 +2828,7 @@
               <w:jc w:val="center"/>
             </w:pPr>
             <w:r>
-              <w:t xml:space="preserve">8%</w:t>
+              <w:t xml:space="preserve">7%</w:t>
             </w:r>
           </w:p>
         </w:tc>
@@ -2842,7 +2842,7 @@
               <w:jc w:val="center"/>
             </w:pPr>
             <w:r>
-              <w:t xml:space="preserve">$525.000</w:t>
+              <w:t xml:space="preserve">$750.000</w:t>
             </w:r>
           </w:p>
         </w:tc>
@@ -2866,7 +2866,7 @@
               <w:jc w:val="center"/>
             </w:pPr>
             <w:r>
-              <w:t xml:space="preserve">9%</w:t>
+              <w:t xml:space="preserve">13%</w:t>
             </w:r>
           </w:p>
         </w:tc>
@@ -2880,7 +2880,7 @@
         </w:numPr>
       </w:pPr>
       <w:r>
-        <w:t xml:space="preserve">Andres decide elegir la opcion en la que le regalen la mayor cantidad de dinero y elige la ayuda del hermano. ¿Es correcta la eleccion de Andres?</w:t>
+        <w:t xml:space="preserve">Pablo decide elegir la opcion en la que le regalen la mayor cantidad de dinero y elige la ayuda de la tia. ¿Es correcta la eleccion de Pablo?</w:t>
       </w:r>
     </w:p>
     <w:p>
@@ -2891,7 +2891,7 @@
         </w:numPr>
       </w:pPr>
       <w:r>
-        <w:t xml:space="preserve">No, porque la ayuda total de la abuela es de $ 168.000 mientras que del hermano es de $ 80.500 .</w:t>
+        <w:t xml:space="preserve">Si, porque la ayuda total de la tia es de $ 147.500 mientras que del tio es de $ 180.000 .</w:t>
       </w:r>
     </w:p>
     <w:p>
@@ -2902,7 +2902,7 @@
         </w:numPr>
       </w:pPr>
       <w:r>
-        <w:t xml:space="preserve">Si, porque con la ayuda del hermano recibe el 6.7 % del total ahorrado y con la ayuda de la abuela recibe el 16 %.</w:t>
+        <w:t xml:space="preserve">No, porque con la ayuda de la tia el porcentaje del primer mes es del 6 % y con la ayuda del tio es del 12 %.</w:t>
       </w:r>
     </w:p>
     <w:p>
@@ -2913,7 +2913,7 @@
         </w:numPr>
       </w:pPr>
       <w:r>
-        <w:t xml:space="preserve">No, porque con la ayuda del hermano el porcentaje del primer mes es del 3 % y con la ayuda de la abuela es del 16 %.</w:t>
+        <w:t xml:space="preserve">No, porque la ayuda total del tio es de $ 180.000 mientras que de la tia es de $ 147.500 .</w:t>
       </w:r>
     </w:p>
     <w:p>
@@ -2924,7 +2924,7 @@
         </w:numPr>
       </w:pPr>
       <w:r>
-        <w:t xml:space="preserve">Si, porque la ayuda total del hermano es de $ 80.500 mientras que de la abuela es de $ 168.000 .</w:t>
+        <w:t xml:space="preserve">Si, porque con la ayuda de la tia recibe el 8.7 % del total ahorrado y con la ayuda del tio recibe el 12 %.</w:t>
       </w:r>
     </w:p>
     <w:p>
@@ -2945,7 +2945,7 @@
         <w:br/>
       </w:r>
       <w:r>
-        <w:t xml:space="preserve">Para resolver este problema, debemos calcular la ayuda total que recibiria Andres con cada opcion.</w:t>
+        <w:t xml:space="preserve">Para resolver este problema, debemos calcular la ayuda total que recibiria Pablo con cada opcion.</w:t>
       </w:r>
     </w:p>
     <w:p>
@@ -2960,18 +2960,18 @@
           <w:b/>
           <w:bCs/>
         </w:rPr>
-        <w:t xml:space="preserve">Opcion 1 (abuela):</w:t>
-      </w:r>
-    </w:p>
-    <w:p>
-      <w:pPr>
-        <w:numPr>
-          <w:ilvl w:val="0"/>
-          <w:numId w:val="1000"/>
-        </w:numPr>
-      </w:pPr>
-      <w:r>
-        <w:t xml:space="preserve">Mes 1: $175.000</w:t>
+        <w:t xml:space="preserve">Opcion 1 (tio):</w:t>
+      </w:r>
+    </w:p>
+    <w:p>
+      <w:pPr>
+        <w:numPr>
+          <w:ilvl w:val="0"/>
+          <w:numId w:val="1000"/>
+        </w:numPr>
+      </w:pPr>
+      <w:r>
+        <w:t xml:space="preserve">Mes 1: $250.000</w:t>
       </w:r>
       <w:r>
         <w:t xml:space="preserve"> </w:t>
@@ -2988,18 +2988,18 @@
         <w:t xml:space="preserve"> </w:t>
       </w:r>
       <w:r>
-        <w:t xml:space="preserve">16% = $28.000</w:t>
-      </w:r>
-    </w:p>
-    <w:p>
-      <w:pPr>
-        <w:numPr>
-          <w:ilvl w:val="0"/>
-          <w:numId w:val="1000"/>
-        </w:numPr>
-      </w:pPr>
-      <w:r>
-        <w:t xml:space="preserve">Mes 2: $350.000</w:t>
+        <w:t xml:space="preserve">12% = $30.000</w:t>
+      </w:r>
+    </w:p>
+    <w:p>
+      <w:pPr>
+        <w:numPr>
+          <w:ilvl w:val="0"/>
+          <w:numId w:val="1000"/>
+        </w:numPr>
+      </w:pPr>
+      <w:r>
+        <w:t xml:space="preserve">Mes 2: $500.000</w:t>
       </w:r>
       <w:r>
         <w:t xml:space="preserve"> </w:t>
@@ -3016,18 +3016,18 @@
         <w:t xml:space="preserve"> </w:t>
       </w:r>
       <w:r>
-        <w:t xml:space="preserve">16% = $56.000</w:t>
-      </w:r>
-    </w:p>
-    <w:p>
-      <w:pPr>
-        <w:numPr>
-          <w:ilvl w:val="0"/>
-          <w:numId w:val="1000"/>
-        </w:numPr>
-      </w:pPr>
-      <w:r>
-        <w:t xml:space="preserve">Mes 3: $525.000</w:t>
+        <w:t xml:space="preserve">12% = $60.000</w:t>
+      </w:r>
+    </w:p>
+    <w:p>
+      <w:pPr>
+        <w:numPr>
+          <w:ilvl w:val="0"/>
+          <w:numId w:val="1000"/>
+        </w:numPr>
+      </w:pPr>
+      <w:r>
+        <w:t xml:space="preserve">Mes 3: $750.000</w:t>
       </w:r>
       <w:r>
         <w:t xml:space="preserve"> </w:t>
@@ -3044,18 +3044,18 @@
         <w:t xml:space="preserve"> </w:t>
       </w:r>
       <w:r>
-        <w:t xml:space="preserve">16% = $84.000</w:t>
-      </w:r>
-    </w:p>
-    <w:p>
-      <w:pPr>
-        <w:numPr>
-          <w:ilvl w:val="0"/>
-          <w:numId w:val="1000"/>
-        </w:numPr>
-      </w:pPr>
-      <w:r>
-        <w:t xml:space="preserve">Total abuela: $168.000</w:t>
+        <w:t xml:space="preserve">12% = $90.000</w:t>
+      </w:r>
+    </w:p>
+    <w:p>
+      <w:pPr>
+        <w:numPr>
+          <w:ilvl w:val="0"/>
+          <w:numId w:val="1000"/>
+        </w:numPr>
+      </w:pPr>
+      <w:r>
+        <w:t xml:space="preserve">Total tio: $180.000</w:t>
       </w:r>
     </w:p>
     <w:p>
@@ -3070,18 +3070,18 @@
           <w:b/>
           <w:bCs/>
         </w:rPr>
-        <w:t xml:space="preserve">Opcion 2 (hermano):</w:t>
-      </w:r>
-    </w:p>
-    <w:p>
-      <w:pPr>
-        <w:numPr>
-          <w:ilvl w:val="0"/>
-          <w:numId w:val="1000"/>
-        </w:numPr>
-      </w:pPr>
-      <w:r>
-        <w:t xml:space="preserve">Mes 1: $175.000</w:t>
+        <w:t xml:space="preserve">Opcion 2 (tia):</w:t>
+      </w:r>
+    </w:p>
+    <w:p>
+      <w:pPr>
+        <w:numPr>
+          <w:ilvl w:val="0"/>
+          <w:numId w:val="1000"/>
+        </w:numPr>
+      </w:pPr>
+      <w:r>
+        <w:t xml:space="preserve">Mes 1: $250.000</w:t>
       </w:r>
       <w:r>
         <w:t xml:space="preserve"> </w:t>
@@ -3098,18 +3098,18 @@
         <w:t xml:space="preserve"> </w:t>
       </w:r>
       <w:r>
-        <w:t xml:space="preserve">3% = $5.250</w:t>
-      </w:r>
-    </w:p>
-    <w:p>
-      <w:pPr>
-        <w:numPr>
-          <w:ilvl w:val="0"/>
-          <w:numId w:val="1000"/>
-        </w:numPr>
-      </w:pPr>
-      <w:r>
-        <w:t xml:space="preserve">Mes 2: $350.000</w:t>
+        <w:t xml:space="preserve">6% = $15.000</w:t>
+      </w:r>
+    </w:p>
+    <w:p>
+      <w:pPr>
+        <w:numPr>
+          <w:ilvl w:val="0"/>
+          <w:numId w:val="1000"/>
+        </w:numPr>
+      </w:pPr>
+      <w:r>
+        <w:t xml:space="preserve">Mes 2: $500.000</w:t>
       </w:r>
       <w:r>
         <w:t xml:space="preserve"> </w:t>
@@ -3126,18 +3126,18 @@
         <w:t xml:space="preserve"> </w:t>
       </w:r>
       <w:r>
-        <w:t xml:space="preserve">8% = $28.000</w:t>
-      </w:r>
-    </w:p>
-    <w:p>
-      <w:pPr>
-        <w:numPr>
-          <w:ilvl w:val="0"/>
-          <w:numId w:val="1000"/>
-        </w:numPr>
-      </w:pPr>
-      <w:r>
-        <w:t xml:space="preserve">Mes 3: $525.000</w:t>
+        <w:t xml:space="preserve">7% = $35.000</w:t>
+      </w:r>
+    </w:p>
+    <w:p>
+      <w:pPr>
+        <w:numPr>
+          <w:ilvl w:val="0"/>
+          <w:numId w:val="1000"/>
+        </w:numPr>
+      </w:pPr>
+      <w:r>
+        <w:t xml:space="preserve">Mes 3: $750.000</w:t>
       </w:r>
       <w:r>
         <w:t xml:space="preserve"> </w:t>
@@ -3154,29 +3154,29 @@
         <w:t xml:space="preserve"> </w:t>
       </w:r>
       <w:r>
-        <w:t xml:space="preserve">9% = $47.250</w:t>
-      </w:r>
-    </w:p>
-    <w:p>
-      <w:pPr>
-        <w:numPr>
-          <w:ilvl w:val="0"/>
-          <w:numId w:val="1000"/>
-        </w:numPr>
-      </w:pPr>
-      <w:r>
-        <w:t xml:space="preserve">Total hermano: $80.500</w:t>
-      </w:r>
-    </w:p>
-    <w:p>
-      <w:pPr>
-        <w:numPr>
-          <w:ilvl w:val="0"/>
-          <w:numId w:val="1000"/>
-        </w:numPr>
-      </w:pPr>
-      <w:r>
-        <w:t xml:space="preserve">Por lo tanto, la abuela ofrece mas ayuda ($168.000 vs $80.500), por lo que la eleccion de Andres fue incorrecta.</w:t>
+        <w:t xml:space="preserve">13% = $97.500</w:t>
+      </w:r>
+    </w:p>
+    <w:p>
+      <w:pPr>
+        <w:numPr>
+          <w:ilvl w:val="0"/>
+          <w:numId w:val="1000"/>
+        </w:numPr>
+      </w:pPr>
+      <w:r>
+        <w:t xml:space="preserve">Total tia: $147.500</w:t>
+      </w:r>
+    </w:p>
+    <w:p>
+      <w:pPr>
+        <w:numPr>
+          <w:ilvl w:val="0"/>
+          <w:numId w:val="1000"/>
+        </w:numPr>
+      </w:pPr>
+      <w:r>
+        <w:t xml:space="preserve">Por lo tanto, el tio ofrece mas ayuda ($180.000 vs $147.500), por lo que la eleccion de Pablo fue incorrecta.</w:t>
       </w:r>
     </w:p>
     <w:p>
@@ -3187,7 +3187,7 @@
         </w:numPr>
       </w:pPr>
       <w:r>
-        <w:t xml:space="preserve">Correcto. Al calcular los totales: abuela = $ 168.000 y hermano = $ 80.500 . la abuela ofrece mas ayuda, por lo que la eleccion fue incorrecta.</w:t>
+        <w:t xml:space="preserve">Incorrecto. Al calcular los totales: tio = $ 180.000 y tia = $ 147.500 . el tio ofrece mas ayuda, por lo que la eleccion fue incorrecta.</w:t>
       </w:r>
     </w:p>
     <w:p>
@@ -3198,7 +3198,7 @@
         </w:numPr>
       </w:pPr>
       <w:r>
-        <w:t xml:space="preserve">Incorrecto. Aunque los porcentajes pueden parecer similares, lo importante son los totales absolutos: $ 168.000 vs $ 80.500 .</w:t>
+        <w:t xml:space="preserve">Incorrecto. Aunque algunos porcentajes individuales pueden variar, el total acumulado del tio ($ 180.000 ) es mayor.</w:t>
       </w:r>
     </w:p>
     <w:p>
@@ -3209,7 +3209,7 @@
         </w:numPr>
       </w:pPr>
       <w:r>
-        <w:t xml:space="preserve">Incorrecto. Aunque algunos porcentajes individuales pueden variar, el total acumulado de la abuela ($ 168.000 ) es mayor.</w:t>
+        <w:t xml:space="preserve">Correcto. Al calcular los totales: tio = $ 180.000 y tia = $ 147.500 . el tio ofrece mas ayuda, por lo que la eleccion fue incorrecta.</w:t>
       </w:r>
     </w:p>
     <w:p>
@@ -3220,7 +3220,7 @@
         </w:numPr>
       </w:pPr>
       <w:r>
-        <w:t xml:space="preserve">Incorrecto. Al calcular los totales: abuela = $ 168.000 y hermano = $ 80.500 . la abuela ofrece mas ayuda, por lo que la eleccion fue incorrecta.</w:t>
+        <w:t xml:space="preserve">Incorrecto. Aunque los porcentajes pueden parecer similares, lo importante son los totales absolutos: $ 180.000 vs $ 147.500 .</w:t>
       </w:r>
     </w:p>
     <w:p>
@@ -3241,7 +3241,7 @@
         <w:br/>
       </w:r>
       <w:r>
-        <w:t xml:space="preserve">Ana quiere ahorrar $150.000 cada mes durante 3 meses. Como ayuda para su proyecto, sus padres le han propuesto dos opciones, pero solo puede elegir una de ellas.</w:t>
+        <w:t xml:space="preserve">Sofia quiere ahorrar $100.000 cada mes durante 3 meses. Como ayuda para su proyecto, sus padres le han propuesto dos opciones, pero solo puede elegir una de ellas.</w:t>
       </w:r>
     </w:p>
     <w:p>
@@ -3256,13 +3256,13 @@
           <w:b/>
           <w:bCs/>
         </w:rPr>
-        <w:t xml:space="preserve">Opcion 1 (tia):</w:t>
-      </w:r>
-      <w:r>
-        <w:t xml:space="preserve"> </w:t>
-      </w:r>
-      <w:r>
-        <w:t xml:space="preserve">Al finalizar cada mes, su tia le regala un porcentaje del dinero que tenga acumulado.</w:t>
+        <w:t xml:space="preserve">Opcion 1 (abuela):</w:t>
+      </w:r>
+      <w:r>
+        <w:t xml:space="preserve"> </w:t>
+      </w:r>
+      <w:r>
+        <w:t xml:space="preserve">Al finalizar cada mes, su abuela le regala un porcentaje del dinero que tenga acumulado.</w:t>
       </w:r>
     </w:p>
     <w:tbl>
@@ -3340,7 +3340,7 @@
               <w:jc w:val="center"/>
             </w:pPr>
             <w:r>
-              <w:t xml:space="preserve">$150.000</w:t>
+              <w:t xml:space="preserve">$100.000</w:t>
             </w:r>
           </w:p>
         </w:tc>
@@ -3364,7 +3364,7 @@
               <w:jc w:val="center"/>
             </w:pPr>
             <w:r>
-              <w:t xml:space="preserve">11%</w:t>
+              <w:t xml:space="preserve">9%</w:t>
             </w:r>
           </w:p>
         </w:tc>
@@ -3378,7 +3378,7 @@
               <w:jc w:val="center"/>
             </w:pPr>
             <w:r>
-              <w:t xml:space="preserve">$300.000</w:t>
+              <w:t xml:space="preserve">$200.000</w:t>
             </w:r>
           </w:p>
         </w:tc>
@@ -3402,7 +3402,7 @@
               <w:jc w:val="center"/>
             </w:pPr>
             <w:r>
-              <w:t xml:space="preserve">11%</w:t>
+              <w:t xml:space="preserve">9%</w:t>
             </w:r>
           </w:p>
         </w:tc>
@@ -3416,7 +3416,7 @@
               <w:jc w:val="center"/>
             </w:pPr>
             <w:r>
-              <w:t xml:space="preserve">$450.000</w:t>
+              <w:t xml:space="preserve">$300.000</w:t>
             </w:r>
           </w:p>
         </w:tc>
@@ -3440,7 +3440,7 @@
               <w:jc w:val="center"/>
             </w:pPr>
             <w:r>
-              <w:t xml:space="preserve">11%</w:t>
+              <w:t xml:space="preserve">9%</w:t>
             </w:r>
           </w:p>
         </w:tc>
@@ -3458,13 +3458,13 @@
           <w:b/>
           <w:bCs/>
         </w:rPr>
-        <w:t xml:space="preserve">Opcion 2 (abuelo):</w:t>
-      </w:r>
-      <w:r>
-        <w:t xml:space="preserve"> </w:t>
-      </w:r>
-      <w:r>
-        <w:t xml:space="preserve">Al finalizar cada mes, su abuelo le regala un porcentaje del dinero que tenga acumulado.</w:t>
+        <w:t xml:space="preserve">Opcion 2 (tio):</w:t>
+      </w:r>
+      <w:r>
+        <w:t xml:space="preserve"> </w:t>
+      </w:r>
+      <w:r>
+        <w:t xml:space="preserve">Al finalizar cada mes, su tio le regala un porcentaje del dinero que tenga acumulado.</w:t>
       </w:r>
     </w:p>
     <w:tbl>
@@ -3542,7 +3542,7 @@
               <w:jc w:val="center"/>
             </w:pPr>
             <w:r>
-              <w:t xml:space="preserve">$150.000</w:t>
+              <w:t xml:space="preserve">$100.000</w:t>
             </w:r>
           </w:p>
         </w:tc>
@@ -3580,7 +3580,7 @@
               <w:jc w:val="center"/>
             </w:pPr>
             <w:r>
-              <w:t xml:space="preserve">$300.000</w:t>
+              <w:t xml:space="preserve">$200.000</w:t>
             </w:r>
           </w:p>
         </w:tc>
@@ -3604,7 +3604,7 @@
               <w:jc w:val="center"/>
             </w:pPr>
             <w:r>
-              <w:t xml:space="preserve">6%</w:t>
+              <w:t xml:space="preserve">4%</w:t>
             </w:r>
           </w:p>
         </w:tc>
@@ -3618,7 +3618,7 @@
               <w:jc w:val="center"/>
             </w:pPr>
             <w:r>
-              <w:t xml:space="preserve">$450.000</w:t>
+              <w:t xml:space="preserve">$300.000</w:t>
             </w:r>
           </w:p>
         </w:tc>
@@ -3642,7 +3642,7 @@
               <w:jc w:val="center"/>
             </w:pPr>
             <w:r>
-              <w:t xml:space="preserve">20%</w:t>
+              <w:t xml:space="preserve">21%</w:t>
             </w:r>
           </w:p>
         </w:tc>
@@ -3656,7 +3656,7 @@
         </w:numPr>
       </w:pPr>
       <w:r>
-        <w:t xml:space="preserve">Ana decide elegir la opcion en la que le regalen la mayor cantidad de dinero y elige la ayuda de la tia. ¿Es correcta la eleccion de Ana?</w:t>
+        <w:t xml:space="preserve">Sofia decide elegir la opcion en la que le regalen la mayor cantidad de dinero y elige la ayuda del tio. ¿Es correcta la eleccion de Sofia?</w:t>
       </w:r>
     </w:p>
     <w:p>
@@ -3667,7 +3667,7 @@
         </w:numPr>
       </w:pPr>
       <w:r>
-        <w:t xml:space="preserve">Si, porque la ayuda total de la tia es de $ 99.000 mientras que del abuelo es de $ 112.500 .</w:t>
+        <w:t xml:space="preserve">No, porque con la ayuda del tio el porcentaje del primer mes es del 3 % y con la ayuda de la abuela es del 9 %.</w:t>
       </w:r>
     </w:p>
     <w:p>
@@ -3678,7 +3678,7 @@
         </w:numPr>
       </w:pPr>
       <w:r>
-        <w:t xml:space="preserve">No, porque la ayuda total del abuelo es de $ 112.500 mientras que de la tia es de $ 99.000 .</w:t>
+        <w:t xml:space="preserve">No, porque la ayuda total de la abuela es de $ 54.000 mientras que del tio es de $ 74.000 .</w:t>
       </w:r>
     </w:p>
     <w:p>
@@ -3689,7 +3689,7 @@
         </w:numPr>
       </w:pPr>
       <w:r>
-        <w:t xml:space="preserve">No, porque con la ayuda de la tia el porcentaje del primer mes es del 11 % y con la ayuda del abuelo es del 3 %.</w:t>
+        <w:t xml:space="preserve">Si, porque la ayuda total del tio es de $ 74.000 mientras que de la abuela es de $ 54.000 .</w:t>
       </w:r>
     </w:p>
     <w:p>
@@ -3700,7 +3700,7 @@
         </w:numPr>
       </w:pPr>
       <w:r>
-        <w:t xml:space="preserve">Si, porque con la ayuda de la tia recibe el 11 % del total ahorrado y con la ayuda del abuelo recibe el 9.7 %.</w:t>
+        <w:t xml:space="preserve">Si, porque con la ayuda del tio recibe el 9.3 % del total ahorrado y con la ayuda de la abuela recibe el 9 %.</w:t>
       </w:r>
     </w:p>
     <w:p>
@@ -3721,7 +3721,7 @@
         <w:br/>
       </w:r>
       <w:r>
-        <w:t xml:space="preserve">Para resolver este problema, debemos calcular la ayuda total que recibiria Ana con cada opcion.</w:t>
+        <w:t xml:space="preserve">Para resolver este problema, debemos calcular la ayuda total que recibiria Sofia con cada opcion.</w:t>
       </w:r>
     </w:p>
     <w:p>
@@ -3736,18 +3736,18 @@
           <w:b/>
           <w:bCs/>
         </w:rPr>
-        <w:t xml:space="preserve">Opcion 1 (tia):</w:t>
-      </w:r>
-    </w:p>
-    <w:p>
-      <w:pPr>
-        <w:numPr>
-          <w:ilvl w:val="0"/>
-          <w:numId w:val="1000"/>
-        </w:numPr>
-      </w:pPr>
-      <w:r>
-        <w:t xml:space="preserve">Mes 1: $150.000</w:t>
+        <w:t xml:space="preserve">Opcion 1 (abuela):</w:t>
+      </w:r>
+    </w:p>
+    <w:p>
+      <w:pPr>
+        <w:numPr>
+          <w:ilvl w:val="0"/>
+          <w:numId w:val="1000"/>
+        </w:numPr>
+      </w:pPr>
+      <w:r>
+        <w:t xml:space="preserve">Mes 1: $100.000</w:t>
       </w:r>
       <w:r>
         <w:t xml:space="preserve"> </w:t>
@@ -3764,18 +3764,18 @@
         <w:t xml:space="preserve"> </w:t>
       </w:r>
       <w:r>
-        <w:t xml:space="preserve">11% = $16.500</w:t>
-      </w:r>
-    </w:p>
-    <w:p>
-      <w:pPr>
-        <w:numPr>
-          <w:ilvl w:val="0"/>
-          <w:numId w:val="1000"/>
-        </w:numPr>
-      </w:pPr>
-      <w:r>
-        <w:t xml:space="preserve">Mes 2: $300.000</w:t>
+        <w:t xml:space="preserve">9% = $9.000</w:t>
+      </w:r>
+    </w:p>
+    <w:p>
+      <w:pPr>
+        <w:numPr>
+          <w:ilvl w:val="0"/>
+          <w:numId w:val="1000"/>
+        </w:numPr>
+      </w:pPr>
+      <w:r>
+        <w:t xml:space="preserve">Mes 2: $200.000</w:t>
       </w:r>
       <w:r>
         <w:t xml:space="preserve"> </w:t>
@@ -3792,18 +3792,18 @@
         <w:t xml:space="preserve"> </w:t>
       </w:r>
       <w:r>
-        <w:t xml:space="preserve">11% = $33.000</w:t>
-      </w:r>
-    </w:p>
-    <w:p>
-      <w:pPr>
-        <w:numPr>
-          <w:ilvl w:val="0"/>
-          <w:numId w:val="1000"/>
-        </w:numPr>
-      </w:pPr>
-      <w:r>
-        <w:t xml:space="preserve">Mes 3: $450.000</w:t>
+        <w:t xml:space="preserve">9% = $18.000</w:t>
+      </w:r>
+    </w:p>
+    <w:p>
+      <w:pPr>
+        <w:numPr>
+          <w:ilvl w:val="0"/>
+          <w:numId w:val="1000"/>
+        </w:numPr>
+      </w:pPr>
+      <w:r>
+        <w:t xml:space="preserve">Mes 3: $300.000</w:t>
       </w:r>
       <w:r>
         <w:t xml:space="preserve"> </w:t>
@@ -3820,18 +3820,18 @@
         <w:t xml:space="preserve"> </w:t>
       </w:r>
       <w:r>
-        <w:t xml:space="preserve">11% = $49.500</w:t>
-      </w:r>
-    </w:p>
-    <w:p>
-      <w:pPr>
-        <w:numPr>
-          <w:ilvl w:val="0"/>
-          <w:numId w:val="1000"/>
-        </w:numPr>
-      </w:pPr>
-      <w:r>
-        <w:t xml:space="preserve">Total tia: $99.000</w:t>
+        <w:t xml:space="preserve">9% = $27.000</w:t>
+      </w:r>
+    </w:p>
+    <w:p>
+      <w:pPr>
+        <w:numPr>
+          <w:ilvl w:val="0"/>
+          <w:numId w:val="1000"/>
+        </w:numPr>
+      </w:pPr>
+      <w:r>
+        <w:t xml:space="preserve">Total abuela: $54.000</w:t>
       </w:r>
     </w:p>
     <w:p>
@@ -3846,18 +3846,18 @@
           <w:b/>
           <w:bCs/>
         </w:rPr>
-        <w:t xml:space="preserve">Opcion 2 (abuelo):</w:t>
-      </w:r>
-    </w:p>
-    <w:p>
-      <w:pPr>
-        <w:numPr>
-          <w:ilvl w:val="0"/>
-          <w:numId w:val="1000"/>
-        </w:numPr>
-      </w:pPr>
-      <w:r>
-        <w:t xml:space="preserve">Mes 1: $150.000</w:t>
+        <w:t xml:space="preserve">Opcion 2 (tio):</w:t>
+      </w:r>
+    </w:p>
+    <w:p>
+      <w:pPr>
+        <w:numPr>
+          <w:ilvl w:val="0"/>
+          <w:numId w:val="1000"/>
+        </w:numPr>
+      </w:pPr>
+      <w:r>
+        <w:t xml:space="preserve">Mes 1: $100.000</w:t>
       </w:r>
       <w:r>
         <w:t xml:space="preserve"> </w:t>
@@ -3874,18 +3874,18 @@
         <w:t xml:space="preserve"> </w:t>
       </w:r>
       <w:r>
-        <w:t xml:space="preserve">3% = $4.500</w:t>
-      </w:r>
-    </w:p>
-    <w:p>
-      <w:pPr>
-        <w:numPr>
-          <w:ilvl w:val="0"/>
-          <w:numId w:val="1000"/>
-        </w:numPr>
-      </w:pPr>
-      <w:r>
-        <w:t xml:space="preserve">Mes 2: $300.000</w:t>
+        <w:t xml:space="preserve">3% = $3.000</w:t>
+      </w:r>
+    </w:p>
+    <w:p>
+      <w:pPr>
+        <w:numPr>
+          <w:ilvl w:val="0"/>
+          <w:numId w:val="1000"/>
+        </w:numPr>
+      </w:pPr>
+      <w:r>
+        <w:t xml:space="preserve">Mes 2: $200.000</w:t>
       </w:r>
       <w:r>
         <w:t xml:space="preserve"> </w:t>
@@ -3902,18 +3902,18 @@
         <w:t xml:space="preserve"> </w:t>
       </w:r>
       <w:r>
-        <w:t xml:space="preserve">6% = $18.000</w:t>
-      </w:r>
-    </w:p>
-    <w:p>
-      <w:pPr>
-        <w:numPr>
-          <w:ilvl w:val="0"/>
-          <w:numId w:val="1000"/>
-        </w:numPr>
-      </w:pPr>
-      <w:r>
-        <w:t xml:space="preserve">Mes 3: $450.000</w:t>
+        <w:t xml:space="preserve">4% = $8.000</w:t>
+      </w:r>
+    </w:p>
+    <w:p>
+      <w:pPr>
+        <w:numPr>
+          <w:ilvl w:val="0"/>
+          <w:numId w:val="1000"/>
+        </w:numPr>
+      </w:pPr>
+      <w:r>
+        <w:t xml:space="preserve">Mes 3: $300.000</w:t>
       </w:r>
       <w:r>
         <w:t xml:space="preserve"> </w:t>
@@ -3930,29 +3930,29 @@
         <w:t xml:space="preserve"> </w:t>
       </w:r>
       <w:r>
-        <w:t xml:space="preserve">20% = $90.000</w:t>
-      </w:r>
-    </w:p>
-    <w:p>
-      <w:pPr>
-        <w:numPr>
-          <w:ilvl w:val="0"/>
-          <w:numId w:val="1000"/>
-        </w:numPr>
-      </w:pPr>
-      <w:r>
-        <w:t xml:space="preserve">Total abuelo: $112.500</w:t>
-      </w:r>
-    </w:p>
-    <w:p>
-      <w:pPr>
-        <w:numPr>
-          <w:ilvl w:val="0"/>
-          <w:numId w:val="1000"/>
-        </w:numPr>
-      </w:pPr>
-      <w:r>
-        <w:t xml:space="preserve">Por lo tanto, el abuelo ofrece mas ayuda ($112.500 vs $99.000), por lo que la eleccion de Ana fue incorrecta.</w:t>
+        <w:t xml:space="preserve">21% = $63.000</w:t>
+      </w:r>
+    </w:p>
+    <w:p>
+      <w:pPr>
+        <w:numPr>
+          <w:ilvl w:val="0"/>
+          <w:numId w:val="1000"/>
+        </w:numPr>
+      </w:pPr>
+      <w:r>
+        <w:t xml:space="preserve">Total tio: $74.000</w:t>
+      </w:r>
+    </w:p>
+    <w:p>
+      <w:pPr>
+        <w:numPr>
+          <w:ilvl w:val="0"/>
+          <w:numId w:val="1000"/>
+        </w:numPr>
+      </w:pPr>
+      <w:r>
+        <w:t xml:space="preserve">Por lo tanto, el tio ofrece mas ayuda ($74.000 vs $54.000), por lo que la eleccion de Sofia fue correcta.</w:t>
       </w:r>
     </w:p>
     <w:p>
@@ -3963,7 +3963,7 @@
         </w:numPr>
       </w:pPr>
       <w:r>
-        <w:t xml:space="preserve">Incorrecto. Al calcular los totales: abuelo = $ 112.500 y tia = $ 99.000 . el abuelo ofrece mas ayuda, por lo que la eleccion fue incorrecta.</w:t>
+        <w:t xml:space="preserve">Incorrecto. Aunque algunos porcentajes individuales pueden variar, el total acumulado del tio ($ 74.000 ) es mayor.</w:t>
       </w:r>
     </w:p>
     <w:p>
@@ -3974,7 +3974,7 @@
         </w:numPr>
       </w:pPr>
       <w:r>
-        <w:t xml:space="preserve">Correcto. Al calcular los totales: abuelo = $ 112.500 y tia = $ 99.000 . el abuelo ofrece mas ayuda, por lo que la eleccion fue incorrecta.</w:t>
+        <w:t xml:space="preserve">Incorrecto. Al calcular los totales: tio = $ 74.000 y abuela = $ 54.000 . el tio ofrece mas ayuda, por lo que la eleccion fue correcta.</w:t>
       </w:r>
     </w:p>
     <w:p>
@@ -3985,7 +3985,7 @@
         </w:numPr>
       </w:pPr>
       <w:r>
-        <w:t xml:space="preserve">Incorrecto. Aunque algunos porcentajes individuales pueden variar, el total acumulado del abuelo ($ 112.500 ) es mayor.</w:t>
+        <w:t xml:space="preserve">Correcto. Al calcular los totales: tio = $ 74.000 y abuela = $ 54.000 . el tio ofrece mas ayuda, por lo que la eleccion fue correcta.</w:t>
       </w:r>
     </w:p>
     <w:p>
@@ -3996,7 +3996,7 @@
         </w:numPr>
       </w:pPr>
       <w:r>
-        <w:t xml:space="preserve">Incorrecto. Aunque los porcentajes pueden parecer similares, lo importante son los totales absolutos: $ 112.500 vs $ 99.000 .</w:t>
+        <w:t xml:space="preserve">Incorrecto. Aunque los porcentajes pueden parecer similares, lo importante son los totales absolutos: $ 74.000 vs $ 54.000 .</w:t>
       </w:r>
     </w:p>
     <w:bookmarkEnd w:id="20"/>

--- a/Lab-Manjaro/08-Rnw/salida/ahorro_interpretacion_representacion_n2_v2_1.docx
+++ b/Lab-Manjaro/08-Rnw/salida/ahorro_interpretacion_representacion_n2_v2_1.docx
@@ -137,7 +137,7 @@
         <w:br/>
       </w:r>
       <w:r>
-        <w:t xml:space="preserve">Sofia quiere ahorrar $250.000 cada mes durante 3 meses. Como ayuda para su proyecto, sus padres le han propuesto dos opciones, pero solo puede elegir una de ellas.</w:t>
+        <w:t xml:space="preserve">Jorge quiere ahorrar $150.000 cada mes durante 3 meses. Como ayuda para su proyecto, sus padres le han propuesto dos opciones, pero solo puede elegir una de ellas.</w:t>
       </w:r>
     </w:p>
     <w:p>
@@ -236,7 +236,7 @@
               <w:jc w:val="center"/>
             </w:pPr>
             <w:r>
-              <w:t xml:space="preserve">$250.000</w:t>
+              <w:t xml:space="preserve">$150.000</w:t>
             </w:r>
           </w:p>
         </w:tc>
@@ -274,7 +274,7 @@
               <w:jc w:val="center"/>
             </w:pPr>
             <w:r>
-              <w:t xml:space="preserve">$500.000</w:t>
+              <w:t xml:space="preserve">$300.000</w:t>
             </w:r>
           </w:p>
         </w:tc>
@@ -312,7 +312,7 @@
               <w:jc w:val="center"/>
             </w:pPr>
             <w:r>
-              <w:t xml:space="preserve">$750.000</w:t>
+              <w:t xml:space="preserve">$450.000</w:t>
             </w:r>
           </w:p>
         </w:tc>
@@ -354,13 +354,13 @@
           <w:b/>
           <w:bCs/>
         </w:rPr>
-        <w:t xml:space="preserve">Opcion 2 (tia):</w:t>
-      </w:r>
-      <w:r>
-        <w:t xml:space="preserve"> </w:t>
-      </w:r>
-      <w:r>
-        <w:t xml:space="preserve">Al finalizar cada mes, su tia le regala un porcentaje del dinero que tenga acumulado.</w:t>
+        <w:t xml:space="preserve">Opcion 2 (abuela):</w:t>
+      </w:r>
+      <w:r>
+        <w:t xml:space="preserve"> </w:t>
+      </w:r>
+      <w:r>
+        <w:t xml:space="preserve">Al finalizar cada mes, su abuela le regala un porcentaje del dinero que tenga acumulado.</w:t>
       </w:r>
     </w:p>
     <w:tbl>
@@ -438,7 +438,7 @@
               <w:jc w:val="center"/>
             </w:pPr>
             <w:r>
-              <w:t xml:space="preserve">$250.000</w:t>
+              <w:t xml:space="preserve">$150.000</w:t>
             </w:r>
           </w:p>
         </w:tc>
@@ -462,7 +462,7 @@
               <w:jc w:val="center"/>
             </w:pPr>
             <w:r>
-              <w:t xml:space="preserve">2%</w:t>
+              <w:t xml:space="preserve">3%</w:t>
             </w:r>
           </w:p>
         </w:tc>
@@ -476,7 +476,7 @@
               <w:jc w:val="center"/>
             </w:pPr>
             <w:r>
-              <w:t xml:space="preserve">$500.000</w:t>
+              <w:t xml:space="preserve">$300.000</w:t>
             </w:r>
           </w:p>
         </w:tc>
@@ -500,7 +500,7 @@
               <w:jc w:val="center"/>
             </w:pPr>
             <w:r>
-              <w:t xml:space="preserve">8%</w:t>
+              <w:t xml:space="preserve">6%</w:t>
             </w:r>
           </w:p>
         </w:tc>
@@ -514,7 +514,7 @@
               <w:jc w:val="center"/>
             </w:pPr>
             <w:r>
-              <w:t xml:space="preserve">$750.000</w:t>
+              <w:t xml:space="preserve">$450.000</w:t>
             </w:r>
           </w:p>
         </w:tc>
@@ -538,7 +538,7 @@
               <w:jc w:val="center"/>
             </w:pPr>
             <w:r>
-              <w:t xml:space="preserve">13%</w:t>
+              <w:t xml:space="preserve">9%</w:t>
             </w:r>
           </w:p>
         </w:tc>
@@ -552,7 +552,7 @@
         </w:numPr>
       </w:pPr>
       <w:r>
-        <w:t xml:space="preserve">Sofia decide elegir la opcion en la que le regalen la mayor cantidad de dinero y elige la ayuda de la prima. ¿Es correcta la eleccion de Sofia?</w:t>
+        <w:t xml:space="preserve">Jorge decide elegir la opcion en la que le regalen la mayor cantidad de dinero y elige la ayuda de la prima. ??Es correcta la eleccion de Jorge?</w:t>
       </w:r>
     </w:p>
     <w:p>
@@ -563,7 +563,7 @@
         </w:numPr>
       </w:pPr>
       <w:r>
-        <w:t xml:space="preserve">Si, porque con la ayuda de la prima recibe el 13 % del total ahorrado y con la ayuda de la tia recibe el 7.7 %.</w:t>
+        <w:t xml:space="preserve">Si, porque la ayuda total de la prima es de $ 117.000 mientras que de la abuela es de $ 63.000 .</w:t>
       </w:r>
     </w:p>
     <w:p>
@@ -574,7 +574,7 @@
         </w:numPr>
       </w:pPr>
       <w:r>
-        <w:t xml:space="preserve">No, porque con la ayuda de la prima el porcentaje del primer mes es del 13 % y con la ayuda de la tia es del 2 %.</w:t>
+        <w:t xml:space="preserve">No, porque la ayuda total de la abuela es de $ 63.000 mientras que de la prima es de $ 117.000 .</w:t>
       </w:r>
     </w:p>
     <w:p>
@@ -585,7 +585,7 @@
         </w:numPr>
       </w:pPr>
       <w:r>
-        <w:t xml:space="preserve">No, porque la ayuda total de la tia es de $ 142.500 mientras que de la prima es de $ 195.000 .</w:t>
+        <w:t xml:space="preserve">Si, porque de la prima tiene porcentajes constantes que compensa las diferencias de los otros meses.</w:t>
       </w:r>
     </w:p>
     <w:p>
@@ -596,7 +596,7 @@
         </w:numPr>
       </w:pPr>
       <w:r>
-        <w:t xml:space="preserve">Si, porque la ayuda total de la prima es de $ 195.000 mientras que de la tia es de $ 142.500 .</w:t>
+        <w:t xml:space="preserve">No, porque de la prima solo parece mejor por ser constante pero en realidad si es la mejor opcion.</w:t>
       </w:r>
     </w:p>
     <w:p>
@@ -617,7 +617,7 @@
         <w:br/>
       </w:r>
       <w:r>
-        <w:t xml:space="preserve">Para resolver este problema, debemos calcular la ayuda total que recibiria Sofia con cada opcion.</w:t>
+        <w:t xml:space="preserve">Para resolver este problema, debemos calcular la ayuda total que recibiria Jorge con cada opcion.</w:t>
       </w:r>
     </w:p>
     <w:p>
@@ -643,7 +643,7 @@
         </w:numPr>
       </w:pPr>
       <w:r>
-        <w:t xml:space="preserve">Mes 1: $250.000</w:t>
+        <w:t xml:space="preserve">Mes 1: $150.000</w:t>
       </w:r>
       <w:r>
         <w:t xml:space="preserve"> </w:t>
@@ -660,18 +660,18 @@
         <w:t xml:space="preserve"> </w:t>
       </w:r>
       <w:r>
-        <w:t xml:space="preserve">13% = $32.500</w:t>
-      </w:r>
-    </w:p>
-    <w:p>
-      <w:pPr>
-        <w:numPr>
-          <w:ilvl w:val="0"/>
-          <w:numId w:val="1000"/>
-        </w:numPr>
-      </w:pPr>
-      <w:r>
-        <w:t xml:space="preserve">Mes 2: $500.000</w:t>
+        <w:t xml:space="preserve">13% = $19.500</w:t>
+      </w:r>
+    </w:p>
+    <w:p>
+      <w:pPr>
+        <w:numPr>
+          <w:ilvl w:val="0"/>
+          <w:numId w:val="1000"/>
+        </w:numPr>
+      </w:pPr>
+      <w:r>
+        <w:t xml:space="preserve">Mes 2: $300.000</w:t>
       </w:r>
       <w:r>
         <w:t xml:space="preserve"> </w:t>
@@ -688,18 +688,18 @@
         <w:t xml:space="preserve"> </w:t>
       </w:r>
       <w:r>
-        <w:t xml:space="preserve">13% = $65.000</w:t>
-      </w:r>
-    </w:p>
-    <w:p>
-      <w:pPr>
-        <w:numPr>
-          <w:ilvl w:val="0"/>
-          <w:numId w:val="1000"/>
-        </w:numPr>
-      </w:pPr>
-      <w:r>
-        <w:t xml:space="preserve">Mes 3: $750.000</w:t>
+        <w:t xml:space="preserve">13% = $39.000</w:t>
+      </w:r>
+    </w:p>
+    <w:p>
+      <w:pPr>
+        <w:numPr>
+          <w:ilvl w:val="0"/>
+          <w:numId w:val="1000"/>
+        </w:numPr>
+      </w:pPr>
+      <w:r>
+        <w:t xml:space="preserve">Mes 3: $450.000</w:t>
       </w:r>
       <w:r>
         <w:t xml:space="preserve"> </w:t>
@@ -716,18 +716,18 @@
         <w:t xml:space="preserve"> </w:t>
       </w:r>
       <w:r>
-        <w:t xml:space="preserve">13% = $97.500</w:t>
-      </w:r>
-    </w:p>
-    <w:p>
-      <w:pPr>
-        <w:numPr>
-          <w:ilvl w:val="0"/>
-          <w:numId w:val="1000"/>
-        </w:numPr>
-      </w:pPr>
-      <w:r>
-        <w:t xml:space="preserve">Total prima: $195.000</w:t>
+        <w:t xml:space="preserve">13% = $58.500</w:t>
+      </w:r>
+    </w:p>
+    <w:p>
+      <w:pPr>
+        <w:numPr>
+          <w:ilvl w:val="0"/>
+          <w:numId w:val="1000"/>
+        </w:numPr>
+      </w:pPr>
+      <w:r>
+        <w:t xml:space="preserve">Total prima: $117.000</w:t>
       </w:r>
     </w:p>
     <w:p>
@@ -742,18 +742,18 @@
           <w:b/>
           <w:bCs/>
         </w:rPr>
-        <w:t xml:space="preserve">Opcion 2 (tia):</w:t>
-      </w:r>
-    </w:p>
-    <w:p>
-      <w:pPr>
-        <w:numPr>
-          <w:ilvl w:val="0"/>
-          <w:numId w:val="1000"/>
-        </w:numPr>
-      </w:pPr>
-      <w:r>
-        <w:t xml:space="preserve">Mes 1: $250.000</w:t>
+        <w:t xml:space="preserve">Opcion 2 (abuela):</w:t>
+      </w:r>
+    </w:p>
+    <w:p>
+      <w:pPr>
+        <w:numPr>
+          <w:ilvl w:val="0"/>
+          <w:numId w:val="1000"/>
+        </w:numPr>
+      </w:pPr>
+      <w:r>
+        <w:t xml:space="preserve">Mes 1: $150.000</w:t>
       </w:r>
       <w:r>
         <w:t xml:space="preserve"> </w:t>
@@ -770,18 +770,18 @@
         <w:t xml:space="preserve"> </w:t>
       </w:r>
       <w:r>
-        <w:t xml:space="preserve">2% = $5.000</w:t>
-      </w:r>
-    </w:p>
-    <w:p>
-      <w:pPr>
-        <w:numPr>
-          <w:ilvl w:val="0"/>
-          <w:numId w:val="1000"/>
-        </w:numPr>
-      </w:pPr>
-      <w:r>
-        <w:t xml:space="preserve">Mes 2: $500.000</w:t>
+        <w:t xml:space="preserve">3% = $4.500</w:t>
+      </w:r>
+    </w:p>
+    <w:p>
+      <w:pPr>
+        <w:numPr>
+          <w:ilvl w:val="0"/>
+          <w:numId w:val="1000"/>
+        </w:numPr>
+      </w:pPr>
+      <w:r>
+        <w:t xml:space="preserve">Mes 2: $300.000</w:t>
       </w:r>
       <w:r>
         <w:t xml:space="preserve"> </w:t>
@@ -798,18 +798,18 @@
         <w:t xml:space="preserve"> </w:t>
       </w:r>
       <w:r>
-        <w:t xml:space="preserve">8% = $40.000</w:t>
-      </w:r>
-    </w:p>
-    <w:p>
-      <w:pPr>
-        <w:numPr>
-          <w:ilvl w:val="0"/>
-          <w:numId w:val="1000"/>
-        </w:numPr>
-      </w:pPr>
-      <w:r>
-        <w:t xml:space="preserve">Mes 3: $750.000</w:t>
+        <w:t xml:space="preserve">6% = $18.000</w:t>
+      </w:r>
+    </w:p>
+    <w:p>
+      <w:pPr>
+        <w:numPr>
+          <w:ilvl w:val="0"/>
+          <w:numId w:val="1000"/>
+        </w:numPr>
+      </w:pPr>
+      <w:r>
+        <w:t xml:space="preserve">Mes 3: $450.000</w:t>
       </w:r>
       <w:r>
         <w:t xml:space="preserve"> </w:t>
@@ -826,29 +826,29 @@
         <w:t xml:space="preserve"> </w:t>
       </w:r>
       <w:r>
-        <w:t xml:space="preserve">13% = $97.500</w:t>
-      </w:r>
-    </w:p>
-    <w:p>
-      <w:pPr>
-        <w:numPr>
-          <w:ilvl w:val="0"/>
-          <w:numId w:val="1000"/>
-        </w:numPr>
-      </w:pPr>
-      <w:r>
-        <w:t xml:space="preserve">Total tia: $142.500</w:t>
-      </w:r>
-    </w:p>
-    <w:p>
-      <w:pPr>
-        <w:numPr>
-          <w:ilvl w:val="0"/>
-          <w:numId w:val="1000"/>
-        </w:numPr>
-      </w:pPr>
-      <w:r>
-        <w:t xml:space="preserve">Por lo tanto, la prima ofrece mas ayuda ($195.000 vs $142.500), por lo que la eleccion de Sofia fue correcta.</w:t>
+        <w:t xml:space="preserve">9% = $40.500</w:t>
+      </w:r>
+    </w:p>
+    <w:p>
+      <w:pPr>
+        <w:numPr>
+          <w:ilvl w:val="0"/>
+          <w:numId w:val="1000"/>
+        </w:numPr>
+      </w:pPr>
+      <w:r>
+        <w:t xml:space="preserve">Total abuela: $63.000</w:t>
+      </w:r>
+    </w:p>
+    <w:p>
+      <w:pPr>
+        <w:numPr>
+          <w:ilvl w:val="0"/>
+          <w:numId w:val="1000"/>
+        </w:numPr>
+      </w:pPr>
+      <w:r>
+        <w:t xml:space="preserve">Por lo tanto, la prima ofrece mas ayuda ($117.000 vs $63.000), por lo que la eleccion de Jorge fue correcta.</w:t>
       </w:r>
     </w:p>
     <w:p>
@@ -859,7 +859,7 @@
         </w:numPr>
       </w:pPr>
       <w:r>
-        <w:t xml:space="preserve">Incorrecto. Aunque los porcentajes pueden parecer similares, lo importante son los totales absolutos: $ 195.000 vs $ 142.500 .</w:t>
+        <w:t xml:space="preserve">Correcto. Al calcular los totales: prima = $ 117.000 y abuela = $ 63.000 . la prima ofrece mas ayuda, por lo que la eleccion fue correcta.</w:t>
       </w:r>
     </w:p>
     <w:p>
@@ -870,7 +870,7 @@
         </w:numPr>
       </w:pPr>
       <w:r>
-        <w:t xml:space="preserve">Incorrecto. Aunque algunos porcentajes individuales pueden variar, el total acumulado de la prima ($ 195.000 ) es mayor.</w:t>
+        <w:t xml:space="preserve">Incorrecto. Al calcular los totales: prima = $ 117.000 y abuela = $ 63.000 . la prima ofrece mas ayuda, por lo que la eleccion fue correcta.</w:t>
       </w:r>
     </w:p>
     <w:p>
@@ -881,7 +881,7 @@
         </w:numPr>
       </w:pPr>
       <w:r>
-        <w:t xml:space="preserve">Incorrecto. Al calcular los totales: prima = $ 195.000 y tia = $ 142.500 . la prima ofrece mas ayuda, por lo que la eleccion fue correcta.</w:t>
+        <w:t xml:space="preserve">Incorrecto. Aunque la justificacion puede parecer valida, la respuesta correcta es ’Si’ porque la prima efectivamente ofrece mas dinero: $ 117.000 .</w:t>
       </w:r>
     </w:p>
     <w:p>
@@ -892,7 +892,7 @@
         </w:numPr>
       </w:pPr>
       <w:r>
-        <w:t xml:space="preserve">Correcto. Al calcular los totales: prima = $ 195.000 y tia = $ 142.500 . la prima ofrece mas ayuda, por lo que la eleccion fue correcta.</w:t>
+        <w:t xml:space="preserve">Incorrecto. La eleccion de Jorge fue correcta porque la prima ofrece $ 117.000 que es efectivamente la mayor cantidad.</w:t>
       </w:r>
     </w:p>
     <w:p>
@@ -913,7 +913,7 @@
         <w:br/>
       </w:r>
       <w:r>
-        <w:t xml:space="preserve">Pablo quiere ahorrar $200.000 cada mes durante 3 meses. Como ayuda para su proyecto, sus padres le han propuesto dos opciones, pero solo puede elegir una de ellas.</w:t>
+        <w:t xml:space="preserve">Ana quiere ahorrar $225.000 cada mes durante 3 meses. Como ayuda para su proyecto, sus padres le han propuesto dos opciones, pero solo puede elegir una de ellas.</w:t>
       </w:r>
     </w:p>
     <w:p>
@@ -928,13 +928,13 @@
           <w:b/>
           <w:bCs/>
         </w:rPr>
-        <w:t xml:space="preserve">Opcion 1 (prima):</w:t>
-      </w:r>
-      <w:r>
-        <w:t xml:space="preserve"> </w:t>
-      </w:r>
-      <w:r>
-        <w:t xml:space="preserve">Al finalizar cada mes, su prima le regala un porcentaje del dinero que tenga acumulado.</w:t>
+        <w:t xml:space="preserve">Opcion 1 (tio):</w:t>
+      </w:r>
+      <w:r>
+        <w:t xml:space="preserve"> </w:t>
+      </w:r>
+      <w:r>
+        <w:t xml:space="preserve">Al finalizar cada mes, su tio le regala un porcentaje del dinero que tenga acumulado.</w:t>
       </w:r>
     </w:p>
     <w:tbl>
@@ -1012,7 +1012,7 @@
               <w:jc w:val="center"/>
             </w:pPr>
             <w:r>
-              <w:t xml:space="preserve">$200.000</w:t>
+              <w:t xml:space="preserve">$225.000</w:t>
             </w:r>
           </w:p>
         </w:tc>
@@ -1036,7 +1036,7 @@
               <w:jc w:val="center"/>
             </w:pPr>
             <w:r>
-              <w:t xml:space="preserve">9%</w:t>
+              <w:t xml:space="preserve">8%</w:t>
             </w:r>
           </w:p>
         </w:tc>
@@ -1050,7 +1050,7 @@
               <w:jc w:val="center"/>
             </w:pPr>
             <w:r>
-              <w:t xml:space="preserve">$400.000</w:t>
+              <w:t xml:space="preserve">$450.000</w:t>
             </w:r>
           </w:p>
         </w:tc>
@@ -1074,7 +1074,7 @@
               <w:jc w:val="center"/>
             </w:pPr>
             <w:r>
-              <w:t xml:space="preserve">9%</w:t>
+              <w:t xml:space="preserve">8%</w:t>
             </w:r>
           </w:p>
         </w:tc>
@@ -1088,7 +1088,7 @@
               <w:jc w:val="center"/>
             </w:pPr>
             <w:r>
-              <w:t xml:space="preserve">$600.000</w:t>
+              <w:t xml:space="preserve">$675.000</w:t>
             </w:r>
           </w:p>
         </w:tc>
@@ -1112,7 +1112,7 @@
               <w:jc w:val="center"/>
             </w:pPr>
             <w:r>
-              <w:t xml:space="preserve">9%</w:t>
+              <w:t xml:space="preserve">8%</w:t>
             </w:r>
           </w:p>
         </w:tc>
@@ -1130,13 +1130,13 @@
           <w:b/>
           <w:bCs/>
         </w:rPr>
-        <w:t xml:space="preserve">Opcion 2 (tio):</w:t>
-      </w:r>
-      <w:r>
-        <w:t xml:space="preserve"> </w:t>
-      </w:r>
-      <w:r>
-        <w:t xml:space="preserve">Al finalizar cada mes, su tio le regala un porcentaje del dinero que tenga acumulado.</w:t>
+        <w:t xml:space="preserve">Opcion 2 (hermana):</w:t>
+      </w:r>
+      <w:r>
+        <w:t xml:space="preserve"> </w:t>
+      </w:r>
+      <w:r>
+        <w:t xml:space="preserve">Al finalizar cada mes, su hermana le regala un porcentaje del dinero que tenga acumulado.</w:t>
       </w:r>
     </w:p>
     <w:tbl>
@@ -1214,7 +1214,7 @@
               <w:jc w:val="center"/>
             </w:pPr>
             <w:r>
-              <w:t xml:space="preserve">$200.000</w:t>
+              <w:t xml:space="preserve">$225.000</w:t>
             </w:r>
           </w:p>
         </w:tc>
@@ -1238,7 +1238,7 @@
               <w:jc w:val="center"/>
             </w:pPr>
             <w:r>
-              <w:t xml:space="preserve">4%</w:t>
+              <w:t xml:space="preserve">1%</w:t>
             </w:r>
           </w:p>
         </w:tc>
@@ -1252,7 +1252,7 @@
               <w:jc w:val="center"/>
             </w:pPr>
             <w:r>
-              <w:t xml:space="preserve">$400.000</w:t>
+              <w:t xml:space="preserve">$450.000</w:t>
             </w:r>
           </w:p>
         </w:tc>
@@ -1276,7 +1276,7 @@
               <w:jc w:val="center"/>
             </w:pPr>
             <w:r>
-              <w:t xml:space="preserve">5%</w:t>
+              <w:t xml:space="preserve">3%</w:t>
             </w:r>
           </w:p>
         </w:tc>
@@ -1290,7 +1290,7 @@
               <w:jc w:val="center"/>
             </w:pPr>
             <w:r>
-              <w:t xml:space="preserve">$600.000</w:t>
+              <w:t xml:space="preserve">$675.000</w:t>
             </w:r>
           </w:p>
         </w:tc>
@@ -1314,7 +1314,7 @@
               <w:jc w:val="center"/>
             </w:pPr>
             <w:r>
-              <w:t xml:space="preserve">22%</w:t>
+              <w:t xml:space="preserve">23%</w:t>
             </w:r>
           </w:p>
         </w:tc>
@@ -1328,7 +1328,7 @@
         </w:numPr>
       </w:pPr>
       <w:r>
-        <w:t xml:space="preserve">Pablo decide elegir la opcion en la que le regalen la mayor cantidad de dinero y elige la ayuda de la prima. ¿Es correcta la eleccion de Pablo?</w:t>
+        <w:t xml:space="preserve">Ana decide elegir la opcion en la que le regalen la mayor cantidad de dinero y elige la ayuda de la hermana. ??Es correcta la eleccion de Ana?</w:t>
       </w:r>
     </w:p>
     <w:p>
@@ -1339,7 +1339,7 @@
         </w:numPr>
       </w:pPr>
       <w:r>
-        <w:t xml:space="preserve">Si, porque con la ayuda de la prima recibe el 9 % del total ahorrado y con la ayuda del tio recibe el 10.3 %.</w:t>
+        <w:t xml:space="preserve">No, porque de la hermana solo parece mejor por el ultimo mes pero en realidad si es la mejor opcion.</w:t>
       </w:r>
     </w:p>
     <w:p>
@@ -1350,7 +1350,7 @@
         </w:numPr>
       </w:pPr>
       <w:r>
-        <w:t xml:space="preserve">No, porque la ayuda total del tio es de $ 160.000 mientras que de la prima es de $ 108.000 .</w:t>
+        <w:t xml:space="preserve">Si, porque de la hermana tiene un porcentaje alto en el ultimo mes que compensa las diferencias de los otros meses.</w:t>
       </w:r>
     </w:p>
     <w:p>
@@ -1361,7 +1361,7 @@
         </w:numPr>
       </w:pPr>
       <w:r>
-        <w:t xml:space="preserve">Si, porque la ayuda total de la prima es de $ 108.000 mientras que del tio es de $ 160.000 .</w:t>
+        <w:t xml:space="preserve">Si, porque la ayuda total de la hermana es de $ 171.000 mientras que del tio es de $ 108.000 .</w:t>
       </w:r>
     </w:p>
     <w:p>
@@ -1372,7 +1372,7 @@
         </w:numPr>
       </w:pPr>
       <w:r>
-        <w:t xml:space="preserve">No, porque con la ayuda de la prima el porcentaje del primer mes es del 9 % y con la ayuda del tio es del 4 %.</w:t>
+        <w:t xml:space="preserve">No, porque la ayuda total del tio es de $ 108.000 mientras que de la hermana es de $ 171.000 .</w:t>
       </w:r>
     </w:p>
     <w:p>
@@ -1393,7 +1393,7 @@
         <w:br/>
       </w:r>
       <w:r>
-        <w:t xml:space="preserve">Para resolver este problema, debemos calcular la ayuda total que recibiria Pablo con cada opcion.</w:t>
+        <w:t xml:space="preserve">Para resolver este problema, debemos calcular la ayuda total que recibiria Ana con cada opcion.</w:t>
       </w:r>
     </w:p>
     <w:p>
@@ -1408,18 +1408,18 @@
           <w:b/>
           <w:bCs/>
         </w:rPr>
-        <w:t xml:space="preserve">Opcion 1 (prima):</w:t>
-      </w:r>
-    </w:p>
-    <w:p>
-      <w:pPr>
-        <w:numPr>
-          <w:ilvl w:val="0"/>
-          <w:numId w:val="1000"/>
-        </w:numPr>
-      </w:pPr>
-      <w:r>
-        <w:t xml:space="preserve">Mes 1: $200.000</w:t>
+        <w:t xml:space="preserve">Opcion 1 (tio):</w:t>
+      </w:r>
+    </w:p>
+    <w:p>
+      <w:pPr>
+        <w:numPr>
+          <w:ilvl w:val="0"/>
+          <w:numId w:val="1000"/>
+        </w:numPr>
+      </w:pPr>
+      <w:r>
+        <w:t xml:space="preserve">Mes 1: $225.000</w:t>
       </w:r>
       <w:r>
         <w:t xml:space="preserve"> </w:t>
@@ -1436,18 +1436,18 @@
         <w:t xml:space="preserve"> </w:t>
       </w:r>
       <w:r>
-        <w:t xml:space="preserve">9% = $18.000</w:t>
-      </w:r>
-    </w:p>
-    <w:p>
-      <w:pPr>
-        <w:numPr>
-          <w:ilvl w:val="0"/>
-          <w:numId w:val="1000"/>
-        </w:numPr>
-      </w:pPr>
-      <w:r>
-        <w:t xml:space="preserve">Mes 2: $400.000</w:t>
+        <w:t xml:space="preserve">8% = $18.000</w:t>
+      </w:r>
+    </w:p>
+    <w:p>
+      <w:pPr>
+        <w:numPr>
+          <w:ilvl w:val="0"/>
+          <w:numId w:val="1000"/>
+        </w:numPr>
+      </w:pPr>
+      <w:r>
+        <w:t xml:space="preserve">Mes 2: $450.000</w:t>
       </w:r>
       <w:r>
         <w:t xml:space="preserve"> </w:t>
@@ -1464,18 +1464,18 @@
         <w:t xml:space="preserve"> </w:t>
       </w:r>
       <w:r>
-        <w:t xml:space="preserve">9% = $36.000</w:t>
-      </w:r>
-    </w:p>
-    <w:p>
-      <w:pPr>
-        <w:numPr>
-          <w:ilvl w:val="0"/>
-          <w:numId w:val="1000"/>
-        </w:numPr>
-      </w:pPr>
-      <w:r>
-        <w:t xml:space="preserve">Mes 3: $600.000</w:t>
+        <w:t xml:space="preserve">8% = $36.000</w:t>
+      </w:r>
+    </w:p>
+    <w:p>
+      <w:pPr>
+        <w:numPr>
+          <w:ilvl w:val="0"/>
+          <w:numId w:val="1000"/>
+        </w:numPr>
+      </w:pPr>
+      <w:r>
+        <w:t xml:space="preserve">Mes 3: $675.000</w:t>
       </w:r>
       <w:r>
         <w:t xml:space="preserve"> </w:t>
@@ -1492,18 +1492,18 @@
         <w:t xml:space="preserve"> </w:t>
       </w:r>
       <w:r>
-        <w:t xml:space="preserve">9% = $54.000</w:t>
-      </w:r>
-    </w:p>
-    <w:p>
-      <w:pPr>
-        <w:numPr>
-          <w:ilvl w:val="0"/>
-          <w:numId w:val="1000"/>
-        </w:numPr>
-      </w:pPr>
-      <w:r>
-        <w:t xml:space="preserve">Total prima: $108.000</w:t>
+        <w:t xml:space="preserve">8% = $54.000</w:t>
+      </w:r>
+    </w:p>
+    <w:p>
+      <w:pPr>
+        <w:numPr>
+          <w:ilvl w:val="0"/>
+          <w:numId w:val="1000"/>
+        </w:numPr>
+      </w:pPr>
+      <w:r>
+        <w:t xml:space="preserve">Total tio: $108.000</w:t>
       </w:r>
     </w:p>
     <w:p>
@@ -1518,18 +1518,18 @@
           <w:b/>
           <w:bCs/>
         </w:rPr>
-        <w:t xml:space="preserve">Opcion 2 (tio):</w:t>
-      </w:r>
-    </w:p>
-    <w:p>
-      <w:pPr>
-        <w:numPr>
-          <w:ilvl w:val="0"/>
-          <w:numId w:val="1000"/>
-        </w:numPr>
-      </w:pPr>
-      <w:r>
-        <w:t xml:space="preserve">Mes 1: $200.000</w:t>
+        <w:t xml:space="preserve">Opcion 2 (hermana):</w:t>
+      </w:r>
+    </w:p>
+    <w:p>
+      <w:pPr>
+        <w:numPr>
+          <w:ilvl w:val="0"/>
+          <w:numId w:val="1000"/>
+        </w:numPr>
+      </w:pPr>
+      <w:r>
+        <w:t xml:space="preserve">Mes 1: $225.000</w:t>
       </w:r>
       <w:r>
         <w:t xml:space="preserve"> </w:t>
@@ -1546,18 +1546,18 @@
         <w:t xml:space="preserve"> </w:t>
       </w:r>
       <w:r>
-        <w:t xml:space="preserve">4% = $8.000</w:t>
-      </w:r>
-    </w:p>
-    <w:p>
-      <w:pPr>
-        <w:numPr>
-          <w:ilvl w:val="0"/>
-          <w:numId w:val="1000"/>
-        </w:numPr>
-      </w:pPr>
-      <w:r>
-        <w:t xml:space="preserve">Mes 2: $400.000</w:t>
+        <w:t xml:space="preserve">1% = $2.250</w:t>
+      </w:r>
+    </w:p>
+    <w:p>
+      <w:pPr>
+        <w:numPr>
+          <w:ilvl w:val="0"/>
+          <w:numId w:val="1000"/>
+        </w:numPr>
+      </w:pPr>
+      <w:r>
+        <w:t xml:space="preserve">Mes 2: $450.000</w:t>
       </w:r>
       <w:r>
         <w:t xml:space="preserve"> </w:t>
@@ -1574,18 +1574,18 @@
         <w:t xml:space="preserve"> </w:t>
       </w:r>
       <w:r>
-        <w:t xml:space="preserve">5% = $20.000</w:t>
-      </w:r>
-    </w:p>
-    <w:p>
-      <w:pPr>
-        <w:numPr>
-          <w:ilvl w:val="0"/>
-          <w:numId w:val="1000"/>
-        </w:numPr>
-      </w:pPr>
-      <w:r>
-        <w:t xml:space="preserve">Mes 3: $600.000</w:t>
+        <w:t xml:space="preserve">3% = $13.500</w:t>
+      </w:r>
+    </w:p>
+    <w:p>
+      <w:pPr>
+        <w:numPr>
+          <w:ilvl w:val="0"/>
+          <w:numId w:val="1000"/>
+        </w:numPr>
+      </w:pPr>
+      <w:r>
+        <w:t xml:space="preserve">Mes 3: $675.000</w:t>
       </w:r>
       <w:r>
         <w:t xml:space="preserve"> </w:t>
@@ -1602,29 +1602,29 @@
         <w:t xml:space="preserve"> </w:t>
       </w:r>
       <w:r>
-        <w:t xml:space="preserve">22% = $132.000</w:t>
-      </w:r>
-    </w:p>
-    <w:p>
-      <w:pPr>
-        <w:numPr>
-          <w:ilvl w:val="0"/>
-          <w:numId w:val="1000"/>
-        </w:numPr>
-      </w:pPr>
-      <w:r>
-        <w:t xml:space="preserve">Total tio: $160.000</w:t>
-      </w:r>
-    </w:p>
-    <w:p>
-      <w:pPr>
-        <w:numPr>
-          <w:ilvl w:val="0"/>
-          <w:numId w:val="1000"/>
-        </w:numPr>
-      </w:pPr>
-      <w:r>
-        <w:t xml:space="preserve">Por lo tanto, el tio ofrece mas ayuda ($160.000 vs $108.000), por lo que la eleccion de Pablo fue incorrecta.</w:t>
+        <w:t xml:space="preserve">23% = $155.250</w:t>
+      </w:r>
+    </w:p>
+    <w:p>
+      <w:pPr>
+        <w:numPr>
+          <w:ilvl w:val="0"/>
+          <w:numId w:val="1000"/>
+        </w:numPr>
+      </w:pPr>
+      <w:r>
+        <w:t xml:space="preserve">Total hermana: $171.000</w:t>
+      </w:r>
+    </w:p>
+    <w:p>
+      <w:pPr>
+        <w:numPr>
+          <w:ilvl w:val="0"/>
+          <w:numId w:val="1000"/>
+        </w:numPr>
+      </w:pPr>
+      <w:r>
+        <w:t xml:space="preserve">Por lo tanto, la hermana ofrece mas ayuda ($171.000 vs $108.000), por lo que la eleccion de Ana fue correcta.</w:t>
       </w:r>
     </w:p>
     <w:p>
@@ -1635,7 +1635,7 @@
         </w:numPr>
       </w:pPr>
       <w:r>
-        <w:t xml:space="preserve">Incorrecto. Aunque los porcentajes pueden parecer similares, lo importante son los totales absolutos: $ 160.000 vs $ 108.000 .</w:t>
+        <w:t xml:space="preserve">Incorrecto. La eleccion de Ana fue correcta porque la hermana ofrece $ 171.000 que es efectivamente la mayor cantidad.</w:t>
       </w:r>
     </w:p>
     <w:p>
@@ -1646,7 +1646,7 @@
         </w:numPr>
       </w:pPr>
       <w:r>
-        <w:t xml:space="preserve">Correcto. Al calcular los totales: tio = $ 160.000 y prima = $ 108.000 . el tio ofrece mas ayuda, por lo que la eleccion fue incorrecta.</w:t>
+        <w:t xml:space="preserve">Incorrecto. Aunque la justificacion puede parecer valida, la respuesta correcta es ’Si’ porque la hermana efectivamente ofrece mas dinero: $ 171.000 .</w:t>
       </w:r>
     </w:p>
     <w:p>
@@ -1657,7 +1657,7 @@
         </w:numPr>
       </w:pPr>
       <w:r>
-        <w:t xml:space="preserve">Incorrecto. Al calcular los totales: tio = $ 160.000 y prima = $ 108.000 . el tio ofrece mas ayuda, por lo que la eleccion fue incorrecta.</w:t>
+        <w:t xml:space="preserve">Correcto. Al calcular los totales: hermana = $ 171.000 y tio = $ 108.000 . la hermana ofrece mas ayuda, por lo que la eleccion fue correcta.</w:t>
       </w:r>
     </w:p>
     <w:p>
@@ -1668,7 +1668,7 @@
         </w:numPr>
       </w:pPr>
       <w:r>
-        <w:t xml:space="preserve">Incorrecto. Aunque algunos porcentajes individuales pueden variar, el total acumulado del tio ($ 160.000 ) es mayor.</w:t>
+        <w:t xml:space="preserve">Incorrecto. Al calcular los totales: hermana = $ 171.000 y tio = $ 108.000 . la hermana ofrece mas ayuda, por lo que la eleccion fue correcta.</w:t>
       </w:r>
     </w:p>
     <w:p>
@@ -1689,7 +1689,7 @@
         <w:br/>
       </w:r>
       <w:r>
-        <w:t xml:space="preserve">Miguel quiere ahorrar $225.000 cada mes durante 3 meses. Como ayuda para su proyecto, sus padres le han propuesto dos opciones, pero solo puede elegir una de ellas.</w:t>
+        <w:t xml:space="preserve">Lucia quiere ahorrar $225.000 cada mes durante 3 meses. Como ayuda para su proyecto, sus padres le han propuesto dos opciones, pero solo puede elegir una de ellas.</w:t>
       </w:r>
     </w:p>
     <w:p>
@@ -1704,13 +1704,13 @@
           <w:b/>
           <w:bCs/>
         </w:rPr>
-        <w:t xml:space="preserve">Opcion 1 (tia):</w:t>
-      </w:r>
-      <w:r>
-        <w:t xml:space="preserve"> </w:t>
-      </w:r>
-      <w:r>
-        <w:t xml:space="preserve">Al finalizar cada mes, su tia le regala un porcentaje del dinero que tenga acumulado.</w:t>
+        <w:t xml:space="preserve">Opcion 1 (tio):</w:t>
+      </w:r>
+      <w:r>
+        <w:t xml:space="preserve"> </w:t>
+      </w:r>
+      <w:r>
+        <w:t xml:space="preserve">Al finalizar cada mes, su tio le regala un porcentaje del dinero que tenga acumulado.</w:t>
       </w:r>
     </w:p>
     <w:tbl>
@@ -1812,7 +1812,7 @@
               <w:jc w:val="center"/>
             </w:pPr>
             <w:r>
-              <w:t xml:space="preserve">8%</w:t>
+              <w:t xml:space="preserve">12%</w:t>
             </w:r>
           </w:p>
         </w:tc>
@@ -1850,7 +1850,7 @@
               <w:jc w:val="center"/>
             </w:pPr>
             <w:r>
-              <w:t xml:space="preserve">8%</w:t>
+              <w:t xml:space="preserve">12%</w:t>
             </w:r>
           </w:p>
         </w:tc>
@@ -1888,7 +1888,7 @@
               <w:jc w:val="center"/>
             </w:pPr>
             <w:r>
-              <w:t xml:space="preserve">8%</w:t>
+              <w:t xml:space="preserve">12%</w:t>
             </w:r>
           </w:p>
         </w:tc>
@@ -1906,13 +1906,13 @@
           <w:b/>
           <w:bCs/>
         </w:rPr>
-        <w:t xml:space="preserve">Opcion 2 (hermana):</w:t>
-      </w:r>
-      <w:r>
-        <w:t xml:space="preserve"> </w:t>
-      </w:r>
-      <w:r>
-        <w:t xml:space="preserve">Al finalizar cada mes, su hermana le regala un porcentaje del dinero que tenga acumulado.</w:t>
+        <w:t xml:space="preserve">Opcion 2 (abuelo):</w:t>
+      </w:r>
+      <w:r>
+        <w:t xml:space="preserve"> </w:t>
+      </w:r>
+      <w:r>
+        <w:t xml:space="preserve">Al finalizar cada mes, su abuelo le regala un porcentaje del dinero que tenga acumulado.</w:t>
       </w:r>
     </w:p>
     <w:tbl>
@@ -2014,7 +2014,7 @@
               <w:jc w:val="center"/>
             </w:pPr>
             <w:r>
-              <w:t xml:space="preserve">1%</w:t>
+              <w:t xml:space="preserve">2%</w:t>
             </w:r>
           </w:p>
         </w:tc>
@@ -2090,7 +2090,7 @@
               <w:jc w:val="center"/>
             </w:pPr>
             <w:r>
-              <w:t xml:space="preserve">20%</w:t>
+              <w:t xml:space="preserve">18%</w:t>
             </w:r>
           </w:p>
         </w:tc>
@@ -2104,7 +2104,7 @@
         </w:numPr>
       </w:pPr>
       <w:r>
-        <w:t xml:space="preserve">Miguel decide elegir la opcion en la que le regalen la mayor cantidad de dinero y elige la ayuda de la hermana. ¿Es correcta la eleccion de Miguel?</w:t>
+        <w:t xml:space="preserve">Lucia decide elegir la opcion en la que le regalen la mayor cantidad de dinero y elige la ayuda del abuelo. ??Es correcta la eleccion de Lucia?</w:t>
       </w:r>
     </w:p>
     <w:p>
@@ -2115,7 +2115,7 @@
         </w:numPr>
       </w:pPr>
       <w:r>
-        <w:t xml:space="preserve">No, porque la ayuda total de la tia es de $ 108.000 mientras que de la hermana es de $ 159.750 .</w:t>
+        <w:t xml:space="preserve">No, porque del abuelo no ofrece consistencia en los porcentajes comparado con la otra opcion.</w:t>
       </w:r>
     </w:p>
     <w:p>
@@ -2126,7 +2126,7 @@
         </w:numPr>
       </w:pPr>
       <w:r>
-        <w:t xml:space="preserve">Si, porque con la ayuda de la hermana recibe el 8.7 % del total ahorrado y con la ayuda de la tia recibe el 8 %.</w:t>
+        <w:t xml:space="preserve">No, porque la ayuda total del tio es de $ 162.000 mientras que del abuelo es de $ 148.500 .</w:t>
       </w:r>
     </w:p>
     <w:p>
@@ -2137,7 +2137,7 @@
         </w:numPr>
       </w:pPr>
       <w:r>
-        <w:t xml:space="preserve">No, porque con la ayuda de la hermana el porcentaje del primer mes es del 1 % y con la ayuda de la tia es del 8 %.</w:t>
+        <w:t xml:space="preserve">Si, porque del abuelo parece tener mejor porcentaje final aunque en realidad no sea la mejor opcion.</w:t>
       </w:r>
     </w:p>
     <w:p>
@@ -2148,7 +2148,7 @@
         </w:numPr>
       </w:pPr>
       <w:r>
-        <w:t xml:space="preserve">Si, porque la ayuda total de la hermana es de $ 159.750 mientras que de la tia es de $ 108.000 .</w:t>
+        <w:t xml:space="preserve">Si, porque la ayuda total del abuelo es de $ 148.500 mientras que del tio es de $ 162.000 .</w:t>
       </w:r>
     </w:p>
     <w:p>
@@ -2169,7 +2169,7 @@
         <w:br/>
       </w:r>
       <w:r>
-        <w:t xml:space="preserve">Para resolver este problema, debemos calcular la ayuda total que recibiria Miguel con cada opcion.</w:t>
+        <w:t xml:space="preserve">Para resolver este problema, debemos calcular la ayuda total que recibiria Lucia con cada opcion.</w:t>
       </w:r>
     </w:p>
     <w:p>
@@ -2184,7 +2184,7 @@
           <w:b/>
           <w:bCs/>
         </w:rPr>
-        <w:t xml:space="preserve">Opcion 1 (tia):</w:t>
+        <w:t xml:space="preserve">Opcion 1 (tio):</w:t>
       </w:r>
     </w:p>
     <w:p>
@@ -2212,7 +2212,7 @@
         <w:t xml:space="preserve"> </w:t>
       </w:r>
       <w:r>
-        <w:t xml:space="preserve">8% = $18.000</w:t>
+        <w:t xml:space="preserve">12% = $27.000</w:t>
       </w:r>
     </w:p>
     <w:p>
@@ -2240,7 +2240,7 @@
         <w:t xml:space="preserve"> </w:t>
       </w:r>
       <w:r>
-        <w:t xml:space="preserve">8% = $36.000</w:t>
+        <w:t xml:space="preserve">12% = $54.000</w:t>
       </w:r>
     </w:p>
     <w:p>
@@ -2268,18 +2268,18 @@
         <w:t xml:space="preserve"> </w:t>
       </w:r>
       <w:r>
-        <w:t xml:space="preserve">8% = $54.000</w:t>
-      </w:r>
-    </w:p>
-    <w:p>
-      <w:pPr>
-        <w:numPr>
-          <w:ilvl w:val="0"/>
-          <w:numId w:val="1000"/>
-        </w:numPr>
-      </w:pPr>
-      <w:r>
-        <w:t xml:space="preserve">Total tia: $108.000</w:t>
+        <w:t xml:space="preserve">12% = $81.000</w:t>
+      </w:r>
+    </w:p>
+    <w:p>
+      <w:pPr>
+        <w:numPr>
+          <w:ilvl w:val="0"/>
+          <w:numId w:val="1000"/>
+        </w:numPr>
+      </w:pPr>
+      <w:r>
+        <w:t xml:space="preserve">Total tio: $162.000</w:t>
       </w:r>
     </w:p>
     <w:p>
@@ -2294,7 +2294,7 @@
           <w:b/>
           <w:bCs/>
         </w:rPr>
-        <w:t xml:space="preserve">Opcion 2 (hermana):</w:t>
+        <w:t xml:space="preserve">Opcion 2 (abuelo):</w:t>
       </w:r>
     </w:p>
     <w:p>
@@ -2322,7 +2322,7 @@
         <w:t xml:space="preserve"> </w:t>
       </w:r>
       <w:r>
-        <w:t xml:space="preserve">1% = $2.250</w:t>
+        <w:t xml:space="preserve">2% = $4.500</w:t>
       </w:r>
     </w:p>
     <w:p>
@@ -2378,29 +2378,29 @@
         <w:t xml:space="preserve"> </w:t>
       </w:r>
       <w:r>
-        <w:t xml:space="preserve">20% = $135.000</w:t>
-      </w:r>
-    </w:p>
-    <w:p>
-      <w:pPr>
-        <w:numPr>
-          <w:ilvl w:val="0"/>
-          <w:numId w:val="1000"/>
-        </w:numPr>
-      </w:pPr>
-      <w:r>
-        <w:t xml:space="preserve">Total hermana: $159.750</w:t>
-      </w:r>
-    </w:p>
-    <w:p>
-      <w:pPr>
-        <w:numPr>
-          <w:ilvl w:val="0"/>
-          <w:numId w:val="1000"/>
-        </w:numPr>
-      </w:pPr>
-      <w:r>
-        <w:t xml:space="preserve">Por lo tanto, la hermana ofrece mas ayuda ($159.750 vs $108.000), por lo que la eleccion de Miguel fue correcta.</w:t>
+        <w:t xml:space="preserve">18% = $121.500</w:t>
+      </w:r>
+    </w:p>
+    <w:p>
+      <w:pPr>
+        <w:numPr>
+          <w:ilvl w:val="0"/>
+          <w:numId w:val="1000"/>
+        </w:numPr>
+      </w:pPr>
+      <w:r>
+        <w:t xml:space="preserve">Total abuelo: $148.500</w:t>
+      </w:r>
+    </w:p>
+    <w:p>
+      <w:pPr>
+        <w:numPr>
+          <w:ilvl w:val="0"/>
+          <w:numId w:val="1000"/>
+        </w:numPr>
+      </w:pPr>
+      <w:r>
+        <w:t xml:space="preserve">Por lo tanto, el tio ofrece mas ayuda ($162.000 vs $148.500), por lo que la eleccion de Lucia fue incorrecta.</w:t>
       </w:r>
     </w:p>
     <w:p>
@@ -2411,7 +2411,7 @@
         </w:numPr>
       </w:pPr>
       <w:r>
-        <w:t xml:space="preserve">Incorrecto. Al calcular los totales: hermana = $ 159.750 y tia = $ 108.000 . la hermana ofrece mas ayuda, por lo que la eleccion fue correcta.</w:t>
+        <w:t xml:space="preserve">Incorrecto. Aunque la critica puede tener sentido, la respuesta correcta es ’No’ porque la eleccion fue incorrecta: $ 162.000 vs $ 148.500 .</w:t>
       </w:r>
     </w:p>
     <w:p>
@@ -2422,7 +2422,7 @@
         </w:numPr>
       </w:pPr>
       <w:r>
-        <w:t xml:space="preserve">Incorrecto. Aunque los porcentajes pueden parecer similares, lo importante son los totales absolutos: $ 159.750 vs $ 108.000 .</w:t>
+        <w:t xml:space="preserve">Correcto. Al calcular los totales: tio = $ 162.000 y abuelo = $ 148.500 . el tio ofrece mas ayuda, por lo que la eleccion fue incorrecta.</w:t>
       </w:r>
     </w:p>
     <w:p>
@@ -2433,7 +2433,7 @@
         </w:numPr>
       </w:pPr>
       <w:r>
-        <w:t xml:space="preserve">Incorrecto. Aunque algunos porcentajes individuales pueden variar, el total acumulado de la hermana ($ 159.750 ) es mayor.</w:t>
+        <w:t xml:space="preserve">Incorrecto. La eleccion de Lucia fue incorrecta porque el tio ofrece $ 162.000 mientras que el abuelo solo ofrece $ 148.500 .</w:t>
       </w:r>
     </w:p>
     <w:p>
@@ -2444,7 +2444,7 @@
         </w:numPr>
       </w:pPr>
       <w:r>
-        <w:t xml:space="preserve">Correcto. Al calcular los totales: hermana = $ 159.750 y tia = $ 108.000 . la hermana ofrece mas ayuda, por lo que la eleccion fue correcta.</w:t>
+        <w:t xml:space="preserve">Incorrecto. Al calcular los totales: tio = $ 162.000 y abuelo = $ 148.500 . el tio ofrece mas ayuda, por lo que la eleccion fue incorrecta.</w:t>
       </w:r>
     </w:p>
     <w:p>
@@ -2465,7 +2465,7 @@
         <w:br/>
       </w:r>
       <w:r>
-        <w:t xml:space="preserve">Pablo quiere ahorrar $250.000 cada mes durante 3 meses. Como ayuda para su proyecto, sus padres le han propuesto dos opciones, pero solo puede elegir una de ellas.</w:t>
+        <w:t xml:space="preserve">Miguel quiere ahorrar $200.000 cada mes durante 3 meses. Como ayuda para su proyecto, sus padres le han propuesto dos opciones, pero solo puede elegir una de ellas.</w:t>
       </w:r>
     </w:p>
     <w:p>
@@ -2480,13 +2480,13 @@
           <w:b/>
           <w:bCs/>
         </w:rPr>
-        <w:t xml:space="preserve">Opcion 1 (tio):</w:t>
-      </w:r>
-      <w:r>
-        <w:t xml:space="preserve"> </w:t>
-      </w:r>
-      <w:r>
-        <w:t xml:space="preserve">Al finalizar cada mes, su tio le regala un porcentaje del dinero que tenga acumulado.</w:t>
+        <w:t xml:space="preserve">Opcion 1 (abuelo):</w:t>
+      </w:r>
+      <w:r>
+        <w:t xml:space="preserve"> </w:t>
+      </w:r>
+      <w:r>
+        <w:t xml:space="preserve">Al finalizar cada mes, su abuelo le regala un porcentaje del dinero que tenga acumulado.</w:t>
       </w:r>
     </w:p>
     <w:tbl>
@@ -2564,7 +2564,7 @@
               <w:jc w:val="center"/>
             </w:pPr>
             <w:r>
-              <w:t xml:space="preserve">$250.000</w:t>
+              <w:t xml:space="preserve">$200.000</w:t>
             </w:r>
           </w:p>
         </w:tc>
@@ -2588,7 +2588,7 @@
               <w:jc w:val="center"/>
             </w:pPr>
             <w:r>
-              <w:t xml:space="preserve">12%</w:t>
+              <w:t xml:space="preserve">14%</w:t>
             </w:r>
           </w:p>
         </w:tc>
@@ -2602,7 +2602,7 @@
               <w:jc w:val="center"/>
             </w:pPr>
             <w:r>
-              <w:t xml:space="preserve">$500.000</w:t>
+              <w:t xml:space="preserve">$400.000</w:t>
             </w:r>
           </w:p>
         </w:tc>
@@ -2626,7 +2626,7 @@
               <w:jc w:val="center"/>
             </w:pPr>
             <w:r>
-              <w:t xml:space="preserve">12%</w:t>
+              <w:t xml:space="preserve">14%</w:t>
             </w:r>
           </w:p>
         </w:tc>
@@ -2640,7 +2640,7 @@
               <w:jc w:val="center"/>
             </w:pPr>
             <w:r>
-              <w:t xml:space="preserve">$750.000</w:t>
+              <w:t xml:space="preserve">$600.000</w:t>
             </w:r>
           </w:p>
         </w:tc>
@@ -2664,7 +2664,7 @@
               <w:jc w:val="center"/>
             </w:pPr>
             <w:r>
-              <w:t xml:space="preserve">12%</w:t>
+              <w:t xml:space="preserve">14%</w:t>
             </w:r>
           </w:p>
         </w:tc>
@@ -2682,13 +2682,13 @@
           <w:b/>
           <w:bCs/>
         </w:rPr>
-        <w:t xml:space="preserve">Opcion 2 (tia):</w:t>
-      </w:r>
-      <w:r>
-        <w:t xml:space="preserve"> </w:t>
-      </w:r>
-      <w:r>
-        <w:t xml:space="preserve">Al finalizar cada mes, su tia le regala un porcentaje del dinero que tenga acumulado.</w:t>
+        <w:t xml:space="preserve">Opcion 2 (primo):</w:t>
+      </w:r>
+      <w:r>
+        <w:t xml:space="preserve"> </w:t>
+      </w:r>
+      <w:r>
+        <w:t xml:space="preserve">Al finalizar cada mes, su primo le regala un porcentaje del dinero que tenga acumulado.</w:t>
       </w:r>
     </w:p>
     <w:tbl>
@@ -2766,7 +2766,7 @@
               <w:jc w:val="center"/>
             </w:pPr>
             <w:r>
-              <w:t xml:space="preserve">$250.000</w:t>
+              <w:t xml:space="preserve">$200.000</w:t>
             </w:r>
           </w:p>
         </w:tc>
@@ -2790,7 +2790,7 @@
               <w:jc w:val="center"/>
             </w:pPr>
             <w:r>
-              <w:t xml:space="preserve">6%</w:t>
+              <w:t xml:space="preserve">2%</w:t>
             </w:r>
           </w:p>
         </w:tc>
@@ -2804,7 +2804,7 @@
               <w:jc w:val="center"/>
             </w:pPr>
             <w:r>
-              <w:t xml:space="preserve">$500.000</w:t>
+              <w:t xml:space="preserve">$400.000</w:t>
             </w:r>
           </w:p>
         </w:tc>
@@ -2828,7 +2828,7 @@
               <w:jc w:val="center"/>
             </w:pPr>
             <w:r>
-              <w:t xml:space="preserve">7%</w:t>
+              <w:t xml:space="preserve">5%</w:t>
             </w:r>
           </w:p>
         </w:tc>
@@ -2842,7 +2842,7 @@
               <w:jc w:val="center"/>
             </w:pPr>
             <w:r>
-              <w:t xml:space="preserve">$750.000</w:t>
+              <w:t xml:space="preserve">$600.000</w:t>
             </w:r>
           </w:p>
         </w:tc>
@@ -2866,7 +2866,7 @@
               <w:jc w:val="center"/>
             </w:pPr>
             <w:r>
-              <w:t xml:space="preserve">13%</w:t>
+              <w:t xml:space="preserve">11%</w:t>
             </w:r>
           </w:p>
         </w:tc>
@@ -2880,7 +2880,7 @@
         </w:numPr>
       </w:pPr>
       <w:r>
-        <w:t xml:space="preserve">Pablo decide elegir la opcion en la que le regalen la mayor cantidad de dinero y elige la ayuda de la tia. ¿Es correcta la eleccion de Pablo?</w:t>
+        <w:t xml:space="preserve">Miguel decide elegir la opcion en la que le regalen la mayor cantidad de dinero y elige la ayuda del abuelo. ??Es correcta la eleccion de Miguel?</w:t>
       </w:r>
     </w:p>
     <w:p>
@@ -2891,7 +2891,7 @@
         </w:numPr>
       </w:pPr>
       <w:r>
-        <w:t xml:space="preserve">Si, porque la ayuda total de la tia es de $ 147.500 mientras que del tio es de $ 180.000 .</w:t>
+        <w:t xml:space="preserve">Si, porque la ayuda total del abuelo es de $ 168.000 mientras que del primo es de $ 90.000 .</w:t>
       </w:r>
     </w:p>
     <w:p>
@@ -2902,7 +2902,7 @@
         </w:numPr>
       </w:pPr>
       <w:r>
-        <w:t xml:space="preserve">No, porque con la ayuda de la tia el porcentaje del primer mes es del 6 % y con la ayuda del tio es del 12 %.</w:t>
+        <w:t xml:space="preserve">No, porque la ayuda total del primo es de $ 90.000 mientras que del abuelo es de $ 168.000 .</w:t>
       </w:r>
     </w:p>
     <w:p>
@@ -2913,7 +2913,7 @@
         </w:numPr>
       </w:pPr>
       <w:r>
-        <w:t xml:space="preserve">No, porque la ayuda total del tio es de $ 180.000 mientras que de la tia es de $ 147.500 .</w:t>
+        <w:t xml:space="preserve">No, porque del abuelo solo parece mejor por ser constante pero en realidad si es la mejor opcion.</w:t>
       </w:r>
     </w:p>
     <w:p>
@@ -2924,7 +2924,7 @@
         </w:numPr>
       </w:pPr>
       <w:r>
-        <w:t xml:space="preserve">Si, porque con la ayuda de la tia recibe el 8.7 % del total ahorrado y con la ayuda del tio recibe el 12 %.</w:t>
+        <w:t xml:space="preserve">Si, porque del abuelo tiene porcentajes constantes que compensa las diferencias de los otros meses.</w:t>
       </w:r>
     </w:p>
     <w:p>
@@ -2945,7 +2945,7 @@
         <w:br/>
       </w:r>
       <w:r>
-        <w:t xml:space="preserve">Para resolver este problema, debemos calcular la ayuda total que recibiria Pablo con cada opcion.</w:t>
+        <w:t xml:space="preserve">Para resolver este problema, debemos calcular la ayuda total que recibiria Miguel con cada opcion.</w:t>
       </w:r>
     </w:p>
     <w:p>
@@ -2960,18 +2960,18 @@
           <w:b/>
           <w:bCs/>
         </w:rPr>
-        <w:t xml:space="preserve">Opcion 1 (tio):</w:t>
-      </w:r>
-    </w:p>
-    <w:p>
-      <w:pPr>
-        <w:numPr>
-          <w:ilvl w:val="0"/>
-          <w:numId w:val="1000"/>
-        </w:numPr>
-      </w:pPr>
-      <w:r>
-        <w:t xml:space="preserve">Mes 1: $250.000</w:t>
+        <w:t xml:space="preserve">Opcion 1 (abuelo):</w:t>
+      </w:r>
+    </w:p>
+    <w:p>
+      <w:pPr>
+        <w:numPr>
+          <w:ilvl w:val="0"/>
+          <w:numId w:val="1000"/>
+        </w:numPr>
+      </w:pPr>
+      <w:r>
+        <w:t xml:space="preserve">Mes 1: $200.000</w:t>
       </w:r>
       <w:r>
         <w:t xml:space="preserve"> </w:t>
@@ -2988,18 +2988,18 @@
         <w:t xml:space="preserve"> </w:t>
       </w:r>
       <w:r>
-        <w:t xml:space="preserve">12% = $30.000</w:t>
-      </w:r>
-    </w:p>
-    <w:p>
-      <w:pPr>
-        <w:numPr>
-          <w:ilvl w:val="0"/>
-          <w:numId w:val="1000"/>
-        </w:numPr>
-      </w:pPr>
-      <w:r>
-        <w:t xml:space="preserve">Mes 2: $500.000</w:t>
+        <w:t xml:space="preserve">14% = $28.000</w:t>
+      </w:r>
+    </w:p>
+    <w:p>
+      <w:pPr>
+        <w:numPr>
+          <w:ilvl w:val="0"/>
+          <w:numId w:val="1000"/>
+        </w:numPr>
+      </w:pPr>
+      <w:r>
+        <w:t xml:space="preserve">Mes 2: $400.000</w:t>
       </w:r>
       <w:r>
         <w:t xml:space="preserve"> </w:t>
@@ -3016,18 +3016,18 @@
         <w:t xml:space="preserve"> </w:t>
       </w:r>
       <w:r>
-        <w:t xml:space="preserve">12% = $60.000</w:t>
-      </w:r>
-    </w:p>
-    <w:p>
-      <w:pPr>
-        <w:numPr>
-          <w:ilvl w:val="0"/>
-          <w:numId w:val="1000"/>
-        </w:numPr>
-      </w:pPr>
-      <w:r>
-        <w:t xml:space="preserve">Mes 3: $750.000</w:t>
+        <w:t xml:space="preserve">14% = $56.000</w:t>
+      </w:r>
+    </w:p>
+    <w:p>
+      <w:pPr>
+        <w:numPr>
+          <w:ilvl w:val="0"/>
+          <w:numId w:val="1000"/>
+        </w:numPr>
+      </w:pPr>
+      <w:r>
+        <w:t xml:space="preserve">Mes 3: $600.000</w:t>
       </w:r>
       <w:r>
         <w:t xml:space="preserve"> </w:t>
@@ -3044,18 +3044,18 @@
         <w:t xml:space="preserve"> </w:t>
       </w:r>
       <w:r>
-        <w:t xml:space="preserve">12% = $90.000</w:t>
-      </w:r>
-    </w:p>
-    <w:p>
-      <w:pPr>
-        <w:numPr>
-          <w:ilvl w:val="0"/>
-          <w:numId w:val="1000"/>
-        </w:numPr>
-      </w:pPr>
-      <w:r>
-        <w:t xml:space="preserve">Total tio: $180.000</w:t>
+        <w:t xml:space="preserve">14% = $84.000</w:t>
+      </w:r>
+    </w:p>
+    <w:p>
+      <w:pPr>
+        <w:numPr>
+          <w:ilvl w:val="0"/>
+          <w:numId w:val="1000"/>
+        </w:numPr>
+      </w:pPr>
+      <w:r>
+        <w:t xml:space="preserve">Total abuelo: $168.000</w:t>
       </w:r>
     </w:p>
     <w:p>
@@ -3070,18 +3070,18 @@
           <w:b/>
           <w:bCs/>
         </w:rPr>
-        <w:t xml:space="preserve">Opcion 2 (tia):</w:t>
-      </w:r>
-    </w:p>
-    <w:p>
-      <w:pPr>
-        <w:numPr>
-          <w:ilvl w:val="0"/>
-          <w:numId w:val="1000"/>
-        </w:numPr>
-      </w:pPr>
-      <w:r>
-        <w:t xml:space="preserve">Mes 1: $250.000</w:t>
+        <w:t xml:space="preserve">Opcion 2 (primo):</w:t>
+      </w:r>
+    </w:p>
+    <w:p>
+      <w:pPr>
+        <w:numPr>
+          <w:ilvl w:val="0"/>
+          <w:numId w:val="1000"/>
+        </w:numPr>
+      </w:pPr>
+      <w:r>
+        <w:t xml:space="preserve">Mes 1: $200.000</w:t>
       </w:r>
       <w:r>
         <w:t xml:space="preserve"> </w:t>
@@ -3098,18 +3098,18 @@
         <w:t xml:space="preserve"> </w:t>
       </w:r>
       <w:r>
-        <w:t xml:space="preserve">6% = $15.000</w:t>
-      </w:r>
-    </w:p>
-    <w:p>
-      <w:pPr>
-        <w:numPr>
-          <w:ilvl w:val="0"/>
-          <w:numId w:val="1000"/>
-        </w:numPr>
-      </w:pPr>
-      <w:r>
-        <w:t xml:space="preserve">Mes 2: $500.000</w:t>
+        <w:t xml:space="preserve">2% = $4.000</w:t>
+      </w:r>
+    </w:p>
+    <w:p>
+      <w:pPr>
+        <w:numPr>
+          <w:ilvl w:val="0"/>
+          <w:numId w:val="1000"/>
+        </w:numPr>
+      </w:pPr>
+      <w:r>
+        <w:t xml:space="preserve">Mes 2: $400.000</w:t>
       </w:r>
       <w:r>
         <w:t xml:space="preserve"> </w:t>
@@ -3126,18 +3126,18 @@
         <w:t xml:space="preserve"> </w:t>
       </w:r>
       <w:r>
-        <w:t xml:space="preserve">7% = $35.000</w:t>
-      </w:r>
-    </w:p>
-    <w:p>
-      <w:pPr>
-        <w:numPr>
-          <w:ilvl w:val="0"/>
-          <w:numId w:val="1000"/>
-        </w:numPr>
-      </w:pPr>
-      <w:r>
-        <w:t xml:space="preserve">Mes 3: $750.000</w:t>
+        <w:t xml:space="preserve">5% = $20.000</w:t>
+      </w:r>
+    </w:p>
+    <w:p>
+      <w:pPr>
+        <w:numPr>
+          <w:ilvl w:val="0"/>
+          <w:numId w:val="1000"/>
+        </w:numPr>
+      </w:pPr>
+      <w:r>
+        <w:t xml:space="preserve">Mes 3: $600.000</w:t>
       </w:r>
       <w:r>
         <w:t xml:space="preserve"> </w:t>
@@ -3154,29 +3154,29 @@
         <w:t xml:space="preserve"> </w:t>
       </w:r>
       <w:r>
-        <w:t xml:space="preserve">13% = $97.500</w:t>
-      </w:r>
-    </w:p>
-    <w:p>
-      <w:pPr>
-        <w:numPr>
-          <w:ilvl w:val="0"/>
-          <w:numId w:val="1000"/>
-        </w:numPr>
-      </w:pPr>
-      <w:r>
-        <w:t xml:space="preserve">Total tia: $147.500</w:t>
-      </w:r>
-    </w:p>
-    <w:p>
-      <w:pPr>
-        <w:numPr>
-          <w:ilvl w:val="0"/>
-          <w:numId w:val="1000"/>
-        </w:numPr>
-      </w:pPr>
-      <w:r>
-        <w:t xml:space="preserve">Por lo tanto, el tio ofrece mas ayuda ($180.000 vs $147.500), por lo que la eleccion de Pablo fue incorrecta.</w:t>
+        <w:t xml:space="preserve">11% = $66.000</w:t>
+      </w:r>
+    </w:p>
+    <w:p>
+      <w:pPr>
+        <w:numPr>
+          <w:ilvl w:val="0"/>
+          <w:numId w:val="1000"/>
+        </w:numPr>
+      </w:pPr>
+      <w:r>
+        <w:t xml:space="preserve">Total primo: $90.000</w:t>
+      </w:r>
+    </w:p>
+    <w:p>
+      <w:pPr>
+        <w:numPr>
+          <w:ilvl w:val="0"/>
+          <w:numId w:val="1000"/>
+        </w:numPr>
+      </w:pPr>
+      <w:r>
+        <w:t xml:space="preserve">Por lo tanto, el abuelo ofrece mas ayuda ($168.000 vs $90.000), por lo que la eleccion de Miguel fue correcta.</w:t>
       </w:r>
     </w:p>
     <w:p>
@@ -3187,7 +3187,7 @@
         </w:numPr>
       </w:pPr>
       <w:r>
-        <w:t xml:space="preserve">Incorrecto. Al calcular los totales: tio = $ 180.000 y tia = $ 147.500 . el tio ofrece mas ayuda, por lo que la eleccion fue incorrecta.</w:t>
+        <w:t xml:space="preserve">Correcto. Al calcular los totales: abuelo = $ 168.000 y primo = $ 90.000 . el abuelo ofrece mas ayuda, por lo que la eleccion fue correcta.</w:t>
       </w:r>
     </w:p>
     <w:p>
@@ -3198,7 +3198,7 @@
         </w:numPr>
       </w:pPr>
       <w:r>
-        <w:t xml:space="preserve">Incorrecto. Aunque algunos porcentajes individuales pueden variar, el total acumulado del tio ($ 180.000 ) es mayor.</w:t>
+        <w:t xml:space="preserve">Incorrecto. Al calcular los totales: abuelo = $ 168.000 y primo = $ 90.000 . el abuelo ofrece mas ayuda, por lo que la eleccion fue correcta.</w:t>
       </w:r>
     </w:p>
     <w:p>
@@ -3209,7 +3209,7 @@
         </w:numPr>
       </w:pPr>
       <w:r>
-        <w:t xml:space="preserve">Correcto. Al calcular los totales: tio = $ 180.000 y tia = $ 147.500 . el tio ofrece mas ayuda, por lo que la eleccion fue incorrecta.</w:t>
+        <w:t xml:space="preserve">Incorrecto. La eleccion de Miguel fue correcta porque el abuelo ofrece $ 168.000 que es efectivamente la mayor cantidad.</w:t>
       </w:r>
     </w:p>
     <w:p>
@@ -3220,7 +3220,7 @@
         </w:numPr>
       </w:pPr>
       <w:r>
-        <w:t xml:space="preserve">Incorrecto. Aunque los porcentajes pueden parecer similares, lo importante son los totales absolutos: $ 180.000 vs $ 147.500 .</w:t>
+        <w:t xml:space="preserve">Incorrecto. Aunque la justificacion puede parecer valida, la respuesta correcta es ’Si’ porque el abuelo efectivamente ofrece mas dinero: $ 168.000 .</w:t>
       </w:r>
     </w:p>
     <w:p>
@@ -3241,7 +3241,7 @@
         <w:br/>
       </w:r>
       <w:r>
-        <w:t xml:space="preserve">Sofia quiere ahorrar $100.000 cada mes durante 3 meses. Como ayuda para su proyecto, sus padres le han propuesto dos opciones, pero solo puede elegir una de ellas.</w:t>
+        <w:t xml:space="preserve">Andres quiere ahorrar $225.000 cada mes durante 3 meses. Como ayuda para su proyecto, sus padres le han propuesto dos opciones, pero solo puede elegir una de ellas.</w:t>
       </w:r>
     </w:p>
     <w:p>
@@ -3256,13 +3256,13 @@
           <w:b/>
           <w:bCs/>
         </w:rPr>
-        <w:t xml:space="preserve">Opcion 1 (abuela):</w:t>
-      </w:r>
-      <w:r>
-        <w:t xml:space="preserve"> </w:t>
-      </w:r>
-      <w:r>
-        <w:t xml:space="preserve">Al finalizar cada mes, su abuela le regala un porcentaje del dinero que tenga acumulado.</w:t>
+        <w:t xml:space="preserve">Opcion 1 (hermana):</w:t>
+      </w:r>
+      <w:r>
+        <w:t xml:space="preserve"> </w:t>
+      </w:r>
+      <w:r>
+        <w:t xml:space="preserve">Al finalizar cada mes, su hermana le regala un porcentaje del dinero que tenga acumulado.</w:t>
       </w:r>
     </w:p>
     <w:tbl>
@@ -3340,7 +3340,7 @@
               <w:jc w:val="center"/>
             </w:pPr>
             <w:r>
-              <w:t xml:space="preserve">$100.000</w:t>
+              <w:t xml:space="preserve">$225.000</w:t>
             </w:r>
           </w:p>
         </w:tc>
@@ -3364,7 +3364,7 @@
               <w:jc w:val="center"/>
             </w:pPr>
             <w:r>
-              <w:t xml:space="preserve">9%</w:t>
+              <w:t xml:space="preserve">15%</w:t>
             </w:r>
           </w:p>
         </w:tc>
@@ -3378,7 +3378,7 @@
               <w:jc w:val="center"/>
             </w:pPr>
             <w:r>
-              <w:t xml:space="preserve">$200.000</w:t>
+              <w:t xml:space="preserve">$450.000</w:t>
             </w:r>
           </w:p>
         </w:tc>
@@ -3402,7 +3402,7 @@
               <w:jc w:val="center"/>
             </w:pPr>
             <w:r>
-              <w:t xml:space="preserve">9%</w:t>
+              <w:t xml:space="preserve">15%</w:t>
             </w:r>
           </w:p>
         </w:tc>
@@ -3416,7 +3416,7 @@
               <w:jc w:val="center"/>
             </w:pPr>
             <w:r>
-              <w:t xml:space="preserve">$300.000</w:t>
+              <w:t xml:space="preserve">$675.000</w:t>
             </w:r>
           </w:p>
         </w:tc>
@@ -3440,7 +3440,7 @@
               <w:jc w:val="center"/>
             </w:pPr>
             <w:r>
-              <w:t xml:space="preserve">9%</w:t>
+              <w:t xml:space="preserve">15%</w:t>
             </w:r>
           </w:p>
         </w:tc>
@@ -3458,13 +3458,13 @@
           <w:b/>
           <w:bCs/>
         </w:rPr>
-        <w:t xml:space="preserve">Opcion 2 (tio):</w:t>
-      </w:r>
-      <w:r>
-        <w:t xml:space="preserve"> </w:t>
-      </w:r>
-      <w:r>
-        <w:t xml:space="preserve">Al finalizar cada mes, su tio le regala un porcentaje del dinero que tenga acumulado.</w:t>
+        <w:t xml:space="preserve">Opcion 2 (abuelo):</w:t>
+      </w:r>
+      <w:r>
+        <w:t xml:space="preserve"> </w:t>
+      </w:r>
+      <w:r>
+        <w:t xml:space="preserve">Al finalizar cada mes, su abuelo le regala un porcentaje del dinero que tenga acumulado.</w:t>
       </w:r>
     </w:p>
     <w:tbl>
@@ -3542,7 +3542,7 @@
               <w:jc w:val="center"/>
             </w:pPr>
             <w:r>
-              <w:t xml:space="preserve">$100.000</w:t>
+              <w:t xml:space="preserve">$225.000</w:t>
             </w:r>
           </w:p>
         </w:tc>
@@ -3580,7 +3580,7 @@
               <w:jc w:val="center"/>
             </w:pPr>
             <w:r>
-              <w:t xml:space="preserve">$200.000</w:t>
+              <w:t xml:space="preserve">$450.000</w:t>
             </w:r>
           </w:p>
         </w:tc>
@@ -3604,7 +3604,7 @@
               <w:jc w:val="center"/>
             </w:pPr>
             <w:r>
-              <w:t xml:space="preserve">4%</w:t>
+              <w:t xml:space="preserve">8%</w:t>
             </w:r>
           </w:p>
         </w:tc>
@@ -3618,7 +3618,7 @@
               <w:jc w:val="center"/>
             </w:pPr>
             <w:r>
-              <w:t xml:space="preserve">$300.000</w:t>
+              <w:t xml:space="preserve">$675.000</w:t>
             </w:r>
           </w:p>
         </w:tc>
@@ -3642,7 +3642,7 @@
               <w:jc w:val="center"/>
             </w:pPr>
             <w:r>
-              <w:t xml:space="preserve">21%</w:t>
+              <w:t xml:space="preserve">11%</w:t>
             </w:r>
           </w:p>
         </w:tc>
@@ -3656,7 +3656,7 @@
         </w:numPr>
       </w:pPr>
       <w:r>
-        <w:t xml:space="preserve">Sofia decide elegir la opcion en la que le regalen la mayor cantidad de dinero y elige la ayuda del tio. ¿Es correcta la eleccion de Sofia?</w:t>
+        <w:t xml:space="preserve">Andres decide elegir la opcion en la que le regalen la mayor cantidad de dinero y elige la ayuda del abuelo. ??Es correcta la eleccion de Andres?</w:t>
       </w:r>
     </w:p>
     <w:p>
@@ -3667,7 +3667,7 @@
         </w:numPr>
       </w:pPr>
       <w:r>
-        <w:t xml:space="preserve">No, porque con la ayuda del tio el porcentaje del primer mes es del 3 % y con la ayuda de la abuela es del 9 %.</w:t>
+        <w:t xml:space="preserve">No, porque del abuelo no ofrece consistencia en los porcentajes comparado con la otra opcion.</w:t>
       </w:r>
     </w:p>
     <w:p>
@@ -3678,7 +3678,7 @@
         </w:numPr>
       </w:pPr>
       <w:r>
-        <w:t xml:space="preserve">No, porque la ayuda total de la abuela es de $ 54.000 mientras que del tio es de $ 74.000 .</w:t>
+        <w:t xml:space="preserve">Si, porque la ayuda total del abuelo es de $ 117.000 mientras que de la hermana es de $ 202.500 .</w:t>
       </w:r>
     </w:p>
     <w:p>
@@ -3689,7 +3689,7 @@
         </w:numPr>
       </w:pPr>
       <w:r>
-        <w:t xml:space="preserve">Si, porque la ayuda total del tio es de $ 74.000 mientras que de la abuela es de $ 54.000 .</w:t>
+        <w:t xml:space="preserve">No, porque la ayuda total de la hermana es de $ 202.500 mientras que del abuelo es de $ 117.000 .</w:t>
       </w:r>
     </w:p>
     <w:p>
@@ -3700,7 +3700,7 @@
         </w:numPr>
       </w:pPr>
       <w:r>
-        <w:t xml:space="preserve">Si, porque con la ayuda del tio recibe el 9.3 % del total ahorrado y con la ayuda de la abuela recibe el 9 %.</w:t>
+        <w:t xml:space="preserve">Si, porque del abuelo parece tener mejor porcentaje final aunque en realidad no sea la mejor opcion.</w:t>
       </w:r>
     </w:p>
     <w:p>
@@ -3721,7 +3721,7 @@
         <w:br/>
       </w:r>
       <w:r>
-        <w:t xml:space="preserve">Para resolver este problema, debemos calcular la ayuda total que recibiria Sofia con cada opcion.</w:t>
+        <w:t xml:space="preserve">Para resolver este problema, debemos calcular la ayuda total que recibiria Andres con cada opcion.</w:t>
       </w:r>
     </w:p>
     <w:p>
@@ -3736,18 +3736,18 @@
           <w:b/>
           <w:bCs/>
         </w:rPr>
-        <w:t xml:space="preserve">Opcion 1 (abuela):</w:t>
-      </w:r>
-    </w:p>
-    <w:p>
-      <w:pPr>
-        <w:numPr>
-          <w:ilvl w:val="0"/>
-          <w:numId w:val="1000"/>
-        </w:numPr>
-      </w:pPr>
-      <w:r>
-        <w:t xml:space="preserve">Mes 1: $100.000</w:t>
+        <w:t xml:space="preserve">Opcion 1 (hermana):</w:t>
+      </w:r>
+    </w:p>
+    <w:p>
+      <w:pPr>
+        <w:numPr>
+          <w:ilvl w:val="0"/>
+          <w:numId w:val="1000"/>
+        </w:numPr>
+      </w:pPr>
+      <w:r>
+        <w:t xml:space="preserve">Mes 1: $225.000</w:t>
       </w:r>
       <w:r>
         <w:t xml:space="preserve"> </w:t>
@@ -3764,18 +3764,18 @@
         <w:t xml:space="preserve"> </w:t>
       </w:r>
       <w:r>
-        <w:t xml:space="preserve">9% = $9.000</w:t>
-      </w:r>
-    </w:p>
-    <w:p>
-      <w:pPr>
-        <w:numPr>
-          <w:ilvl w:val="0"/>
-          <w:numId w:val="1000"/>
-        </w:numPr>
-      </w:pPr>
-      <w:r>
-        <w:t xml:space="preserve">Mes 2: $200.000</w:t>
+        <w:t xml:space="preserve">15% = $33.750</w:t>
+      </w:r>
+    </w:p>
+    <w:p>
+      <w:pPr>
+        <w:numPr>
+          <w:ilvl w:val="0"/>
+          <w:numId w:val="1000"/>
+        </w:numPr>
+      </w:pPr>
+      <w:r>
+        <w:t xml:space="preserve">Mes 2: $450.000</w:t>
       </w:r>
       <w:r>
         <w:t xml:space="preserve"> </w:t>
@@ -3792,18 +3792,18 @@
         <w:t xml:space="preserve"> </w:t>
       </w:r>
       <w:r>
-        <w:t xml:space="preserve">9% = $18.000</w:t>
-      </w:r>
-    </w:p>
-    <w:p>
-      <w:pPr>
-        <w:numPr>
-          <w:ilvl w:val="0"/>
-          <w:numId w:val="1000"/>
-        </w:numPr>
-      </w:pPr>
-      <w:r>
-        <w:t xml:space="preserve">Mes 3: $300.000</w:t>
+        <w:t xml:space="preserve">15% = $67.500</w:t>
+      </w:r>
+    </w:p>
+    <w:p>
+      <w:pPr>
+        <w:numPr>
+          <w:ilvl w:val="0"/>
+          <w:numId w:val="1000"/>
+        </w:numPr>
+      </w:pPr>
+      <w:r>
+        <w:t xml:space="preserve">Mes 3: $675.000</w:t>
       </w:r>
       <w:r>
         <w:t xml:space="preserve"> </w:t>
@@ -3820,18 +3820,18 @@
         <w:t xml:space="preserve"> </w:t>
       </w:r>
       <w:r>
-        <w:t xml:space="preserve">9% = $27.000</w:t>
-      </w:r>
-    </w:p>
-    <w:p>
-      <w:pPr>
-        <w:numPr>
-          <w:ilvl w:val="0"/>
-          <w:numId w:val="1000"/>
-        </w:numPr>
-      </w:pPr>
-      <w:r>
-        <w:t xml:space="preserve">Total abuela: $54.000</w:t>
+        <w:t xml:space="preserve">15% = $101.250</w:t>
+      </w:r>
+    </w:p>
+    <w:p>
+      <w:pPr>
+        <w:numPr>
+          <w:ilvl w:val="0"/>
+          <w:numId w:val="1000"/>
+        </w:numPr>
+      </w:pPr>
+      <w:r>
+        <w:t xml:space="preserve">Total hermana: $202.500</w:t>
       </w:r>
     </w:p>
     <w:p>
@@ -3846,18 +3846,18 @@
           <w:b/>
           <w:bCs/>
         </w:rPr>
-        <w:t xml:space="preserve">Opcion 2 (tio):</w:t>
-      </w:r>
-    </w:p>
-    <w:p>
-      <w:pPr>
-        <w:numPr>
-          <w:ilvl w:val="0"/>
-          <w:numId w:val="1000"/>
-        </w:numPr>
-      </w:pPr>
-      <w:r>
-        <w:t xml:space="preserve">Mes 1: $100.000</w:t>
+        <w:t xml:space="preserve">Opcion 2 (abuelo):</w:t>
+      </w:r>
+    </w:p>
+    <w:p>
+      <w:pPr>
+        <w:numPr>
+          <w:ilvl w:val="0"/>
+          <w:numId w:val="1000"/>
+        </w:numPr>
+      </w:pPr>
+      <w:r>
+        <w:t xml:space="preserve">Mes 1: $225.000</w:t>
       </w:r>
       <w:r>
         <w:t xml:space="preserve"> </w:t>
@@ -3874,18 +3874,18 @@
         <w:t xml:space="preserve"> </w:t>
       </w:r>
       <w:r>
-        <w:t xml:space="preserve">3% = $3.000</w:t>
-      </w:r>
-    </w:p>
-    <w:p>
-      <w:pPr>
-        <w:numPr>
-          <w:ilvl w:val="0"/>
-          <w:numId w:val="1000"/>
-        </w:numPr>
-      </w:pPr>
-      <w:r>
-        <w:t xml:space="preserve">Mes 2: $200.000</w:t>
+        <w:t xml:space="preserve">3% = $6.750</w:t>
+      </w:r>
+    </w:p>
+    <w:p>
+      <w:pPr>
+        <w:numPr>
+          <w:ilvl w:val="0"/>
+          <w:numId w:val="1000"/>
+        </w:numPr>
+      </w:pPr>
+      <w:r>
+        <w:t xml:space="preserve">Mes 2: $450.000</w:t>
       </w:r>
       <w:r>
         <w:t xml:space="preserve"> </w:t>
@@ -3902,18 +3902,18 @@
         <w:t xml:space="preserve"> </w:t>
       </w:r>
       <w:r>
-        <w:t xml:space="preserve">4% = $8.000</w:t>
-      </w:r>
-    </w:p>
-    <w:p>
-      <w:pPr>
-        <w:numPr>
-          <w:ilvl w:val="0"/>
-          <w:numId w:val="1000"/>
-        </w:numPr>
-      </w:pPr>
-      <w:r>
-        <w:t xml:space="preserve">Mes 3: $300.000</w:t>
+        <w:t xml:space="preserve">8% = $36.000</w:t>
+      </w:r>
+    </w:p>
+    <w:p>
+      <w:pPr>
+        <w:numPr>
+          <w:ilvl w:val="0"/>
+          <w:numId w:val="1000"/>
+        </w:numPr>
+      </w:pPr>
+      <w:r>
+        <w:t xml:space="preserve">Mes 3: $675.000</w:t>
       </w:r>
       <w:r>
         <w:t xml:space="preserve"> </w:t>
@@ -3930,29 +3930,29 @@
         <w:t xml:space="preserve"> </w:t>
       </w:r>
       <w:r>
-        <w:t xml:space="preserve">21% = $63.000</w:t>
-      </w:r>
-    </w:p>
-    <w:p>
-      <w:pPr>
-        <w:numPr>
-          <w:ilvl w:val="0"/>
-          <w:numId w:val="1000"/>
-        </w:numPr>
-      </w:pPr>
-      <w:r>
-        <w:t xml:space="preserve">Total tio: $74.000</w:t>
-      </w:r>
-    </w:p>
-    <w:p>
-      <w:pPr>
-        <w:numPr>
-          <w:ilvl w:val="0"/>
-          <w:numId w:val="1000"/>
-        </w:numPr>
-      </w:pPr>
-      <w:r>
-        <w:t xml:space="preserve">Por lo tanto, el tio ofrece mas ayuda ($74.000 vs $54.000), por lo que la eleccion de Sofia fue correcta.</w:t>
+        <w:t xml:space="preserve">11% = $74.250</w:t>
+      </w:r>
+    </w:p>
+    <w:p>
+      <w:pPr>
+        <w:numPr>
+          <w:ilvl w:val="0"/>
+          <w:numId w:val="1000"/>
+        </w:numPr>
+      </w:pPr>
+      <w:r>
+        <w:t xml:space="preserve">Total abuelo: $117.000</w:t>
+      </w:r>
+    </w:p>
+    <w:p>
+      <w:pPr>
+        <w:numPr>
+          <w:ilvl w:val="0"/>
+          <w:numId w:val="1000"/>
+        </w:numPr>
+      </w:pPr>
+      <w:r>
+        <w:t xml:space="preserve">Por lo tanto, la hermana ofrece mas ayuda ($202.500 vs $117.000), por lo que la eleccion de Andres fue incorrecta.</w:t>
       </w:r>
     </w:p>
     <w:p>
@@ -3963,7 +3963,7 @@
         </w:numPr>
       </w:pPr>
       <w:r>
-        <w:t xml:space="preserve">Incorrecto. Aunque algunos porcentajes individuales pueden variar, el total acumulado del tio ($ 74.000 ) es mayor.</w:t>
+        <w:t xml:space="preserve">Incorrecto. Aunque la critica puede tener sentido, la respuesta correcta es ’No’ porque la eleccion fue incorrecta: $ 202.500 vs $ 117.000 .</w:t>
       </w:r>
     </w:p>
     <w:p>
@@ -3974,7 +3974,7 @@
         </w:numPr>
       </w:pPr>
       <w:r>
-        <w:t xml:space="preserve">Incorrecto. Al calcular los totales: tio = $ 74.000 y abuela = $ 54.000 . el tio ofrece mas ayuda, por lo que la eleccion fue correcta.</w:t>
+        <w:t xml:space="preserve">Incorrecto. Al calcular los totales: hermana = $ 202.500 y abuelo = $ 117.000 . la hermana ofrece mas ayuda, por lo que la eleccion fue incorrecta.</w:t>
       </w:r>
     </w:p>
     <w:p>
@@ -3985,7 +3985,7 @@
         </w:numPr>
       </w:pPr>
       <w:r>
-        <w:t xml:space="preserve">Correcto. Al calcular los totales: tio = $ 74.000 y abuela = $ 54.000 . el tio ofrece mas ayuda, por lo que la eleccion fue correcta.</w:t>
+        <w:t xml:space="preserve">Correcto. Al calcular los totales: hermana = $ 202.500 y abuelo = $ 117.000 . la hermana ofrece mas ayuda, por lo que la eleccion fue incorrecta.</w:t>
       </w:r>
     </w:p>
     <w:p>
@@ -3996,7 +3996,7 @@
         </w:numPr>
       </w:pPr>
       <w:r>
-        <w:t xml:space="preserve">Incorrecto. Aunque los porcentajes pueden parecer similares, lo importante son los totales absolutos: $ 74.000 vs $ 54.000 .</w:t>
+        <w:t xml:space="preserve">Incorrecto. La eleccion de Andres fue incorrecta porque la hermana ofrece $ 202.500 mientras que el abuelo solo ofrece $ 117.000 .</w:t>
       </w:r>
     </w:p>
     <w:bookmarkEnd w:id="20"/>
